--- a/note googlespreedsheet.docx
+++ b/note googlespreedsheet.docx
@@ -298,7 +298,7 @@
           <w:noProof/>
         </w:rPr>
         <w:drawing>
-          <wp:inline distT="0" distB="0" distL="0" distR="0" wp14:anchorId="03EC4E1B" wp14:editId="55A231F6">
+          <wp:inline distT="0" distB="0" distL="0" distR="0" wp14:anchorId="03EC4E1B" wp14:editId="775BDF61">
             <wp:extent cx="5731510" cy="1471930"/>
             <wp:effectExtent l="0" t="0" r="2540" b="0"/>
             <wp:docPr id="1271658481" name="Picture 3"/>
@@ -16715,7 +16715,7 @@
           <w:noProof/>
         </w:rPr>
         <w:drawing>
-          <wp:inline distT="0" distB="0" distL="0" distR="0" wp14:anchorId="5C91850B" wp14:editId="03D9CD36">
+          <wp:inline distT="0" distB="0" distL="0" distR="0" wp14:anchorId="5C91850B" wp14:editId="60AA1105">
             <wp:extent cx="5731510" cy="1356360"/>
             <wp:effectExtent l="0" t="0" r="2540" b="0"/>
             <wp:docPr id="234378350" name="Picture 3"/>
@@ -20007,6 +20007,7 @@
       <w:r>
         <w:rPr>
           <w:rFonts w:ascii="Arial Narrow" w:hAnsi="Arial Narrow"/>
+          <w:noProof/>
           <w:sz w:val="24"/>
           <w:szCs w:val="24"/>
         </w:rPr>
@@ -20081,6 +20082,566 @@
     <w:p>
       <w:pPr>
         <w:spacing w:after="0" w:line="240" w:lineRule="auto"/>
+        <w:jc w:val="center"/>
+        <w:rPr>
+          <w:rFonts w:ascii="Arial Narrow" w:hAnsi="Arial Narrow"/>
+          <w:sz w:val="24"/>
+          <w:szCs w:val="24"/>
+        </w:rPr>
+      </w:pPr>
+      <w:r>
+        <w:rPr>
+          <w:rFonts w:ascii="Arial Narrow" w:hAnsi="Arial Narrow"/>
+          <w:sz w:val="24"/>
+          <w:szCs w:val="24"/>
+        </w:rPr>
+        <w:t xml:space="preserve">018 - </w:t>
+      </w:r>
+      <w:proofErr w:type="spellStart"/>
+      <w:r>
+        <w:rPr>
+          <w:rFonts w:ascii="Arial Narrow" w:hAnsi="Arial Narrow"/>
+          <w:sz w:val="24"/>
+          <w:szCs w:val="24"/>
+        </w:rPr>
+        <w:t>Membuat</w:t>
+      </w:r>
+      <w:proofErr w:type="spellEnd"/>
+      <w:r>
+        <w:rPr>
+          <w:rFonts w:ascii="Arial Narrow" w:hAnsi="Arial Narrow"/>
+          <w:sz w:val="24"/>
+          <w:szCs w:val="24"/>
+        </w:rPr>
+        <w:t xml:space="preserve"> </w:t>
+      </w:r>
+      <w:proofErr w:type="spellStart"/>
+      <w:r>
+        <w:rPr>
+          <w:rFonts w:ascii="Arial Narrow" w:hAnsi="Arial Narrow"/>
+          <w:sz w:val="24"/>
+          <w:szCs w:val="24"/>
+        </w:rPr>
+        <w:t>Kondisi</w:t>
+      </w:r>
+      <w:proofErr w:type="spellEnd"/>
+      <w:r>
+        <w:rPr>
+          <w:rFonts w:ascii="Arial Narrow" w:hAnsi="Arial Narrow"/>
+          <w:sz w:val="24"/>
+          <w:szCs w:val="24"/>
+        </w:rPr>
+        <w:t xml:space="preserve"> </w:t>
+      </w:r>
+      <w:proofErr w:type="spellStart"/>
+      <w:r>
+        <w:rPr>
+          <w:rFonts w:ascii="Arial Narrow" w:hAnsi="Arial Narrow"/>
+          <w:sz w:val="24"/>
+          <w:szCs w:val="24"/>
+        </w:rPr>
+        <w:t>Berbatas</w:t>
+      </w:r>
+      <w:proofErr w:type="spellEnd"/>
+      <w:r>
+        <w:rPr>
+          <w:rFonts w:ascii="Arial Narrow" w:hAnsi="Arial Narrow"/>
+          <w:sz w:val="24"/>
+          <w:szCs w:val="24"/>
+        </w:rPr>
+        <w:t xml:space="preserve"> Waktu Google Apps Script</w:t>
+      </w:r>
+    </w:p>
+    <w:p>
+      <w:pPr>
+        <w:spacing w:after="0" w:line="240" w:lineRule="auto"/>
+        <w:rPr>
+          <w:rFonts w:ascii="Arial Narrow" w:hAnsi="Arial Narrow"/>
+          <w:sz w:val="24"/>
+          <w:szCs w:val="24"/>
+        </w:rPr>
+      </w:pPr>
+      <w:r>
+        <w:rPr>
+          <w:rFonts w:ascii="Arial Narrow" w:hAnsi="Arial Narrow"/>
+          <w:sz w:val="24"/>
+          <w:szCs w:val="24"/>
+        </w:rPr>
+        <w:t>Case:</w:t>
+      </w:r>
+    </w:p>
+    <w:p>
+      <w:pPr>
+        <w:spacing w:after="0" w:line="240" w:lineRule="auto"/>
+        <w:rPr>
+          <w:rFonts w:ascii="Arial Narrow" w:hAnsi="Arial Narrow"/>
+          <w:sz w:val="24"/>
+          <w:szCs w:val="24"/>
+        </w:rPr>
+      </w:pPr>
+      <w:r>
+        <w:rPr>
+          <w:rFonts w:ascii="Arial Narrow" w:hAnsi="Arial Narrow"/>
+          <w:sz w:val="24"/>
+          <w:szCs w:val="24"/>
+        </w:rPr>
+        <w:t>If limit more less than system will be run</w:t>
+      </w:r>
+    </w:p>
+    <w:p>
+      <w:pPr>
+        <w:spacing w:after="0" w:line="240" w:lineRule="auto"/>
+        <w:rPr>
+          <w:rFonts w:ascii="Arial Narrow" w:hAnsi="Arial Narrow"/>
+          <w:sz w:val="24"/>
+          <w:szCs w:val="24"/>
+        </w:rPr>
+      </w:pPr>
+    </w:p>
+    <w:p>
+      <w:pPr>
+        <w:spacing w:after="0" w:line="240" w:lineRule="auto"/>
+        <w:rPr>
+          <w:rFonts w:ascii="Arial Narrow" w:hAnsi="Arial Narrow"/>
+          <w:sz w:val="24"/>
+          <w:szCs w:val="24"/>
+        </w:rPr>
+      </w:pPr>
+      <w:r>
+        <w:rPr>
+          <w:rFonts w:ascii="Arial Narrow" w:hAnsi="Arial Narrow"/>
+          <w:sz w:val="24"/>
+          <w:szCs w:val="24"/>
+        </w:rPr>
+        <w:t xml:space="preserve">function </w:t>
+      </w:r>
+      <w:proofErr w:type="spellStart"/>
+      <w:r>
+        <w:rPr>
+          <w:rFonts w:ascii="Arial Narrow" w:hAnsi="Arial Narrow"/>
+          <w:sz w:val="24"/>
+          <w:szCs w:val="24"/>
+        </w:rPr>
+        <w:t>batas_waktu</w:t>
+      </w:r>
+      <w:proofErr w:type="spellEnd"/>
+      <w:r>
+        <w:rPr>
+          <w:rFonts w:ascii="Arial Narrow" w:hAnsi="Arial Narrow"/>
+          <w:sz w:val="24"/>
+          <w:szCs w:val="24"/>
+        </w:rPr>
+        <w:t>(){</w:t>
+      </w:r>
+    </w:p>
+    <w:p>
+      <w:pPr>
+        <w:spacing w:after="0" w:line="240" w:lineRule="auto"/>
+        <w:rPr>
+          <w:rFonts w:ascii="Arial Narrow" w:hAnsi="Arial Narrow"/>
+          <w:sz w:val="24"/>
+          <w:szCs w:val="24"/>
+        </w:rPr>
+      </w:pPr>
+      <w:r>
+        <w:rPr>
+          <w:rFonts w:ascii="Arial Narrow" w:hAnsi="Arial Narrow"/>
+          <w:sz w:val="24"/>
+          <w:szCs w:val="24"/>
+        </w:rPr>
+        <w:t>  var now = new Date();</w:t>
+      </w:r>
+    </w:p>
+    <w:p>
+      <w:pPr>
+        <w:spacing w:after="0" w:line="240" w:lineRule="auto"/>
+        <w:rPr>
+          <w:rFonts w:ascii="Arial Narrow" w:hAnsi="Arial Narrow"/>
+          <w:sz w:val="24"/>
+          <w:szCs w:val="24"/>
+        </w:rPr>
+      </w:pPr>
+      <w:r>
+        <w:rPr>
+          <w:rFonts w:ascii="Arial Narrow" w:hAnsi="Arial Narrow"/>
+          <w:sz w:val="24"/>
+          <w:szCs w:val="24"/>
+        </w:rPr>
+        <w:t>  Logger.log(now);</w:t>
+      </w:r>
+    </w:p>
+    <w:p>
+      <w:pPr>
+        <w:spacing w:after="0" w:line="240" w:lineRule="auto"/>
+        <w:rPr>
+          <w:rFonts w:ascii="Arial Narrow" w:hAnsi="Arial Narrow"/>
+          <w:sz w:val="24"/>
+          <w:szCs w:val="24"/>
+        </w:rPr>
+      </w:pPr>
+      <w:r>
+        <w:rPr>
+          <w:rFonts w:ascii="Arial Narrow" w:hAnsi="Arial Narrow"/>
+          <w:sz w:val="24"/>
+          <w:szCs w:val="24"/>
+        </w:rPr>
+        <w:t>  var limit = new Date(2026,8,13,5,56,00);//</w:t>
+      </w:r>
+      <w:proofErr w:type="spellStart"/>
+      <w:r>
+        <w:rPr>
+          <w:rFonts w:ascii="Arial Narrow" w:hAnsi="Arial Narrow"/>
+          <w:sz w:val="24"/>
+          <w:szCs w:val="24"/>
+        </w:rPr>
+        <w:t>bulan</w:t>
+      </w:r>
+      <w:proofErr w:type="spellEnd"/>
+      <w:r>
+        <w:rPr>
+          <w:rFonts w:ascii="Arial Narrow" w:hAnsi="Arial Narrow"/>
+          <w:sz w:val="24"/>
+          <w:szCs w:val="24"/>
+        </w:rPr>
+        <w:t xml:space="preserve"> </w:t>
+      </w:r>
+      <w:proofErr w:type="spellStart"/>
+      <w:r>
+        <w:rPr>
+          <w:rFonts w:ascii="Arial Narrow" w:hAnsi="Arial Narrow"/>
+          <w:sz w:val="24"/>
+          <w:szCs w:val="24"/>
+        </w:rPr>
+        <w:t>september</w:t>
+      </w:r>
+      <w:proofErr w:type="spellEnd"/>
+      <w:r>
+        <w:rPr>
+          <w:rFonts w:ascii="Arial Narrow" w:hAnsi="Arial Narrow"/>
+          <w:sz w:val="24"/>
+          <w:szCs w:val="24"/>
+        </w:rPr>
+        <w:t xml:space="preserve"> is 8 </w:t>
+      </w:r>
+      <w:proofErr w:type="spellStart"/>
+      <w:r>
+        <w:rPr>
+          <w:rFonts w:ascii="Arial Narrow" w:hAnsi="Arial Narrow"/>
+          <w:sz w:val="24"/>
+          <w:szCs w:val="24"/>
+        </w:rPr>
+        <w:t>tanggal</w:t>
+      </w:r>
+      <w:proofErr w:type="spellEnd"/>
+      <w:r>
+        <w:rPr>
+          <w:rFonts w:ascii="Arial Narrow" w:hAnsi="Arial Narrow"/>
+          <w:sz w:val="24"/>
+          <w:szCs w:val="24"/>
+        </w:rPr>
+        <w:t xml:space="preserve"> 13 </w:t>
+      </w:r>
+      <w:proofErr w:type="spellStart"/>
+      <w:r>
+        <w:rPr>
+          <w:rFonts w:ascii="Arial Narrow" w:hAnsi="Arial Narrow"/>
+          <w:sz w:val="24"/>
+          <w:szCs w:val="24"/>
+        </w:rPr>
+        <w:t>tahun</w:t>
+      </w:r>
+      <w:proofErr w:type="spellEnd"/>
+      <w:r>
+        <w:rPr>
+          <w:rFonts w:ascii="Arial Narrow" w:hAnsi="Arial Narrow"/>
+          <w:sz w:val="24"/>
+          <w:szCs w:val="24"/>
+        </w:rPr>
+        <w:t xml:space="preserve"> 2026</w:t>
+      </w:r>
+    </w:p>
+    <w:p>
+      <w:pPr>
+        <w:spacing w:after="0" w:line="240" w:lineRule="auto"/>
+        <w:rPr>
+          <w:rFonts w:ascii="Arial Narrow" w:hAnsi="Arial Narrow"/>
+          <w:sz w:val="24"/>
+          <w:szCs w:val="24"/>
+        </w:rPr>
+      </w:pPr>
+      <w:r>
+        <w:rPr>
+          <w:rFonts w:ascii="Arial Narrow" w:hAnsi="Arial Narrow"/>
+          <w:sz w:val="24"/>
+          <w:szCs w:val="24"/>
+        </w:rPr>
+        <w:t>  Logger.log(limit);</w:t>
+      </w:r>
+    </w:p>
+    <w:p>
+      <w:pPr>
+        <w:spacing w:after="0" w:line="240" w:lineRule="auto"/>
+        <w:rPr>
+          <w:rFonts w:ascii="Arial Narrow" w:hAnsi="Arial Narrow"/>
+          <w:sz w:val="24"/>
+          <w:szCs w:val="24"/>
+        </w:rPr>
+      </w:pPr>
+      <w:r>
+        <w:rPr>
+          <w:rFonts w:ascii="Arial Narrow" w:hAnsi="Arial Narrow"/>
+          <w:sz w:val="24"/>
+          <w:szCs w:val="24"/>
+        </w:rPr>
+        <w:t>  if(now&lt;limit){</w:t>
+      </w:r>
+    </w:p>
+    <w:p>
+      <w:pPr>
+        <w:spacing w:after="0" w:line="240" w:lineRule="auto"/>
+        <w:rPr>
+          <w:rFonts w:ascii="Arial Narrow" w:hAnsi="Arial Narrow"/>
+          <w:sz w:val="24"/>
+          <w:szCs w:val="24"/>
+        </w:rPr>
+      </w:pPr>
+      <w:r>
+        <w:rPr>
+          <w:rFonts w:ascii="Arial Narrow" w:hAnsi="Arial Narrow"/>
+          <w:sz w:val="24"/>
+          <w:szCs w:val="24"/>
+        </w:rPr>
+        <w:t>    Logger.log('</w:t>
+      </w:r>
+      <w:proofErr w:type="spellStart"/>
+      <w:r>
+        <w:rPr>
+          <w:rFonts w:ascii="Arial Narrow" w:hAnsi="Arial Narrow"/>
+          <w:sz w:val="24"/>
+          <w:szCs w:val="24"/>
+        </w:rPr>
+        <w:t>Sistem</w:t>
+      </w:r>
+      <w:proofErr w:type="spellEnd"/>
+      <w:r>
+        <w:rPr>
+          <w:rFonts w:ascii="Arial Narrow" w:hAnsi="Arial Narrow"/>
+          <w:sz w:val="24"/>
+          <w:szCs w:val="24"/>
+        </w:rPr>
+        <w:t xml:space="preserve"> </w:t>
+      </w:r>
+      <w:proofErr w:type="spellStart"/>
+      <w:r>
+        <w:rPr>
+          <w:rFonts w:ascii="Arial Narrow" w:hAnsi="Arial Narrow"/>
+          <w:sz w:val="24"/>
+          <w:szCs w:val="24"/>
+        </w:rPr>
+        <w:t>berjalan</w:t>
+      </w:r>
+      <w:proofErr w:type="spellEnd"/>
+      <w:r>
+        <w:rPr>
+          <w:rFonts w:ascii="Arial Narrow" w:hAnsi="Arial Narrow"/>
+          <w:sz w:val="24"/>
+          <w:szCs w:val="24"/>
+        </w:rPr>
+        <w:t>');</w:t>
+      </w:r>
+    </w:p>
+    <w:p>
+      <w:pPr>
+        <w:spacing w:after="0" w:line="240" w:lineRule="auto"/>
+        <w:rPr>
+          <w:rFonts w:ascii="Arial Narrow" w:hAnsi="Arial Narrow"/>
+          <w:sz w:val="24"/>
+          <w:szCs w:val="24"/>
+        </w:rPr>
+      </w:pPr>
+      <w:r>
+        <w:rPr>
+          <w:rFonts w:ascii="Arial Narrow" w:hAnsi="Arial Narrow"/>
+          <w:sz w:val="24"/>
+          <w:szCs w:val="24"/>
+        </w:rPr>
+        <w:t>  }else{</w:t>
+      </w:r>
+    </w:p>
+    <w:p>
+      <w:pPr>
+        <w:spacing w:after="0" w:line="240" w:lineRule="auto"/>
+        <w:rPr>
+          <w:rFonts w:ascii="Arial Narrow" w:hAnsi="Arial Narrow"/>
+          <w:sz w:val="24"/>
+          <w:szCs w:val="24"/>
+        </w:rPr>
+      </w:pPr>
+      <w:r>
+        <w:rPr>
+          <w:rFonts w:ascii="Arial Narrow" w:hAnsi="Arial Narrow"/>
+          <w:sz w:val="24"/>
+          <w:szCs w:val="24"/>
+        </w:rPr>
+        <w:t>    Logger.log('</w:t>
+      </w:r>
+      <w:proofErr w:type="spellStart"/>
+      <w:r>
+        <w:rPr>
+          <w:rFonts w:ascii="Arial Narrow" w:hAnsi="Arial Narrow"/>
+          <w:sz w:val="24"/>
+          <w:szCs w:val="24"/>
+        </w:rPr>
+        <w:t>Sistem</w:t>
+      </w:r>
+      <w:proofErr w:type="spellEnd"/>
+      <w:r>
+        <w:rPr>
+          <w:rFonts w:ascii="Arial Narrow" w:hAnsi="Arial Narrow"/>
+          <w:sz w:val="24"/>
+          <w:szCs w:val="24"/>
+        </w:rPr>
+        <w:t xml:space="preserve"> </w:t>
+      </w:r>
+      <w:proofErr w:type="spellStart"/>
+      <w:r>
+        <w:rPr>
+          <w:rFonts w:ascii="Arial Narrow" w:hAnsi="Arial Narrow"/>
+          <w:sz w:val="24"/>
+          <w:szCs w:val="24"/>
+        </w:rPr>
+        <w:t>tidak</w:t>
+      </w:r>
+      <w:proofErr w:type="spellEnd"/>
+      <w:r>
+        <w:rPr>
+          <w:rFonts w:ascii="Arial Narrow" w:hAnsi="Arial Narrow"/>
+          <w:sz w:val="24"/>
+          <w:szCs w:val="24"/>
+        </w:rPr>
+        <w:t xml:space="preserve"> </w:t>
+      </w:r>
+      <w:proofErr w:type="spellStart"/>
+      <w:r>
+        <w:rPr>
+          <w:rFonts w:ascii="Arial Narrow" w:hAnsi="Arial Narrow"/>
+          <w:sz w:val="24"/>
+          <w:szCs w:val="24"/>
+        </w:rPr>
+        <w:t>berjalan</w:t>
+      </w:r>
+      <w:proofErr w:type="spellEnd"/>
+      <w:r>
+        <w:rPr>
+          <w:rFonts w:ascii="Arial Narrow" w:hAnsi="Arial Narrow"/>
+          <w:sz w:val="24"/>
+          <w:szCs w:val="24"/>
+        </w:rPr>
+        <w:t>');</w:t>
+      </w:r>
+    </w:p>
+    <w:p>
+      <w:pPr>
+        <w:spacing w:after="0" w:line="240" w:lineRule="auto"/>
+        <w:rPr>
+          <w:rFonts w:ascii="Arial Narrow" w:hAnsi="Arial Narrow"/>
+          <w:sz w:val="24"/>
+          <w:szCs w:val="24"/>
+        </w:rPr>
+      </w:pPr>
+      <w:r>
+        <w:rPr>
+          <w:rFonts w:ascii="Arial Narrow" w:hAnsi="Arial Narrow"/>
+          <w:sz w:val="24"/>
+          <w:szCs w:val="24"/>
+        </w:rPr>
+        <w:t>  }</w:t>
+      </w:r>
+    </w:p>
+    <w:p>
+      <w:pPr>
+        <w:spacing w:after="0" w:line="240" w:lineRule="auto"/>
+        <w:rPr>
+          <w:rFonts w:ascii="Arial Narrow" w:hAnsi="Arial Narrow"/>
+          <w:sz w:val="24"/>
+          <w:szCs w:val="24"/>
+        </w:rPr>
+      </w:pPr>
+      <w:r>
+        <w:rPr>
+          <w:rFonts w:ascii="Arial Narrow" w:hAnsi="Arial Narrow"/>
+          <w:sz w:val="24"/>
+          <w:szCs w:val="24"/>
+        </w:rPr>
+        <w:t>}</w:t>
+      </w:r>
+    </w:p>
+    <w:p>
+      <w:pPr>
+        <w:spacing w:after="0" w:line="240" w:lineRule="auto"/>
+        <w:rPr>
+          <w:rFonts w:ascii="Arial Narrow" w:hAnsi="Arial Narrow"/>
+          <w:sz w:val="24"/>
+          <w:szCs w:val="24"/>
+        </w:rPr>
+      </w:pPr>
+    </w:p>
+    <w:p>
+      <w:pPr>
+        <w:spacing w:after="0" w:line="240" w:lineRule="auto"/>
+        <w:rPr>
+          <w:rFonts w:ascii="Arial Narrow" w:hAnsi="Arial Narrow"/>
+          <w:sz w:val="24"/>
+          <w:szCs w:val="24"/>
+        </w:rPr>
+      </w:pPr>
+      <w:r>
+        <w:rPr>
+          <w:rFonts w:ascii="Arial Narrow" w:hAnsi="Arial Narrow"/>
+          <w:sz w:val="24"/>
+          <w:szCs w:val="24"/>
+        </w:rPr>
+        <w:lastRenderedPageBreak/>
+        <w:drawing>
+          <wp:inline distT="0" distB="0" distL="0" distR="0" wp14:anchorId="087C7DC6" wp14:editId="2AF1B8BF">
+            <wp:extent cx="4282811" cy="1950889"/>
+            <wp:effectExtent l="0" t="0" r="3810" b="0"/>
+            <wp:docPr id="361682627" name="Picture 1"/>
+            <wp:cNvGraphicFramePr>
+              <a:graphicFrameLocks xmlns:a="http://schemas.openxmlformats.org/drawingml/2006/main" noChangeAspect="1"/>
+            </wp:cNvGraphicFramePr>
+            <a:graphic xmlns:a="http://schemas.openxmlformats.org/drawingml/2006/main">
+              <a:graphicData uri="http://schemas.openxmlformats.org/drawingml/2006/picture">
+                <pic:pic xmlns:pic="http://schemas.openxmlformats.org/drawingml/2006/picture">
+                  <pic:nvPicPr>
+                    <pic:cNvPr id="361682627" name=""/>
+                    <pic:cNvPicPr/>
+                  </pic:nvPicPr>
+                  <pic:blipFill>
+                    <a:blip r:embed="rId49"/>
+                    <a:stretch>
+                      <a:fillRect/>
+                    </a:stretch>
+                  </pic:blipFill>
+                  <pic:spPr>
+                    <a:xfrm>
+                      <a:off x="0" y="0"/>
+                      <a:ext cx="4282811" cy="1950889"/>
+                    </a:xfrm>
+                    <a:prstGeom prst="rect">
+                      <a:avLst/>
+                    </a:prstGeom>
+                  </pic:spPr>
+                </pic:pic>
+              </a:graphicData>
+            </a:graphic>
+          </wp:inline>
+        </w:drawing>
+      </w:r>
+    </w:p>
+    <w:p>
+      <w:pPr>
+        <w:spacing w:after="0" w:line="240" w:lineRule="auto"/>
         <w:rPr>
           <w:rFonts w:ascii="Arial Narrow" w:hAnsi="Arial Narrow"/>
           <w:sz w:val="24"/>
@@ -20149,7 +20710,7 @@
       </w:pPr>
     </w:p>
     <w:sectPr>
-      <w:footerReference w:type="default" r:id="rId49"/>
+      <w:footerReference w:type="default" r:id="rId50"/>
       <w:pgSz w:w="11906" w:h="16838"/>
       <w:pgMar w:top="568" w:right="1440" w:bottom="1440" w:left="1440" w:header="708" w:footer="0" w:gutter="0"/>
       <w:cols w:space="708"/>

--- a/note googlespreedsheet.docx
+++ b/note googlespreedsheet.docx
@@ -298,7 +298,7 @@
           <w:noProof/>
         </w:rPr>
         <w:drawing>
-          <wp:inline distT="0" distB="0" distL="0" distR="0" wp14:anchorId="03EC4E1B" wp14:editId="775BDF61">
+          <wp:inline distT="0" distB="0" distL="0" distR="0" wp14:anchorId="03EC4E1B" wp14:editId="57B59076">
             <wp:extent cx="5731510" cy="1471930"/>
             <wp:effectExtent l="0" t="0" r="2540" b="0"/>
             <wp:docPr id="1271658481" name="Picture 3"/>
@@ -2117,7 +2117,25 @@
           <w:sz w:val="24"/>
           <w:szCs w:val="24"/>
         </w:rPr>
-        <w:t xml:space="preserve">('A1').activate() </w:t>
+        <w:t>('A1'</w:t>
+      </w:r>
+      <w:proofErr w:type="gramStart"/>
+      <w:r>
+        <w:rPr>
+          <w:rFonts w:ascii="Arial Narrow" w:hAnsi="Arial Narrow"/>
+          <w:sz w:val="24"/>
+          <w:szCs w:val="24"/>
+        </w:rPr>
+        <w:t>).activate</w:t>
+      </w:r>
+      <w:proofErr w:type="gramEnd"/>
+      <w:r>
+        <w:rPr>
+          <w:rFonts w:ascii="Arial Narrow" w:hAnsi="Arial Narrow"/>
+          <w:sz w:val="24"/>
+          <w:szCs w:val="24"/>
+        </w:rPr>
+        <w:t xml:space="preserve">() </w:t>
       </w:r>
       <w:proofErr w:type="spellStart"/>
       <w:r>
@@ -2153,7 +2171,25 @@
           <w:sz w:val="24"/>
           <w:szCs w:val="24"/>
         </w:rPr>
-        <w:t xml:space="preserve">('D1').activate() </w:t>
+        <w:t>('D1'</w:t>
+      </w:r>
+      <w:proofErr w:type="gramStart"/>
+      <w:r>
+        <w:rPr>
+          <w:rFonts w:ascii="Arial Narrow" w:hAnsi="Arial Narrow"/>
+          <w:sz w:val="24"/>
+          <w:szCs w:val="24"/>
+        </w:rPr>
+        <w:t>).activate</w:t>
+      </w:r>
+      <w:proofErr w:type="gramEnd"/>
+      <w:r>
+        <w:rPr>
+          <w:rFonts w:ascii="Arial Narrow" w:hAnsi="Arial Narrow"/>
+          <w:sz w:val="24"/>
+          <w:szCs w:val="24"/>
+        </w:rPr>
+        <w:t xml:space="preserve">() </w:t>
       </w:r>
       <w:proofErr w:type="spellStart"/>
       <w:r>
@@ -3540,6 +3576,7 @@
         <w:t xml:space="preserve"> </w:t>
       </w:r>
       <w:proofErr w:type="spellStart"/>
+      <w:proofErr w:type="gramStart"/>
       <w:r>
         <w:rPr>
           <w:rFonts w:ascii="Arial Narrow" w:hAnsi="Arial Narrow"/>
@@ -3549,13 +3586,32 @@
         <w:t>spreadsheet.getRange</w:t>
       </w:r>
       <w:proofErr w:type="spellEnd"/>
-      <w:r>
-        <w:rPr>
-          <w:rFonts w:ascii="Arial Narrow" w:hAnsi="Arial Narrow"/>
-          <w:sz w:val="24"/>
-          <w:szCs w:val="24"/>
-        </w:rPr>
-        <w:t xml:space="preserve">('D5').activate(); yang </w:t>
+      <w:proofErr w:type="gramEnd"/>
+      <w:r>
+        <w:rPr>
+          <w:rFonts w:ascii="Arial Narrow" w:hAnsi="Arial Narrow"/>
+          <w:sz w:val="24"/>
+          <w:szCs w:val="24"/>
+        </w:rPr>
+        <w:t>('D5'</w:t>
+      </w:r>
+      <w:proofErr w:type="gramStart"/>
+      <w:r>
+        <w:rPr>
+          <w:rFonts w:ascii="Arial Narrow" w:hAnsi="Arial Narrow"/>
+          <w:sz w:val="24"/>
+          <w:szCs w:val="24"/>
+        </w:rPr>
+        <w:t>).activate</w:t>
+      </w:r>
+      <w:proofErr w:type="gramEnd"/>
+      <w:r>
+        <w:rPr>
+          <w:rFonts w:ascii="Arial Narrow" w:hAnsi="Arial Narrow"/>
+          <w:sz w:val="24"/>
+          <w:szCs w:val="24"/>
+        </w:rPr>
+        <w:t xml:space="preserve">(); yang </w:t>
       </w:r>
       <w:proofErr w:type="spellStart"/>
       <w:r>
@@ -3926,7 +3982,25 @@
           <w:sz w:val="24"/>
           <w:szCs w:val="24"/>
         </w:rPr>
-        <w:t xml:space="preserve"> many method:</w:t>
+        <w:t xml:space="preserve"> many </w:t>
+      </w:r>
+      <w:proofErr w:type="gramStart"/>
+      <w:r>
+        <w:rPr>
+          <w:rFonts w:ascii="Arial Narrow" w:hAnsi="Arial Narrow"/>
+          <w:sz w:val="24"/>
+          <w:szCs w:val="24"/>
+        </w:rPr>
+        <w:t>method</w:t>
+      </w:r>
+      <w:proofErr w:type="gramEnd"/>
+      <w:r>
+        <w:rPr>
+          <w:rFonts w:ascii="Arial Narrow" w:hAnsi="Arial Narrow"/>
+          <w:sz w:val="24"/>
+          <w:szCs w:val="24"/>
+        </w:rPr>
+        <w:t>:</w:t>
       </w:r>
     </w:p>
     <w:p>
@@ -3953,7 +4027,16 @@
           <w:sz w:val="24"/>
           <w:szCs w:val="24"/>
         </w:rPr>
-        <w:t>ambil_data</w:t>
+        <w:t>ambil_</w:t>
+      </w:r>
+      <w:proofErr w:type="gramStart"/>
+      <w:r>
+        <w:rPr>
+          <w:rFonts w:ascii="Arial Narrow" w:hAnsi="Arial Narrow"/>
+          <w:sz w:val="24"/>
+          <w:szCs w:val="24"/>
+        </w:rPr>
+        <w:t>data</w:t>
       </w:r>
       <w:proofErr w:type="spellEnd"/>
       <w:r>
@@ -3964,6 +4047,7 @@
         </w:rPr>
         <w:t>(){</w:t>
       </w:r>
+      <w:proofErr w:type="gramEnd"/>
     </w:p>
     <w:p>
       <w:pPr>
@@ -4065,6 +4149,7 @@
         <w:t xml:space="preserve"> = </w:t>
       </w:r>
       <w:proofErr w:type="spellStart"/>
+      <w:proofErr w:type="gramStart"/>
       <w:r>
         <w:rPr>
           <w:rFonts w:ascii="Arial Narrow" w:hAnsi="Arial Narrow"/>
@@ -4074,6 +4159,7 @@
         <w:t>sheet.getSheetByName</w:t>
       </w:r>
       <w:proofErr w:type="spellEnd"/>
+      <w:proofErr w:type="gramEnd"/>
       <w:r>
         <w:rPr>
           <w:rFonts w:ascii="Arial Narrow" w:hAnsi="Arial Narrow"/>
@@ -4153,16 +4239,35 @@
           <w:sz w:val="24"/>
           <w:szCs w:val="24"/>
         </w:rPr>
-        <w:t>nama_sheet.getRange</w:t>
-      </w:r>
-      <w:proofErr w:type="spellEnd"/>
-      <w:r>
-        <w:rPr>
-          <w:rFonts w:ascii="Arial Narrow" w:hAnsi="Arial Narrow"/>
-          <w:sz w:val="24"/>
-          <w:szCs w:val="24"/>
-        </w:rPr>
-        <w:t>('A1').</w:t>
+        <w:t>nama_</w:t>
+      </w:r>
+      <w:proofErr w:type="gramStart"/>
+      <w:r>
+        <w:rPr>
+          <w:rFonts w:ascii="Arial Narrow" w:hAnsi="Arial Narrow"/>
+          <w:sz w:val="24"/>
+          <w:szCs w:val="24"/>
+        </w:rPr>
+        <w:t>sheet.getRange</w:t>
+      </w:r>
+      <w:proofErr w:type="spellEnd"/>
+      <w:proofErr w:type="gramEnd"/>
+      <w:r>
+        <w:rPr>
+          <w:rFonts w:ascii="Arial Narrow" w:hAnsi="Arial Narrow"/>
+          <w:sz w:val="24"/>
+          <w:szCs w:val="24"/>
+        </w:rPr>
+        <w:t>('A1'</w:t>
+      </w:r>
+      <w:proofErr w:type="gramStart"/>
+      <w:r>
+        <w:rPr>
+          <w:rFonts w:ascii="Arial Narrow" w:hAnsi="Arial Narrow"/>
+          <w:sz w:val="24"/>
+          <w:szCs w:val="24"/>
+        </w:rPr>
+        <w:t>).</w:t>
       </w:r>
       <w:proofErr w:type="spellStart"/>
       <w:r>
@@ -4174,6 +4279,7 @@
         <w:t>getValue</w:t>
       </w:r>
       <w:proofErr w:type="spellEnd"/>
+      <w:proofErr w:type="gramEnd"/>
       <w:r>
         <w:rPr>
           <w:rFonts w:ascii="Arial Narrow" w:hAnsi="Arial Narrow"/>
@@ -4235,16 +4341,35 @@
           <w:sz w:val="24"/>
           <w:szCs w:val="24"/>
         </w:rPr>
-        <w:t>nama_sheet.getRange</w:t>
-      </w:r>
-      <w:proofErr w:type="spellEnd"/>
-      <w:r>
-        <w:rPr>
-          <w:rFonts w:ascii="Arial Narrow" w:hAnsi="Arial Narrow"/>
-          <w:sz w:val="24"/>
-          <w:szCs w:val="24"/>
-        </w:rPr>
-        <w:t>('A2:E2').</w:t>
+        <w:t>nama_</w:t>
+      </w:r>
+      <w:proofErr w:type="gramStart"/>
+      <w:r>
+        <w:rPr>
+          <w:rFonts w:ascii="Arial Narrow" w:hAnsi="Arial Narrow"/>
+          <w:sz w:val="24"/>
+          <w:szCs w:val="24"/>
+        </w:rPr>
+        <w:t>sheet.getRange</w:t>
+      </w:r>
+      <w:proofErr w:type="spellEnd"/>
+      <w:proofErr w:type="gramEnd"/>
+      <w:r>
+        <w:rPr>
+          <w:rFonts w:ascii="Arial Narrow" w:hAnsi="Arial Narrow"/>
+          <w:sz w:val="24"/>
+          <w:szCs w:val="24"/>
+        </w:rPr>
+        <w:t>('A2:E2'</w:t>
+      </w:r>
+      <w:proofErr w:type="gramStart"/>
+      <w:r>
+        <w:rPr>
+          <w:rFonts w:ascii="Arial Narrow" w:hAnsi="Arial Narrow"/>
+          <w:sz w:val="24"/>
+          <w:szCs w:val="24"/>
+        </w:rPr>
+        <w:t>).</w:t>
       </w:r>
       <w:proofErr w:type="spellStart"/>
       <w:r>
@@ -4256,6 +4381,7 @@
         <w:t>getValue</w:t>
       </w:r>
       <w:proofErr w:type="spellEnd"/>
+      <w:proofErr w:type="gramEnd"/>
       <w:r>
         <w:rPr>
           <w:rFonts w:ascii="Arial Narrow" w:hAnsi="Arial Narrow"/>
@@ -4327,16 +4453,35 @@
           <w:sz w:val="24"/>
           <w:szCs w:val="24"/>
         </w:rPr>
-        <w:t>nama_sheet.getRange</w:t>
-      </w:r>
-      <w:proofErr w:type="spellEnd"/>
-      <w:r>
-        <w:rPr>
-          <w:rFonts w:ascii="Arial Narrow" w:hAnsi="Arial Narrow"/>
-          <w:sz w:val="24"/>
-          <w:szCs w:val="24"/>
-        </w:rPr>
-        <w:t>(2,1).</w:t>
+        <w:t>nama_</w:t>
+      </w:r>
+      <w:proofErr w:type="gramStart"/>
+      <w:r>
+        <w:rPr>
+          <w:rFonts w:ascii="Arial Narrow" w:hAnsi="Arial Narrow"/>
+          <w:sz w:val="24"/>
+          <w:szCs w:val="24"/>
+        </w:rPr>
+        <w:t>sheet.getRange</w:t>
+      </w:r>
+      <w:proofErr w:type="spellEnd"/>
+      <w:proofErr w:type="gramEnd"/>
+      <w:r>
+        <w:rPr>
+          <w:rFonts w:ascii="Arial Narrow" w:hAnsi="Arial Narrow"/>
+          <w:sz w:val="24"/>
+          <w:szCs w:val="24"/>
+        </w:rPr>
+        <w:t>(2,1</w:t>
+      </w:r>
+      <w:proofErr w:type="gramStart"/>
+      <w:r>
+        <w:rPr>
+          <w:rFonts w:ascii="Arial Narrow" w:hAnsi="Arial Narrow"/>
+          <w:sz w:val="24"/>
+          <w:szCs w:val="24"/>
+        </w:rPr>
+        <w:t>).</w:t>
       </w:r>
       <w:proofErr w:type="spellStart"/>
       <w:r>
@@ -4348,6 +4493,7 @@
         <w:t>getValue</w:t>
       </w:r>
       <w:proofErr w:type="spellEnd"/>
+      <w:proofErr w:type="gramEnd"/>
       <w:r>
         <w:rPr>
           <w:rFonts w:ascii="Arial Narrow" w:hAnsi="Arial Narrow"/>
@@ -4419,16 +4565,35 @@
           <w:sz w:val="24"/>
           <w:szCs w:val="24"/>
         </w:rPr>
-        <w:t>nama_sheet.getRange</w:t>
-      </w:r>
-      <w:proofErr w:type="spellEnd"/>
-      <w:r>
-        <w:rPr>
-          <w:rFonts w:ascii="Arial Narrow" w:hAnsi="Arial Narrow"/>
-          <w:sz w:val="24"/>
-          <w:szCs w:val="24"/>
-        </w:rPr>
-        <w:t>(2,1,3).</w:t>
+        <w:t>nama_</w:t>
+      </w:r>
+      <w:proofErr w:type="gramStart"/>
+      <w:r>
+        <w:rPr>
+          <w:rFonts w:ascii="Arial Narrow" w:hAnsi="Arial Narrow"/>
+          <w:sz w:val="24"/>
+          <w:szCs w:val="24"/>
+        </w:rPr>
+        <w:t>sheet.getRange</w:t>
+      </w:r>
+      <w:proofErr w:type="spellEnd"/>
+      <w:proofErr w:type="gramEnd"/>
+      <w:r>
+        <w:rPr>
+          <w:rFonts w:ascii="Arial Narrow" w:hAnsi="Arial Narrow"/>
+          <w:sz w:val="24"/>
+          <w:szCs w:val="24"/>
+        </w:rPr>
+        <w:t>(2,1,3</w:t>
+      </w:r>
+      <w:proofErr w:type="gramStart"/>
+      <w:r>
+        <w:rPr>
+          <w:rFonts w:ascii="Arial Narrow" w:hAnsi="Arial Narrow"/>
+          <w:sz w:val="24"/>
+          <w:szCs w:val="24"/>
+        </w:rPr>
+        <w:t>).</w:t>
       </w:r>
       <w:proofErr w:type="spellStart"/>
       <w:r>
@@ -4440,6 +4605,7 @@
         <w:t>getValues</w:t>
       </w:r>
       <w:proofErr w:type="spellEnd"/>
+      <w:proofErr w:type="gramEnd"/>
       <w:r>
         <w:rPr>
           <w:rFonts w:ascii="Arial Narrow" w:hAnsi="Arial Narrow"/>
@@ -4529,16 +4695,35 @@
           <w:sz w:val="24"/>
           <w:szCs w:val="24"/>
         </w:rPr>
-        <w:t>nama_sheet.getRange</w:t>
-      </w:r>
-      <w:proofErr w:type="spellEnd"/>
-      <w:r>
-        <w:rPr>
-          <w:rFonts w:ascii="Arial Narrow" w:hAnsi="Arial Narrow"/>
-          <w:sz w:val="24"/>
-          <w:szCs w:val="24"/>
-        </w:rPr>
-        <w:t>(2,1,3,3).</w:t>
+        <w:t>nama_</w:t>
+      </w:r>
+      <w:proofErr w:type="gramStart"/>
+      <w:r>
+        <w:rPr>
+          <w:rFonts w:ascii="Arial Narrow" w:hAnsi="Arial Narrow"/>
+          <w:sz w:val="24"/>
+          <w:szCs w:val="24"/>
+        </w:rPr>
+        <w:t>sheet.getRange</w:t>
+      </w:r>
+      <w:proofErr w:type="spellEnd"/>
+      <w:proofErr w:type="gramEnd"/>
+      <w:r>
+        <w:rPr>
+          <w:rFonts w:ascii="Arial Narrow" w:hAnsi="Arial Narrow"/>
+          <w:sz w:val="24"/>
+          <w:szCs w:val="24"/>
+        </w:rPr>
+        <w:t>(2,1,3,3</w:t>
+      </w:r>
+      <w:proofErr w:type="gramStart"/>
+      <w:r>
+        <w:rPr>
+          <w:rFonts w:ascii="Arial Narrow" w:hAnsi="Arial Narrow"/>
+          <w:sz w:val="24"/>
+          <w:szCs w:val="24"/>
+        </w:rPr>
+        <w:t>).</w:t>
       </w:r>
       <w:proofErr w:type="spellStart"/>
       <w:r>
@@ -4550,6 +4735,7 @@
         <w:t>getValues</w:t>
       </w:r>
       <w:proofErr w:type="spellEnd"/>
+      <w:proofErr w:type="gramEnd"/>
       <w:r>
         <w:rPr>
           <w:rFonts w:ascii="Arial Narrow" w:hAnsi="Arial Narrow"/>
@@ -4629,16 +4815,35 @@
           <w:sz w:val="24"/>
           <w:szCs w:val="24"/>
         </w:rPr>
-        <w:t>nama_sheet.getRange</w:t>
-      </w:r>
-      <w:proofErr w:type="spellEnd"/>
-      <w:r>
-        <w:rPr>
-          <w:rFonts w:ascii="Arial Narrow" w:hAnsi="Arial Narrow"/>
-          <w:sz w:val="24"/>
-          <w:szCs w:val="24"/>
-        </w:rPr>
-        <w:t>('C2').</w:t>
+        <w:t>nama_</w:t>
+      </w:r>
+      <w:proofErr w:type="gramStart"/>
+      <w:r>
+        <w:rPr>
+          <w:rFonts w:ascii="Arial Narrow" w:hAnsi="Arial Narrow"/>
+          <w:sz w:val="24"/>
+          <w:szCs w:val="24"/>
+        </w:rPr>
+        <w:t>sheet.getRange</w:t>
+      </w:r>
+      <w:proofErr w:type="spellEnd"/>
+      <w:proofErr w:type="gramEnd"/>
+      <w:r>
+        <w:rPr>
+          <w:rFonts w:ascii="Arial Narrow" w:hAnsi="Arial Narrow"/>
+          <w:sz w:val="24"/>
+          <w:szCs w:val="24"/>
+        </w:rPr>
+        <w:t>('C2'</w:t>
+      </w:r>
+      <w:proofErr w:type="gramStart"/>
+      <w:r>
+        <w:rPr>
+          <w:rFonts w:ascii="Arial Narrow" w:hAnsi="Arial Narrow"/>
+          <w:sz w:val="24"/>
+          <w:szCs w:val="24"/>
+        </w:rPr>
+        <w:t>).</w:t>
       </w:r>
       <w:proofErr w:type="spellStart"/>
       <w:r>
@@ -4650,6 +4855,7 @@
         <w:t>getValue</w:t>
       </w:r>
       <w:proofErr w:type="spellEnd"/>
+      <w:proofErr w:type="gramEnd"/>
       <w:r>
         <w:rPr>
           <w:rFonts w:ascii="Arial Narrow" w:hAnsi="Arial Narrow"/>
@@ -4765,16 +4971,35 @@
           <w:sz w:val="24"/>
           <w:szCs w:val="24"/>
         </w:rPr>
-        <w:t>nama_sheet.getRange</w:t>
-      </w:r>
-      <w:proofErr w:type="spellEnd"/>
-      <w:r>
-        <w:rPr>
-          <w:rFonts w:ascii="Arial Narrow" w:hAnsi="Arial Narrow"/>
-          <w:sz w:val="24"/>
-          <w:szCs w:val="24"/>
-        </w:rPr>
-        <w:t>('C2').</w:t>
+        <w:t>nama_</w:t>
+      </w:r>
+      <w:proofErr w:type="gramStart"/>
+      <w:r>
+        <w:rPr>
+          <w:rFonts w:ascii="Arial Narrow" w:hAnsi="Arial Narrow"/>
+          <w:sz w:val="24"/>
+          <w:szCs w:val="24"/>
+        </w:rPr>
+        <w:t>sheet.getRange</w:t>
+      </w:r>
+      <w:proofErr w:type="spellEnd"/>
+      <w:proofErr w:type="gramEnd"/>
+      <w:r>
+        <w:rPr>
+          <w:rFonts w:ascii="Arial Narrow" w:hAnsi="Arial Narrow"/>
+          <w:sz w:val="24"/>
+          <w:szCs w:val="24"/>
+        </w:rPr>
+        <w:t>('C2'</w:t>
+      </w:r>
+      <w:proofErr w:type="gramStart"/>
+      <w:r>
+        <w:rPr>
+          <w:rFonts w:ascii="Arial Narrow" w:hAnsi="Arial Narrow"/>
+          <w:sz w:val="24"/>
+          <w:szCs w:val="24"/>
+        </w:rPr>
+        <w:t>).</w:t>
       </w:r>
       <w:proofErr w:type="spellStart"/>
       <w:r>
@@ -4786,6 +5011,7 @@
         <w:t>getDisplayValues</w:t>
       </w:r>
       <w:proofErr w:type="spellEnd"/>
+      <w:proofErr w:type="gramEnd"/>
       <w:r>
         <w:rPr>
           <w:rFonts w:ascii="Arial Narrow" w:hAnsi="Arial Narrow"/>
@@ -4838,79 +5064,169 @@
           <w:sz w:val="24"/>
           <w:szCs w:val="24"/>
         </w:rPr>
-        <w:t>  Logger.log('isi1: '+isi1);</w:t>
-      </w:r>
-    </w:p>
-    <w:p>
-      <w:pPr>
-        <w:spacing w:after="0" w:line="240" w:lineRule="auto"/>
-        <w:rPr>
-          <w:rFonts w:ascii="Arial Narrow" w:hAnsi="Arial Narrow"/>
-          <w:sz w:val="24"/>
-          <w:szCs w:val="24"/>
-        </w:rPr>
-      </w:pPr>
-      <w:r>
-        <w:rPr>
-          <w:rFonts w:ascii="Arial Narrow" w:hAnsi="Arial Narrow"/>
-          <w:sz w:val="24"/>
-          <w:szCs w:val="24"/>
-        </w:rPr>
-        <w:t>  Logger.log('isi2: '+isi2);</w:t>
-      </w:r>
-    </w:p>
-    <w:p>
-      <w:pPr>
-        <w:spacing w:after="0" w:line="240" w:lineRule="auto"/>
-        <w:rPr>
-          <w:rFonts w:ascii="Arial Narrow" w:hAnsi="Arial Narrow"/>
-          <w:sz w:val="24"/>
-          <w:szCs w:val="24"/>
-        </w:rPr>
-      </w:pPr>
-      <w:r>
-        <w:rPr>
-          <w:rFonts w:ascii="Arial Narrow" w:hAnsi="Arial Narrow"/>
-          <w:sz w:val="24"/>
-          <w:szCs w:val="24"/>
-        </w:rPr>
-        <w:t>  Logger.log('isi3: '+isi3);</w:t>
-      </w:r>
-    </w:p>
-    <w:p>
-      <w:pPr>
-        <w:spacing w:after="0" w:line="240" w:lineRule="auto"/>
-        <w:rPr>
-          <w:rFonts w:ascii="Arial Narrow" w:hAnsi="Arial Narrow"/>
-          <w:sz w:val="24"/>
-          <w:szCs w:val="24"/>
-        </w:rPr>
-      </w:pPr>
-      <w:r>
-        <w:rPr>
-          <w:rFonts w:ascii="Arial Narrow" w:hAnsi="Arial Narrow"/>
-          <w:sz w:val="24"/>
-          <w:szCs w:val="24"/>
-        </w:rPr>
-        <w:t>  Logger.log('isi4: '+isi4);</w:t>
-      </w:r>
-    </w:p>
-    <w:p>
-      <w:pPr>
-        <w:spacing w:after="0" w:line="240" w:lineRule="auto"/>
-        <w:rPr>
-          <w:rFonts w:ascii="Arial Narrow" w:hAnsi="Arial Narrow"/>
-          <w:sz w:val="24"/>
-          <w:szCs w:val="24"/>
-        </w:rPr>
-      </w:pPr>
-      <w:r>
-        <w:rPr>
-          <w:rFonts w:ascii="Arial Narrow" w:hAnsi="Arial Narrow"/>
-          <w:sz w:val="24"/>
-          <w:szCs w:val="24"/>
-        </w:rPr>
-        <w:t>  Logger.log('isi5: '+isi5);</w:t>
+        <w:t xml:space="preserve">  </w:t>
+      </w:r>
+      <w:proofErr w:type="gramStart"/>
+      <w:r>
+        <w:rPr>
+          <w:rFonts w:ascii="Arial Narrow" w:hAnsi="Arial Narrow"/>
+          <w:sz w:val="24"/>
+          <w:szCs w:val="24"/>
+        </w:rPr>
+        <w:t>Logger.log(</w:t>
+      </w:r>
+      <w:proofErr w:type="gramEnd"/>
+      <w:r>
+        <w:rPr>
+          <w:rFonts w:ascii="Arial Narrow" w:hAnsi="Arial Narrow"/>
+          <w:sz w:val="24"/>
+          <w:szCs w:val="24"/>
+        </w:rPr>
+        <w:t>'isi1: '+isi1);</w:t>
+      </w:r>
+    </w:p>
+    <w:p>
+      <w:pPr>
+        <w:spacing w:after="0" w:line="240" w:lineRule="auto"/>
+        <w:rPr>
+          <w:rFonts w:ascii="Arial Narrow" w:hAnsi="Arial Narrow"/>
+          <w:sz w:val="24"/>
+          <w:szCs w:val="24"/>
+        </w:rPr>
+      </w:pPr>
+      <w:r>
+        <w:rPr>
+          <w:rFonts w:ascii="Arial Narrow" w:hAnsi="Arial Narrow"/>
+          <w:sz w:val="24"/>
+          <w:szCs w:val="24"/>
+        </w:rPr>
+        <w:t xml:space="preserve">  </w:t>
+      </w:r>
+      <w:proofErr w:type="gramStart"/>
+      <w:r>
+        <w:rPr>
+          <w:rFonts w:ascii="Arial Narrow" w:hAnsi="Arial Narrow"/>
+          <w:sz w:val="24"/>
+          <w:szCs w:val="24"/>
+        </w:rPr>
+        <w:t>Logger.log(</w:t>
+      </w:r>
+      <w:proofErr w:type="gramEnd"/>
+      <w:r>
+        <w:rPr>
+          <w:rFonts w:ascii="Arial Narrow" w:hAnsi="Arial Narrow"/>
+          <w:sz w:val="24"/>
+          <w:szCs w:val="24"/>
+        </w:rPr>
+        <w:t>'isi2: '+isi2);</w:t>
+      </w:r>
+    </w:p>
+    <w:p>
+      <w:pPr>
+        <w:spacing w:after="0" w:line="240" w:lineRule="auto"/>
+        <w:rPr>
+          <w:rFonts w:ascii="Arial Narrow" w:hAnsi="Arial Narrow"/>
+          <w:sz w:val="24"/>
+          <w:szCs w:val="24"/>
+        </w:rPr>
+      </w:pPr>
+      <w:r>
+        <w:rPr>
+          <w:rFonts w:ascii="Arial Narrow" w:hAnsi="Arial Narrow"/>
+          <w:sz w:val="24"/>
+          <w:szCs w:val="24"/>
+        </w:rPr>
+        <w:t xml:space="preserve">  </w:t>
+      </w:r>
+      <w:proofErr w:type="gramStart"/>
+      <w:r>
+        <w:rPr>
+          <w:rFonts w:ascii="Arial Narrow" w:hAnsi="Arial Narrow"/>
+          <w:sz w:val="24"/>
+          <w:szCs w:val="24"/>
+        </w:rPr>
+        <w:t>Logger.log(</w:t>
+      </w:r>
+      <w:proofErr w:type="gramEnd"/>
+      <w:r>
+        <w:rPr>
+          <w:rFonts w:ascii="Arial Narrow" w:hAnsi="Arial Narrow"/>
+          <w:sz w:val="24"/>
+          <w:szCs w:val="24"/>
+        </w:rPr>
+        <w:t>'isi3: '+isi3);</w:t>
+      </w:r>
+    </w:p>
+    <w:p>
+      <w:pPr>
+        <w:spacing w:after="0" w:line="240" w:lineRule="auto"/>
+        <w:rPr>
+          <w:rFonts w:ascii="Arial Narrow" w:hAnsi="Arial Narrow"/>
+          <w:sz w:val="24"/>
+          <w:szCs w:val="24"/>
+        </w:rPr>
+      </w:pPr>
+      <w:r>
+        <w:rPr>
+          <w:rFonts w:ascii="Arial Narrow" w:hAnsi="Arial Narrow"/>
+          <w:sz w:val="24"/>
+          <w:szCs w:val="24"/>
+        </w:rPr>
+        <w:t xml:space="preserve">  </w:t>
+      </w:r>
+      <w:proofErr w:type="gramStart"/>
+      <w:r>
+        <w:rPr>
+          <w:rFonts w:ascii="Arial Narrow" w:hAnsi="Arial Narrow"/>
+          <w:sz w:val="24"/>
+          <w:szCs w:val="24"/>
+        </w:rPr>
+        <w:t>Logger.log(</w:t>
+      </w:r>
+      <w:proofErr w:type="gramEnd"/>
+      <w:r>
+        <w:rPr>
+          <w:rFonts w:ascii="Arial Narrow" w:hAnsi="Arial Narrow"/>
+          <w:sz w:val="24"/>
+          <w:szCs w:val="24"/>
+        </w:rPr>
+        <w:t>'isi4: '+isi4);</w:t>
+      </w:r>
+    </w:p>
+    <w:p>
+      <w:pPr>
+        <w:spacing w:after="0" w:line="240" w:lineRule="auto"/>
+        <w:rPr>
+          <w:rFonts w:ascii="Arial Narrow" w:hAnsi="Arial Narrow"/>
+          <w:sz w:val="24"/>
+          <w:szCs w:val="24"/>
+        </w:rPr>
+      </w:pPr>
+      <w:r>
+        <w:rPr>
+          <w:rFonts w:ascii="Arial Narrow" w:hAnsi="Arial Narrow"/>
+          <w:sz w:val="24"/>
+          <w:szCs w:val="24"/>
+        </w:rPr>
+        <w:t xml:space="preserve">  </w:t>
+      </w:r>
+      <w:proofErr w:type="gramStart"/>
+      <w:r>
+        <w:rPr>
+          <w:rFonts w:ascii="Arial Narrow" w:hAnsi="Arial Narrow"/>
+          <w:sz w:val="24"/>
+          <w:szCs w:val="24"/>
+        </w:rPr>
+        <w:t>Logger.log(</w:t>
+      </w:r>
+      <w:proofErr w:type="gramEnd"/>
+      <w:r>
+        <w:rPr>
+          <w:rFonts w:ascii="Arial Narrow" w:hAnsi="Arial Narrow"/>
+          <w:sz w:val="24"/>
+          <w:szCs w:val="24"/>
+        </w:rPr>
+        <w:t>'isi5: '+isi5);</w:t>
       </w:r>
     </w:p>
     <w:p>
@@ -4946,25 +5262,61 @@
           <w:sz w:val="24"/>
           <w:szCs w:val="24"/>
         </w:rPr>
-        <w:t>  Logger.log('isi6: '+isi6);</w:t>
-      </w:r>
-    </w:p>
-    <w:p>
-      <w:pPr>
-        <w:spacing w:after="0" w:line="240" w:lineRule="auto"/>
-        <w:rPr>
-          <w:rFonts w:ascii="Arial Narrow" w:hAnsi="Arial Narrow"/>
-          <w:sz w:val="24"/>
-          <w:szCs w:val="24"/>
-        </w:rPr>
-      </w:pPr>
-      <w:r>
-        <w:rPr>
-          <w:rFonts w:ascii="Arial Narrow" w:hAnsi="Arial Narrow"/>
-          <w:sz w:val="24"/>
-          <w:szCs w:val="24"/>
-        </w:rPr>
-        <w:t>  Logger.log('isi7: '+isi7);</w:t>
+        <w:t xml:space="preserve">  </w:t>
+      </w:r>
+      <w:proofErr w:type="gramStart"/>
+      <w:r>
+        <w:rPr>
+          <w:rFonts w:ascii="Arial Narrow" w:hAnsi="Arial Narrow"/>
+          <w:sz w:val="24"/>
+          <w:szCs w:val="24"/>
+        </w:rPr>
+        <w:t>Logger.log(</w:t>
+      </w:r>
+      <w:proofErr w:type="gramEnd"/>
+      <w:r>
+        <w:rPr>
+          <w:rFonts w:ascii="Arial Narrow" w:hAnsi="Arial Narrow"/>
+          <w:sz w:val="24"/>
+          <w:szCs w:val="24"/>
+        </w:rPr>
+        <w:t>'isi6: '+isi6);</w:t>
+      </w:r>
+    </w:p>
+    <w:p>
+      <w:pPr>
+        <w:spacing w:after="0" w:line="240" w:lineRule="auto"/>
+        <w:rPr>
+          <w:rFonts w:ascii="Arial Narrow" w:hAnsi="Arial Narrow"/>
+          <w:sz w:val="24"/>
+          <w:szCs w:val="24"/>
+        </w:rPr>
+      </w:pPr>
+      <w:r>
+        <w:rPr>
+          <w:rFonts w:ascii="Arial Narrow" w:hAnsi="Arial Narrow"/>
+          <w:sz w:val="24"/>
+          <w:szCs w:val="24"/>
+        </w:rPr>
+        <w:t xml:space="preserve">  </w:t>
+      </w:r>
+      <w:proofErr w:type="gramStart"/>
+      <w:r>
+        <w:rPr>
+          <w:rFonts w:ascii="Arial Narrow" w:hAnsi="Arial Narrow"/>
+          <w:sz w:val="24"/>
+          <w:szCs w:val="24"/>
+        </w:rPr>
+        <w:t>Logger.log(</w:t>
+      </w:r>
+      <w:proofErr w:type="gramEnd"/>
+      <w:r>
+        <w:rPr>
+          <w:rFonts w:ascii="Arial Narrow" w:hAnsi="Arial Narrow"/>
+          <w:sz w:val="24"/>
+          <w:szCs w:val="24"/>
+        </w:rPr>
+        <w:t>'isi7: '+isi7);</w:t>
       </w:r>
     </w:p>
     <w:p>
@@ -5246,8 +5598,18 @@
           <w:sz w:val="24"/>
           <w:szCs w:val="24"/>
         </w:rPr>
-        <w:t>function header(){</w:t>
-      </w:r>
+        <w:t xml:space="preserve">function </w:t>
+      </w:r>
+      <w:proofErr w:type="gramStart"/>
+      <w:r>
+        <w:rPr>
+          <w:rFonts w:ascii="Arial Narrow" w:hAnsi="Arial Narrow"/>
+          <w:sz w:val="24"/>
+          <w:szCs w:val="24"/>
+        </w:rPr>
+        <w:t>header(){</w:t>
+      </w:r>
+      <w:proofErr w:type="gramEnd"/>
     </w:p>
     <w:p>
       <w:pPr>
@@ -5363,9 +5725,19 @@
           <w:sz w:val="24"/>
           <w:szCs w:val="24"/>
         </w:rPr>
-        <w:t>id_sheet.getSheetByName</w:t>
-      </w:r>
-      <w:proofErr w:type="spellEnd"/>
+        <w:t>id_</w:t>
+      </w:r>
+      <w:proofErr w:type="gramStart"/>
+      <w:r>
+        <w:rPr>
+          <w:rFonts w:ascii="Arial Narrow" w:hAnsi="Arial Narrow"/>
+          <w:sz w:val="24"/>
+          <w:szCs w:val="24"/>
+        </w:rPr>
+        <w:t>sheet.getSheetByName</w:t>
+      </w:r>
+      <w:proofErr w:type="spellEnd"/>
+      <w:proofErr w:type="gramEnd"/>
       <w:r>
         <w:rPr>
           <w:rFonts w:ascii="Arial Narrow" w:hAnsi="Arial Narrow"/>
@@ -5427,9 +5799,19 @@
           <w:sz w:val="24"/>
           <w:szCs w:val="24"/>
         </w:rPr>
-        <w:t>sheet_nama.getRange</w:t>
-      </w:r>
-      <w:proofErr w:type="spellEnd"/>
+        <w:t>sheet_</w:t>
+      </w:r>
+      <w:proofErr w:type="gramStart"/>
+      <w:r>
+        <w:rPr>
+          <w:rFonts w:ascii="Arial Narrow" w:hAnsi="Arial Narrow"/>
+          <w:sz w:val="24"/>
+          <w:szCs w:val="24"/>
+        </w:rPr>
+        <w:t>nama.getRange</w:t>
+      </w:r>
+      <w:proofErr w:type="spellEnd"/>
+      <w:proofErr w:type="gramEnd"/>
       <w:r>
         <w:rPr>
           <w:rFonts w:ascii="Arial Narrow" w:hAnsi="Arial Narrow"/>
@@ -5454,7 +5836,25 @@
           <w:sz w:val="24"/>
           <w:szCs w:val="24"/>
         </w:rPr>
-        <w:t>  get_colom_A1.setValue('No.');</w:t>
+        <w:t>  get_colom_A</w:t>
+      </w:r>
+      <w:proofErr w:type="gramStart"/>
+      <w:r>
+        <w:rPr>
+          <w:rFonts w:ascii="Arial Narrow" w:hAnsi="Arial Narrow"/>
+          <w:sz w:val="24"/>
+          <w:szCs w:val="24"/>
+        </w:rPr>
+        <w:t>1.setValue</w:t>
+      </w:r>
+      <w:proofErr w:type="gramEnd"/>
+      <w:r>
+        <w:rPr>
+          <w:rFonts w:ascii="Arial Narrow" w:hAnsi="Arial Narrow"/>
+          <w:sz w:val="24"/>
+          <w:szCs w:val="24"/>
+        </w:rPr>
+        <w:t>('No.');</w:t>
       </w:r>
     </w:p>
     <w:p>
@@ -5499,16 +5899,35 @@
           <w:sz w:val="24"/>
           <w:szCs w:val="24"/>
         </w:rPr>
-        <w:t>sheet_nama.getRange</w:t>
-      </w:r>
-      <w:proofErr w:type="spellEnd"/>
-      <w:r>
-        <w:rPr>
-          <w:rFonts w:ascii="Arial Narrow" w:hAnsi="Arial Narrow"/>
-          <w:sz w:val="24"/>
-          <w:szCs w:val="24"/>
-        </w:rPr>
-        <w:t>('A1').</w:t>
+        <w:t>sheet_</w:t>
+      </w:r>
+      <w:proofErr w:type="gramStart"/>
+      <w:r>
+        <w:rPr>
+          <w:rFonts w:ascii="Arial Narrow" w:hAnsi="Arial Narrow"/>
+          <w:sz w:val="24"/>
+          <w:szCs w:val="24"/>
+        </w:rPr>
+        <w:t>nama.getRange</w:t>
+      </w:r>
+      <w:proofErr w:type="spellEnd"/>
+      <w:proofErr w:type="gramEnd"/>
+      <w:r>
+        <w:rPr>
+          <w:rFonts w:ascii="Arial Narrow" w:hAnsi="Arial Narrow"/>
+          <w:sz w:val="24"/>
+          <w:szCs w:val="24"/>
+        </w:rPr>
+        <w:t>('A1'</w:t>
+      </w:r>
+      <w:proofErr w:type="gramStart"/>
+      <w:r>
+        <w:rPr>
+          <w:rFonts w:ascii="Arial Narrow" w:hAnsi="Arial Narrow"/>
+          <w:sz w:val="24"/>
+          <w:szCs w:val="24"/>
+        </w:rPr>
+        <w:t>).</w:t>
       </w:r>
       <w:proofErr w:type="spellStart"/>
       <w:r>
@@ -5520,6 +5939,7 @@
         <w:t>getDisplayValue</w:t>
       </w:r>
       <w:proofErr w:type="spellEnd"/>
+      <w:proofErr w:type="gramEnd"/>
       <w:r>
         <w:rPr>
           <w:rFonts w:ascii="Arial Narrow" w:hAnsi="Arial Narrow"/>
@@ -5591,9 +6011,19 @@
           <w:sz w:val="24"/>
           <w:szCs w:val="24"/>
         </w:rPr>
-        <w:t>sheet_nama.getRange</w:t>
-      </w:r>
-      <w:proofErr w:type="spellEnd"/>
+        <w:t>sheet_</w:t>
+      </w:r>
+      <w:proofErr w:type="gramStart"/>
+      <w:r>
+        <w:rPr>
+          <w:rFonts w:ascii="Arial Narrow" w:hAnsi="Arial Narrow"/>
+          <w:sz w:val="24"/>
+          <w:szCs w:val="24"/>
+        </w:rPr>
+        <w:t>nama.getRange</w:t>
+      </w:r>
+      <w:proofErr w:type="spellEnd"/>
+      <w:proofErr w:type="gramEnd"/>
       <w:r>
         <w:rPr>
           <w:rFonts w:ascii="Arial Narrow" w:hAnsi="Arial Narrow"/>
@@ -5618,7 +6048,25 @@
           <w:sz w:val="24"/>
           <w:szCs w:val="24"/>
         </w:rPr>
-        <w:t>  get_colom_B1.setValue('</w:t>
+        <w:t>  get_colom_B</w:t>
+      </w:r>
+      <w:proofErr w:type="gramStart"/>
+      <w:r>
+        <w:rPr>
+          <w:rFonts w:ascii="Arial Narrow" w:hAnsi="Arial Narrow"/>
+          <w:sz w:val="24"/>
+          <w:szCs w:val="24"/>
+        </w:rPr>
+        <w:t>1.setValue</w:t>
+      </w:r>
+      <w:proofErr w:type="gramEnd"/>
+      <w:r>
+        <w:rPr>
+          <w:rFonts w:ascii="Arial Narrow" w:hAnsi="Arial Narrow"/>
+          <w:sz w:val="24"/>
+          <w:szCs w:val="24"/>
+        </w:rPr>
+        <w:t>('</w:t>
       </w:r>
       <w:proofErr w:type="spellStart"/>
       <w:r>
@@ -5681,16 +6129,35 @@
           <w:sz w:val="24"/>
           <w:szCs w:val="24"/>
         </w:rPr>
-        <w:t>sheet_nama.getRange</w:t>
-      </w:r>
-      <w:proofErr w:type="spellEnd"/>
-      <w:r>
-        <w:rPr>
-          <w:rFonts w:ascii="Arial Narrow" w:hAnsi="Arial Narrow"/>
-          <w:sz w:val="24"/>
-          <w:szCs w:val="24"/>
-        </w:rPr>
-        <w:t>('B1').</w:t>
+        <w:t>sheet_</w:t>
+      </w:r>
+      <w:proofErr w:type="gramStart"/>
+      <w:r>
+        <w:rPr>
+          <w:rFonts w:ascii="Arial Narrow" w:hAnsi="Arial Narrow"/>
+          <w:sz w:val="24"/>
+          <w:szCs w:val="24"/>
+        </w:rPr>
+        <w:t>nama.getRange</w:t>
+      </w:r>
+      <w:proofErr w:type="spellEnd"/>
+      <w:proofErr w:type="gramEnd"/>
+      <w:r>
+        <w:rPr>
+          <w:rFonts w:ascii="Arial Narrow" w:hAnsi="Arial Narrow"/>
+          <w:sz w:val="24"/>
+          <w:szCs w:val="24"/>
+        </w:rPr>
+        <w:t>('B1'</w:t>
+      </w:r>
+      <w:proofErr w:type="gramStart"/>
+      <w:r>
+        <w:rPr>
+          <w:rFonts w:ascii="Arial Narrow" w:hAnsi="Arial Narrow"/>
+          <w:sz w:val="24"/>
+          <w:szCs w:val="24"/>
+        </w:rPr>
+        <w:t>).</w:t>
       </w:r>
       <w:proofErr w:type="spellStart"/>
       <w:r>
@@ -5702,6 +6169,7 @@
         <w:t>getDisplayValue</w:t>
       </w:r>
       <w:proofErr w:type="spellEnd"/>
+      <w:proofErr w:type="gramEnd"/>
       <w:r>
         <w:rPr>
           <w:rFonts w:ascii="Arial Narrow" w:hAnsi="Arial Narrow"/>
@@ -5763,9 +6231,19 @@
           <w:sz w:val="24"/>
           <w:szCs w:val="24"/>
         </w:rPr>
-        <w:t>sheet_nama.getRange</w:t>
-      </w:r>
-      <w:proofErr w:type="spellEnd"/>
+        <w:t>sheet_</w:t>
+      </w:r>
+      <w:proofErr w:type="gramStart"/>
+      <w:r>
+        <w:rPr>
+          <w:rFonts w:ascii="Arial Narrow" w:hAnsi="Arial Narrow"/>
+          <w:sz w:val="24"/>
+          <w:szCs w:val="24"/>
+        </w:rPr>
+        <w:t>nama.getRange</w:t>
+      </w:r>
+      <w:proofErr w:type="spellEnd"/>
+      <w:proofErr w:type="gramEnd"/>
       <w:r>
         <w:rPr>
           <w:rFonts w:ascii="Arial Narrow" w:hAnsi="Arial Narrow"/>
@@ -5790,7 +6268,25 @@
           <w:sz w:val="24"/>
           <w:szCs w:val="24"/>
         </w:rPr>
-        <w:t>  get_colom_C1.setValue('Nama');</w:t>
+        <w:t>  get_colom_C</w:t>
+      </w:r>
+      <w:proofErr w:type="gramStart"/>
+      <w:r>
+        <w:rPr>
+          <w:rFonts w:ascii="Arial Narrow" w:hAnsi="Arial Narrow"/>
+          <w:sz w:val="24"/>
+          <w:szCs w:val="24"/>
+        </w:rPr>
+        <w:t>1.setValue</w:t>
+      </w:r>
+      <w:proofErr w:type="gramEnd"/>
+      <w:r>
+        <w:rPr>
+          <w:rFonts w:ascii="Arial Narrow" w:hAnsi="Arial Narrow"/>
+          <w:sz w:val="24"/>
+          <w:szCs w:val="24"/>
+        </w:rPr>
+        <w:t>('Nama');</w:t>
       </w:r>
     </w:p>
     <w:p>
@@ -5855,9 +6351,19 @@
           <w:sz w:val="24"/>
           <w:szCs w:val="24"/>
         </w:rPr>
-        <w:t>sheet_nama.getRange</w:t>
-      </w:r>
-      <w:proofErr w:type="spellEnd"/>
+        <w:t>sheet_</w:t>
+      </w:r>
+      <w:proofErr w:type="gramStart"/>
+      <w:r>
+        <w:rPr>
+          <w:rFonts w:ascii="Arial Narrow" w:hAnsi="Arial Narrow"/>
+          <w:sz w:val="24"/>
+          <w:szCs w:val="24"/>
+        </w:rPr>
+        <w:t>nama.getRange</w:t>
+      </w:r>
+      <w:proofErr w:type="spellEnd"/>
+      <w:proofErr w:type="gramEnd"/>
       <w:r>
         <w:rPr>
           <w:rFonts w:ascii="Arial Narrow" w:hAnsi="Arial Narrow"/>
@@ -5882,7 +6388,25 @@
           <w:sz w:val="24"/>
           <w:szCs w:val="24"/>
         </w:rPr>
-        <w:t>  get_colom_D1.setValue('</w:t>
+        <w:t>  get_colom_D</w:t>
+      </w:r>
+      <w:proofErr w:type="gramStart"/>
+      <w:r>
+        <w:rPr>
+          <w:rFonts w:ascii="Arial Narrow" w:hAnsi="Arial Narrow"/>
+          <w:sz w:val="24"/>
+          <w:szCs w:val="24"/>
+        </w:rPr>
+        <w:t>1.setValue</w:t>
+      </w:r>
+      <w:proofErr w:type="gramEnd"/>
+      <w:r>
+        <w:rPr>
+          <w:rFonts w:ascii="Arial Narrow" w:hAnsi="Arial Narrow"/>
+          <w:sz w:val="24"/>
+          <w:szCs w:val="24"/>
+        </w:rPr>
+        <w:t>('</w:t>
       </w:r>
       <w:proofErr w:type="spellStart"/>
       <w:r>
@@ -5928,7 +6452,79 @@
           <w:sz w:val="24"/>
           <w:szCs w:val="24"/>
         </w:rPr>
-        <w:t>  sheet_nama.getRange('A1:D1').setVerticalAlignment('middle').setHorizontalAlignment('center').setFontWeight('bold');</w:t>
+        <w:t>  sheet_</w:t>
+      </w:r>
+      <w:proofErr w:type="gramStart"/>
+      <w:r>
+        <w:rPr>
+          <w:rFonts w:ascii="Arial Narrow" w:hAnsi="Arial Narrow"/>
+          <w:sz w:val="24"/>
+          <w:szCs w:val="24"/>
+        </w:rPr>
+        <w:t>nama.getRange</w:t>
+      </w:r>
+      <w:proofErr w:type="gramEnd"/>
+      <w:r>
+        <w:rPr>
+          <w:rFonts w:ascii="Arial Narrow" w:hAnsi="Arial Narrow"/>
+          <w:sz w:val="24"/>
+          <w:szCs w:val="24"/>
+        </w:rPr>
+        <w:t>('A1:D1'</w:t>
+      </w:r>
+      <w:proofErr w:type="gramStart"/>
+      <w:r>
+        <w:rPr>
+          <w:rFonts w:ascii="Arial Narrow" w:hAnsi="Arial Narrow"/>
+          <w:sz w:val="24"/>
+          <w:szCs w:val="24"/>
+        </w:rPr>
+        <w:t>).setVerticalAlignment</w:t>
+      </w:r>
+      <w:proofErr w:type="gramEnd"/>
+      <w:r>
+        <w:rPr>
+          <w:rFonts w:ascii="Arial Narrow" w:hAnsi="Arial Narrow"/>
+          <w:sz w:val="24"/>
+          <w:szCs w:val="24"/>
+        </w:rPr>
+        <w:t>('middle'</w:t>
+      </w:r>
+      <w:proofErr w:type="gramStart"/>
+      <w:r>
+        <w:rPr>
+          <w:rFonts w:ascii="Arial Narrow" w:hAnsi="Arial Narrow"/>
+          <w:sz w:val="24"/>
+          <w:szCs w:val="24"/>
+        </w:rPr>
+        <w:t>).setHorizontalAlignment</w:t>
+      </w:r>
+      <w:proofErr w:type="gramEnd"/>
+      <w:r>
+        <w:rPr>
+          <w:rFonts w:ascii="Arial Narrow" w:hAnsi="Arial Narrow"/>
+          <w:sz w:val="24"/>
+          <w:szCs w:val="24"/>
+        </w:rPr>
+        <w:t>('center'</w:t>
+      </w:r>
+      <w:proofErr w:type="gramStart"/>
+      <w:r>
+        <w:rPr>
+          <w:rFonts w:ascii="Arial Narrow" w:hAnsi="Arial Narrow"/>
+          <w:sz w:val="24"/>
+          <w:szCs w:val="24"/>
+        </w:rPr>
+        <w:t>).setFontWeight</w:t>
+      </w:r>
+      <w:proofErr w:type="gramEnd"/>
+      <w:r>
+        <w:rPr>
+          <w:rFonts w:ascii="Arial Narrow" w:hAnsi="Arial Narrow"/>
+          <w:sz w:val="24"/>
+          <w:szCs w:val="24"/>
+        </w:rPr>
+        <w:t>('bold');</w:t>
       </w:r>
     </w:p>
     <w:p>
@@ -5955,16 +6551,53 @@
           <w:sz w:val="24"/>
           <w:szCs w:val="24"/>
         </w:rPr>
-        <w:t>sheet_nama.getRange</w:t>
-      </w:r>
-      <w:proofErr w:type="spellEnd"/>
-      <w:r>
-        <w:rPr>
-          <w:rFonts w:ascii="Arial Narrow" w:hAnsi="Arial Narrow"/>
-          <w:sz w:val="24"/>
-          <w:szCs w:val="24"/>
-        </w:rPr>
-        <w:t>('B2:B').</w:t>
+        <w:t>sheet_</w:t>
+      </w:r>
+      <w:proofErr w:type="gramStart"/>
+      <w:r>
+        <w:rPr>
+          <w:rFonts w:ascii="Arial Narrow" w:hAnsi="Arial Narrow"/>
+          <w:sz w:val="24"/>
+          <w:szCs w:val="24"/>
+        </w:rPr>
+        <w:t>nama.getRange</w:t>
+      </w:r>
+      <w:proofErr w:type="spellEnd"/>
+      <w:proofErr w:type="gramEnd"/>
+      <w:r>
+        <w:rPr>
+          <w:rFonts w:ascii="Arial Narrow" w:hAnsi="Arial Narrow"/>
+          <w:sz w:val="24"/>
+          <w:szCs w:val="24"/>
+        </w:rPr>
+        <w:t>('B</w:t>
+      </w:r>
+      <w:proofErr w:type="gramStart"/>
+      <w:r>
+        <w:rPr>
+          <w:rFonts w:ascii="Arial Narrow" w:hAnsi="Arial Narrow"/>
+          <w:sz w:val="24"/>
+          <w:szCs w:val="24"/>
+        </w:rPr>
+        <w:t>2:B</w:t>
+      </w:r>
+      <w:proofErr w:type="gramEnd"/>
+      <w:r>
+        <w:rPr>
+          <w:rFonts w:ascii="Arial Narrow" w:hAnsi="Arial Narrow"/>
+          <w:sz w:val="24"/>
+          <w:szCs w:val="24"/>
+        </w:rPr>
+        <w:t>'</w:t>
+      </w:r>
+      <w:proofErr w:type="gramStart"/>
+      <w:r>
+        <w:rPr>
+          <w:rFonts w:ascii="Arial Narrow" w:hAnsi="Arial Narrow"/>
+          <w:sz w:val="24"/>
+          <w:szCs w:val="24"/>
+        </w:rPr>
+        <w:t>).</w:t>
       </w:r>
       <w:proofErr w:type="spellStart"/>
       <w:r>
@@ -5976,6 +6609,7 @@
         <w:t>setNumberFormat</w:t>
       </w:r>
       <w:proofErr w:type="spellEnd"/>
+      <w:proofErr w:type="gramEnd"/>
       <w:r>
         <w:rPr>
           <w:rFonts w:ascii="Arial Narrow" w:hAnsi="Arial Narrow"/>
@@ -6045,16 +6679,53 @@
           <w:sz w:val="24"/>
           <w:szCs w:val="24"/>
         </w:rPr>
-        <w:t>sheet_nama.getRange</w:t>
-      </w:r>
-      <w:proofErr w:type="spellEnd"/>
-      <w:r>
-        <w:rPr>
-          <w:rFonts w:ascii="Arial Narrow" w:hAnsi="Arial Narrow"/>
-          <w:sz w:val="24"/>
-          <w:szCs w:val="24"/>
-        </w:rPr>
-        <w:t>('B2:B').</w:t>
+        <w:t>sheet_</w:t>
+      </w:r>
+      <w:proofErr w:type="gramStart"/>
+      <w:r>
+        <w:rPr>
+          <w:rFonts w:ascii="Arial Narrow" w:hAnsi="Arial Narrow"/>
+          <w:sz w:val="24"/>
+          <w:szCs w:val="24"/>
+        </w:rPr>
+        <w:t>nama.getRange</w:t>
+      </w:r>
+      <w:proofErr w:type="spellEnd"/>
+      <w:proofErr w:type="gramEnd"/>
+      <w:r>
+        <w:rPr>
+          <w:rFonts w:ascii="Arial Narrow" w:hAnsi="Arial Narrow"/>
+          <w:sz w:val="24"/>
+          <w:szCs w:val="24"/>
+        </w:rPr>
+        <w:t>('B</w:t>
+      </w:r>
+      <w:proofErr w:type="gramStart"/>
+      <w:r>
+        <w:rPr>
+          <w:rFonts w:ascii="Arial Narrow" w:hAnsi="Arial Narrow"/>
+          <w:sz w:val="24"/>
+          <w:szCs w:val="24"/>
+        </w:rPr>
+        <w:t>2:B</w:t>
+      </w:r>
+      <w:proofErr w:type="gramEnd"/>
+      <w:r>
+        <w:rPr>
+          <w:rFonts w:ascii="Arial Narrow" w:hAnsi="Arial Narrow"/>
+          <w:sz w:val="24"/>
+          <w:szCs w:val="24"/>
+        </w:rPr>
+        <w:t>'</w:t>
+      </w:r>
+      <w:proofErr w:type="gramStart"/>
+      <w:r>
+        <w:rPr>
+          <w:rFonts w:ascii="Arial Narrow" w:hAnsi="Arial Narrow"/>
+          <w:sz w:val="24"/>
+          <w:szCs w:val="24"/>
+        </w:rPr>
+        <w:t>).</w:t>
       </w:r>
       <w:proofErr w:type="spellStart"/>
       <w:r>
@@ -6066,6 +6737,7 @@
         <w:t>setNumberFormat</w:t>
       </w:r>
       <w:proofErr w:type="spellEnd"/>
+      <w:proofErr w:type="gramEnd"/>
       <w:r>
         <w:rPr>
           <w:rFonts w:ascii="Arial Narrow" w:hAnsi="Arial Narrow"/>
@@ -6127,16 +6799,35 @@
           <w:sz w:val="24"/>
           <w:szCs w:val="24"/>
         </w:rPr>
-        <w:t>sheet_nama.getRange</w:t>
-      </w:r>
-      <w:proofErr w:type="spellEnd"/>
-      <w:r>
-        <w:rPr>
-          <w:rFonts w:ascii="Arial Narrow" w:hAnsi="Arial Narrow"/>
-          <w:sz w:val="24"/>
-          <w:szCs w:val="24"/>
-        </w:rPr>
-        <w:t>('D2:D').</w:t>
+        <w:t>sheet_</w:t>
+      </w:r>
+      <w:proofErr w:type="gramStart"/>
+      <w:r>
+        <w:rPr>
+          <w:rFonts w:ascii="Arial Narrow" w:hAnsi="Arial Narrow"/>
+          <w:sz w:val="24"/>
+          <w:szCs w:val="24"/>
+        </w:rPr>
+        <w:t>nama.getRange</w:t>
+      </w:r>
+      <w:proofErr w:type="spellEnd"/>
+      <w:proofErr w:type="gramEnd"/>
+      <w:r>
+        <w:rPr>
+          <w:rFonts w:ascii="Arial Narrow" w:hAnsi="Arial Narrow"/>
+          <w:sz w:val="24"/>
+          <w:szCs w:val="24"/>
+        </w:rPr>
+        <w:t>('D2:D'</w:t>
+      </w:r>
+      <w:proofErr w:type="gramStart"/>
+      <w:r>
+        <w:rPr>
+          <w:rFonts w:ascii="Arial Narrow" w:hAnsi="Arial Narrow"/>
+          <w:sz w:val="24"/>
+          <w:szCs w:val="24"/>
+        </w:rPr>
+        <w:t>).</w:t>
       </w:r>
       <w:proofErr w:type="spellStart"/>
       <w:r>
@@ -6148,13 +6839,32 @@
         <w:t>setNumberFormat</w:t>
       </w:r>
       <w:proofErr w:type="spellEnd"/>
-      <w:r>
-        <w:rPr>
-          <w:rFonts w:ascii="Arial Narrow" w:hAnsi="Arial Narrow"/>
-          <w:sz w:val="24"/>
-          <w:szCs w:val="24"/>
-        </w:rPr>
-        <w:t>('[$Rp. -421]#,##.00');</w:t>
+      <w:proofErr w:type="gramEnd"/>
+      <w:r>
+        <w:rPr>
+          <w:rFonts w:ascii="Arial Narrow" w:hAnsi="Arial Narrow"/>
+          <w:sz w:val="24"/>
+          <w:szCs w:val="24"/>
+        </w:rPr>
+        <w:t>('[$Rp. -</w:t>
+      </w:r>
+      <w:proofErr w:type="gramStart"/>
+      <w:r>
+        <w:rPr>
+          <w:rFonts w:ascii="Arial Narrow" w:hAnsi="Arial Narrow"/>
+          <w:sz w:val="24"/>
+          <w:szCs w:val="24"/>
+        </w:rPr>
+        <w:t>421]#</w:t>
+      </w:r>
+      <w:proofErr w:type="gramEnd"/>
+      <w:r>
+        <w:rPr>
+          <w:rFonts w:ascii="Arial Narrow" w:hAnsi="Arial Narrow"/>
+          <w:sz w:val="24"/>
+          <w:szCs w:val="24"/>
+        </w:rPr>
+        <w:t>,##.00');</w:t>
       </w:r>
     </w:p>
     <w:p>
@@ -6281,7 +6991,16 @@
           <w:sz w:val="24"/>
           <w:szCs w:val="24"/>
         </w:rPr>
-        <w:t>ambil_data</w:t>
+        <w:t>ambil_</w:t>
+      </w:r>
+      <w:proofErr w:type="gramStart"/>
+      <w:r>
+        <w:rPr>
+          <w:rFonts w:ascii="Arial Narrow" w:hAnsi="Arial Narrow"/>
+          <w:sz w:val="24"/>
+          <w:szCs w:val="24"/>
+        </w:rPr>
+        <w:t>data</w:t>
       </w:r>
       <w:proofErr w:type="spellEnd"/>
       <w:r>
@@ -6292,23 +7011,42 @@
         </w:rPr>
         <w:t>(){</w:t>
       </w:r>
-    </w:p>
-    <w:p>
-      <w:pPr>
-        <w:spacing w:after="0" w:line="240" w:lineRule="auto"/>
-        <w:rPr>
-          <w:rFonts w:ascii="Arial Narrow" w:hAnsi="Arial Narrow"/>
-          <w:sz w:val="24"/>
-          <w:szCs w:val="24"/>
-        </w:rPr>
-      </w:pPr>
-      <w:r>
-        <w:rPr>
-          <w:rFonts w:ascii="Arial Narrow" w:hAnsi="Arial Narrow"/>
-          <w:sz w:val="24"/>
-          <w:szCs w:val="24"/>
-        </w:rPr>
-        <w:t>  header();</w:t>
+      <w:proofErr w:type="gramEnd"/>
+    </w:p>
+    <w:p>
+      <w:pPr>
+        <w:spacing w:after="0" w:line="240" w:lineRule="auto"/>
+        <w:rPr>
+          <w:rFonts w:ascii="Arial Narrow" w:hAnsi="Arial Narrow"/>
+          <w:sz w:val="24"/>
+          <w:szCs w:val="24"/>
+        </w:rPr>
+      </w:pPr>
+      <w:r>
+        <w:rPr>
+          <w:rFonts w:ascii="Arial Narrow" w:hAnsi="Arial Narrow"/>
+          <w:sz w:val="24"/>
+          <w:szCs w:val="24"/>
+        </w:rPr>
+        <w:t xml:space="preserve">  </w:t>
+      </w:r>
+      <w:proofErr w:type="gramStart"/>
+      <w:r>
+        <w:rPr>
+          <w:rFonts w:ascii="Arial Narrow" w:hAnsi="Arial Narrow"/>
+          <w:sz w:val="24"/>
+          <w:szCs w:val="24"/>
+        </w:rPr>
+        <w:t>header(</w:t>
+      </w:r>
+      <w:proofErr w:type="gramEnd"/>
+      <w:r>
+        <w:rPr>
+          <w:rFonts w:ascii="Arial Narrow" w:hAnsi="Arial Narrow"/>
+          <w:sz w:val="24"/>
+          <w:szCs w:val="24"/>
+        </w:rPr>
+        <w:t>);</w:t>
       </w:r>
     </w:p>
     <w:p>
@@ -6417,9 +7155,19 @@
           <w:sz w:val="24"/>
           <w:szCs w:val="24"/>
         </w:rPr>
-        <w:t>id_sheet.getSheetByName</w:t>
-      </w:r>
-      <w:proofErr w:type="spellEnd"/>
+        <w:t>id_</w:t>
+      </w:r>
+      <w:proofErr w:type="gramStart"/>
+      <w:r>
+        <w:rPr>
+          <w:rFonts w:ascii="Arial Narrow" w:hAnsi="Arial Narrow"/>
+          <w:sz w:val="24"/>
+          <w:szCs w:val="24"/>
+        </w:rPr>
+        <w:t>sheet.getSheetByName</w:t>
+      </w:r>
+      <w:proofErr w:type="spellEnd"/>
+      <w:proofErr w:type="gramEnd"/>
       <w:r>
         <w:rPr>
           <w:rFonts w:ascii="Arial Narrow" w:hAnsi="Arial Narrow"/>
@@ -6472,7 +7220,43 @@
           <w:sz w:val="24"/>
           <w:szCs w:val="24"/>
         </w:rPr>
-        <w:t>  // sheet_nama.getRange('A2:D2').setValues([[1,'15/1/2026','Andi','1000']]);</w:t>
+        <w:t>  // sheet_</w:t>
+      </w:r>
+      <w:proofErr w:type="gramStart"/>
+      <w:r>
+        <w:rPr>
+          <w:rFonts w:ascii="Arial Narrow" w:hAnsi="Arial Narrow"/>
+          <w:sz w:val="24"/>
+          <w:szCs w:val="24"/>
+        </w:rPr>
+        <w:t>nama.getRange</w:t>
+      </w:r>
+      <w:proofErr w:type="gramEnd"/>
+      <w:r>
+        <w:rPr>
+          <w:rFonts w:ascii="Arial Narrow" w:hAnsi="Arial Narrow"/>
+          <w:sz w:val="24"/>
+          <w:szCs w:val="24"/>
+        </w:rPr>
+        <w:t>('A2:D2'</w:t>
+      </w:r>
+      <w:proofErr w:type="gramStart"/>
+      <w:r>
+        <w:rPr>
+          <w:rFonts w:ascii="Arial Narrow" w:hAnsi="Arial Narrow"/>
+          <w:sz w:val="24"/>
+          <w:szCs w:val="24"/>
+        </w:rPr>
+        <w:t>).setValues</w:t>
+      </w:r>
+      <w:proofErr w:type="gramEnd"/>
+      <w:r>
+        <w:rPr>
+          <w:rFonts w:ascii="Arial Narrow" w:hAnsi="Arial Narrow"/>
+          <w:sz w:val="24"/>
+          <w:szCs w:val="24"/>
+        </w:rPr>
+        <w:t>([[1,'15/1/2026','Andi','1000']]);</w:t>
       </w:r>
     </w:p>
     <w:p>
@@ -6527,16 +7311,35 @@
           <w:sz w:val="24"/>
           <w:szCs w:val="24"/>
         </w:rPr>
-        <w:t>sheet_nama.getRange</w:t>
-      </w:r>
-      <w:proofErr w:type="spellEnd"/>
-      <w:r>
-        <w:rPr>
-          <w:rFonts w:ascii="Arial Narrow" w:hAnsi="Arial Narrow"/>
-          <w:sz w:val="24"/>
-          <w:szCs w:val="24"/>
-        </w:rPr>
-        <w:t>('A2:D4').</w:t>
+        <w:t>sheet_</w:t>
+      </w:r>
+      <w:proofErr w:type="gramStart"/>
+      <w:r>
+        <w:rPr>
+          <w:rFonts w:ascii="Arial Narrow" w:hAnsi="Arial Narrow"/>
+          <w:sz w:val="24"/>
+          <w:szCs w:val="24"/>
+        </w:rPr>
+        <w:t>nama.getRange</w:t>
+      </w:r>
+      <w:proofErr w:type="spellEnd"/>
+      <w:proofErr w:type="gramEnd"/>
+      <w:r>
+        <w:rPr>
+          <w:rFonts w:ascii="Arial Narrow" w:hAnsi="Arial Narrow"/>
+          <w:sz w:val="24"/>
+          <w:szCs w:val="24"/>
+        </w:rPr>
+        <w:t>('A2:D4'</w:t>
+      </w:r>
+      <w:proofErr w:type="gramStart"/>
+      <w:r>
+        <w:rPr>
+          <w:rFonts w:ascii="Arial Narrow" w:hAnsi="Arial Narrow"/>
+          <w:sz w:val="24"/>
+          <w:szCs w:val="24"/>
+        </w:rPr>
+        <w:t>).</w:t>
       </w:r>
       <w:proofErr w:type="spellStart"/>
       <w:r>
@@ -6548,6 +7351,7 @@
         <w:t>setValues</w:t>
       </w:r>
       <w:proofErr w:type="spellEnd"/>
+      <w:proofErr w:type="gramEnd"/>
       <w:r>
         <w:rPr>
           <w:rFonts w:ascii="Arial Narrow" w:hAnsi="Arial Narrow"/>
@@ -6590,25 +7394,61 @@
           <w:sz w:val="24"/>
           <w:szCs w:val="24"/>
         </w:rPr>
-        <w:t>    [2,new Date(2026,1,15),'Joko','2000'],</w:t>
-      </w:r>
-    </w:p>
-    <w:p>
-      <w:pPr>
-        <w:spacing w:after="0" w:line="240" w:lineRule="auto"/>
-        <w:rPr>
-          <w:rFonts w:ascii="Arial Narrow" w:hAnsi="Arial Narrow"/>
-          <w:sz w:val="24"/>
-          <w:szCs w:val="24"/>
-        </w:rPr>
-      </w:pPr>
-      <w:r>
-        <w:rPr>
-          <w:rFonts w:ascii="Arial Narrow" w:hAnsi="Arial Narrow"/>
-          <w:sz w:val="24"/>
-          <w:szCs w:val="24"/>
-        </w:rPr>
-        <w:t>    [3,new Date(2026,4,11),'Budi','7000']</w:t>
+        <w:t>    [</w:t>
+      </w:r>
+      <w:proofErr w:type="gramStart"/>
+      <w:r>
+        <w:rPr>
+          <w:rFonts w:ascii="Arial Narrow" w:hAnsi="Arial Narrow"/>
+          <w:sz w:val="24"/>
+          <w:szCs w:val="24"/>
+        </w:rPr>
+        <w:t>2,new</w:t>
+      </w:r>
+      <w:proofErr w:type="gramEnd"/>
+      <w:r>
+        <w:rPr>
+          <w:rFonts w:ascii="Arial Narrow" w:hAnsi="Arial Narrow"/>
+          <w:sz w:val="24"/>
+          <w:szCs w:val="24"/>
+        </w:rPr>
+        <w:t xml:space="preserve"> Date(2026,1,15),'Joko','2000'],</w:t>
+      </w:r>
+    </w:p>
+    <w:p>
+      <w:pPr>
+        <w:spacing w:after="0" w:line="240" w:lineRule="auto"/>
+        <w:rPr>
+          <w:rFonts w:ascii="Arial Narrow" w:hAnsi="Arial Narrow"/>
+          <w:sz w:val="24"/>
+          <w:szCs w:val="24"/>
+        </w:rPr>
+      </w:pPr>
+      <w:r>
+        <w:rPr>
+          <w:rFonts w:ascii="Arial Narrow" w:hAnsi="Arial Narrow"/>
+          <w:sz w:val="24"/>
+          <w:szCs w:val="24"/>
+        </w:rPr>
+        <w:t>    [</w:t>
+      </w:r>
+      <w:proofErr w:type="gramStart"/>
+      <w:r>
+        <w:rPr>
+          <w:rFonts w:ascii="Arial Narrow" w:hAnsi="Arial Narrow"/>
+          <w:sz w:val="24"/>
+          <w:szCs w:val="24"/>
+        </w:rPr>
+        <w:t>3,new</w:t>
+      </w:r>
+      <w:proofErr w:type="gramEnd"/>
+      <w:r>
+        <w:rPr>
+          <w:rFonts w:ascii="Arial Narrow" w:hAnsi="Arial Narrow"/>
+          <w:sz w:val="24"/>
+          <w:szCs w:val="24"/>
+        </w:rPr>
+        <w:t xml:space="preserve"> Date(2026,4,11),'Budi','7000']</w:t>
       </w:r>
     </w:p>
     <w:p>
@@ -6856,8 +7696,18 @@
           <w:sz w:val="24"/>
           <w:szCs w:val="24"/>
         </w:rPr>
-        <w:t>function atur_data2(){</w:t>
-      </w:r>
+        <w:t>function atur_data2</w:t>
+      </w:r>
+      <w:proofErr w:type="gramStart"/>
+      <w:r>
+        <w:rPr>
+          <w:rFonts w:ascii="Arial Narrow" w:hAnsi="Arial Narrow"/>
+          <w:sz w:val="24"/>
+          <w:szCs w:val="24"/>
+        </w:rPr>
+        <w:t>(){</w:t>
+      </w:r>
+      <w:proofErr w:type="gramEnd"/>
     </w:p>
     <w:p>
       <w:pPr>
@@ -6955,9 +7805,19 @@
           <w:sz w:val="24"/>
           <w:szCs w:val="24"/>
         </w:rPr>
-        <w:t>id_sheet.getSheetByName</w:t>
-      </w:r>
-      <w:proofErr w:type="spellEnd"/>
+        <w:t>id_</w:t>
+      </w:r>
+      <w:proofErr w:type="gramStart"/>
+      <w:r>
+        <w:rPr>
+          <w:rFonts w:ascii="Arial Narrow" w:hAnsi="Arial Narrow"/>
+          <w:sz w:val="24"/>
+          <w:szCs w:val="24"/>
+        </w:rPr>
+        <w:t>sheet.getSheetByName</w:t>
+      </w:r>
+      <w:proofErr w:type="spellEnd"/>
+      <w:proofErr w:type="gramEnd"/>
       <w:r>
         <w:rPr>
           <w:rFonts w:ascii="Arial Narrow" w:hAnsi="Arial Narrow"/>
@@ -6991,9 +7851,19 @@
           <w:sz w:val="24"/>
           <w:szCs w:val="24"/>
         </w:rPr>
-        <w:t>id_sheet.getSheetByName</w:t>
-      </w:r>
-      <w:proofErr w:type="spellEnd"/>
+        <w:t>id_</w:t>
+      </w:r>
+      <w:proofErr w:type="gramStart"/>
+      <w:r>
+        <w:rPr>
+          <w:rFonts w:ascii="Arial Narrow" w:hAnsi="Arial Narrow"/>
+          <w:sz w:val="24"/>
+          <w:szCs w:val="24"/>
+        </w:rPr>
+        <w:t>sheet.getSheetByName</w:t>
+      </w:r>
+      <w:proofErr w:type="spellEnd"/>
+      <w:proofErr w:type="gramEnd"/>
       <w:r>
         <w:rPr>
           <w:rFonts w:ascii="Arial Narrow" w:hAnsi="Arial Narrow"/>
@@ -7155,16 +8025,35 @@
           <w:sz w:val="24"/>
           <w:szCs w:val="24"/>
         </w:rPr>
-        <w:t>sheet_nama.getRange</w:t>
-      </w:r>
-      <w:proofErr w:type="spellEnd"/>
-      <w:r>
-        <w:rPr>
-          <w:rFonts w:ascii="Arial Narrow" w:hAnsi="Arial Narrow"/>
-          <w:sz w:val="24"/>
-          <w:szCs w:val="24"/>
-        </w:rPr>
-        <w:t>('C2').</w:t>
+        <w:t>sheet_</w:t>
+      </w:r>
+      <w:proofErr w:type="gramStart"/>
+      <w:r>
+        <w:rPr>
+          <w:rFonts w:ascii="Arial Narrow" w:hAnsi="Arial Narrow"/>
+          <w:sz w:val="24"/>
+          <w:szCs w:val="24"/>
+        </w:rPr>
+        <w:t>nama.getRange</w:t>
+      </w:r>
+      <w:proofErr w:type="spellEnd"/>
+      <w:proofErr w:type="gramEnd"/>
+      <w:r>
+        <w:rPr>
+          <w:rFonts w:ascii="Arial Narrow" w:hAnsi="Arial Narrow"/>
+          <w:sz w:val="24"/>
+          <w:szCs w:val="24"/>
+        </w:rPr>
+        <w:t>('C2'</w:t>
+      </w:r>
+      <w:proofErr w:type="gramStart"/>
+      <w:r>
+        <w:rPr>
+          <w:rFonts w:ascii="Arial Narrow" w:hAnsi="Arial Narrow"/>
+          <w:sz w:val="24"/>
+          <w:szCs w:val="24"/>
+        </w:rPr>
+        <w:t>).</w:t>
       </w:r>
       <w:proofErr w:type="spellStart"/>
       <w:r>
@@ -7176,6 +8065,7 @@
         <w:t>getValue</w:t>
       </w:r>
       <w:proofErr w:type="spellEnd"/>
+      <w:proofErr w:type="gramEnd"/>
       <w:r>
         <w:rPr>
           <w:rFonts w:ascii="Arial Narrow" w:hAnsi="Arial Narrow"/>
@@ -7209,16 +8099,35 @@
           <w:sz w:val="24"/>
           <w:szCs w:val="24"/>
         </w:rPr>
-        <w:t>sheet_nama.getRange</w:t>
-      </w:r>
-      <w:proofErr w:type="spellEnd"/>
-      <w:r>
-        <w:rPr>
-          <w:rFonts w:ascii="Arial Narrow" w:hAnsi="Arial Narrow"/>
-          <w:sz w:val="24"/>
-          <w:szCs w:val="24"/>
-        </w:rPr>
-        <w:t>('B2').</w:t>
+        <w:t>sheet_</w:t>
+      </w:r>
+      <w:proofErr w:type="gramStart"/>
+      <w:r>
+        <w:rPr>
+          <w:rFonts w:ascii="Arial Narrow" w:hAnsi="Arial Narrow"/>
+          <w:sz w:val="24"/>
+          <w:szCs w:val="24"/>
+        </w:rPr>
+        <w:t>nama.getRange</w:t>
+      </w:r>
+      <w:proofErr w:type="spellEnd"/>
+      <w:proofErr w:type="gramEnd"/>
+      <w:r>
+        <w:rPr>
+          <w:rFonts w:ascii="Arial Narrow" w:hAnsi="Arial Narrow"/>
+          <w:sz w:val="24"/>
+          <w:szCs w:val="24"/>
+        </w:rPr>
+        <w:t>('B2'</w:t>
+      </w:r>
+      <w:proofErr w:type="gramStart"/>
+      <w:r>
+        <w:rPr>
+          <w:rFonts w:ascii="Arial Narrow" w:hAnsi="Arial Narrow"/>
+          <w:sz w:val="24"/>
+          <w:szCs w:val="24"/>
+        </w:rPr>
+        <w:t>).</w:t>
       </w:r>
       <w:proofErr w:type="spellStart"/>
       <w:r>
@@ -7230,6 +8139,7 @@
         <w:t>getValue</w:t>
       </w:r>
       <w:proofErr w:type="spellEnd"/>
+      <w:proofErr w:type="gramEnd"/>
       <w:r>
         <w:rPr>
           <w:rFonts w:ascii="Arial Narrow" w:hAnsi="Arial Narrow"/>
@@ -7281,16 +8191,35 @@
           <w:sz w:val="24"/>
           <w:szCs w:val="24"/>
         </w:rPr>
-        <w:t>sheet_nama.getRange</w:t>
-      </w:r>
-      <w:proofErr w:type="spellEnd"/>
-      <w:r>
-        <w:rPr>
-          <w:rFonts w:ascii="Arial Narrow" w:hAnsi="Arial Narrow"/>
-          <w:sz w:val="24"/>
-          <w:szCs w:val="24"/>
-        </w:rPr>
-        <w:t>('E2').</w:t>
+        <w:t>sheet_</w:t>
+      </w:r>
+      <w:proofErr w:type="gramStart"/>
+      <w:r>
+        <w:rPr>
+          <w:rFonts w:ascii="Arial Narrow" w:hAnsi="Arial Narrow"/>
+          <w:sz w:val="24"/>
+          <w:szCs w:val="24"/>
+        </w:rPr>
+        <w:t>nama.getRange</w:t>
+      </w:r>
+      <w:proofErr w:type="spellEnd"/>
+      <w:proofErr w:type="gramEnd"/>
+      <w:r>
+        <w:rPr>
+          <w:rFonts w:ascii="Arial Narrow" w:hAnsi="Arial Narrow"/>
+          <w:sz w:val="24"/>
+          <w:szCs w:val="24"/>
+        </w:rPr>
+        <w:t>('E2'</w:t>
+      </w:r>
+      <w:proofErr w:type="gramStart"/>
+      <w:r>
+        <w:rPr>
+          <w:rFonts w:ascii="Arial Narrow" w:hAnsi="Arial Narrow"/>
+          <w:sz w:val="24"/>
+          <w:szCs w:val="24"/>
+        </w:rPr>
+        <w:t>).</w:t>
       </w:r>
       <w:proofErr w:type="spellStart"/>
       <w:r>
@@ -7302,6 +8231,7 @@
         <w:t>getValue</w:t>
       </w:r>
       <w:proofErr w:type="spellEnd"/>
+      <w:proofErr w:type="gramEnd"/>
       <w:r>
         <w:rPr>
           <w:rFonts w:ascii="Arial Narrow" w:hAnsi="Arial Narrow"/>
@@ -7813,8 +8743,18 @@
           <w:sz w:val="24"/>
           <w:szCs w:val="24"/>
         </w:rPr>
-        <w:t>function operator(){</w:t>
-      </w:r>
+        <w:t xml:space="preserve">function </w:t>
+      </w:r>
+      <w:proofErr w:type="gramStart"/>
+      <w:r>
+        <w:rPr>
+          <w:rFonts w:ascii="Arial Narrow" w:hAnsi="Arial Narrow"/>
+          <w:sz w:val="24"/>
+          <w:szCs w:val="24"/>
+        </w:rPr>
+        <w:t>operator(){</w:t>
+      </w:r>
+      <w:proofErr w:type="gramEnd"/>
     </w:p>
     <w:p>
       <w:pPr>
@@ -8085,7 +9025,25 @@
           <w:sz w:val="24"/>
           <w:szCs w:val="24"/>
         </w:rPr>
-        <w:t>  Logger.log(!a2);</w:t>
+        <w:t>  Logger.log</w:t>
+      </w:r>
+      <w:proofErr w:type="gramStart"/>
+      <w:r>
+        <w:rPr>
+          <w:rFonts w:ascii="Arial Narrow" w:hAnsi="Arial Narrow"/>
+          <w:sz w:val="24"/>
+          <w:szCs w:val="24"/>
+        </w:rPr>
+        <w:t>(!a</w:t>
+      </w:r>
+      <w:proofErr w:type="gramEnd"/>
+      <w:r>
+        <w:rPr>
+          <w:rFonts w:ascii="Arial Narrow" w:hAnsi="Arial Narrow"/>
+          <w:sz w:val="24"/>
+          <w:szCs w:val="24"/>
+        </w:rPr>
+        <w:t>2);</w:t>
       </w:r>
     </w:p>
     <w:p>
@@ -8139,7 +9097,25 @@
           <w:sz w:val="24"/>
           <w:szCs w:val="24"/>
         </w:rPr>
-        <w:t>  Logger.log(a2 &amp;&amp; a3);</w:t>
+        <w:t xml:space="preserve">  </w:t>
+      </w:r>
+      <w:proofErr w:type="gramStart"/>
+      <w:r>
+        <w:rPr>
+          <w:rFonts w:ascii="Arial Narrow" w:hAnsi="Arial Narrow"/>
+          <w:sz w:val="24"/>
+          <w:szCs w:val="24"/>
+        </w:rPr>
+        <w:t>Logger.log(</w:t>
+      </w:r>
+      <w:proofErr w:type="gramEnd"/>
+      <w:r>
+        <w:rPr>
+          <w:rFonts w:ascii="Arial Narrow" w:hAnsi="Arial Narrow"/>
+          <w:sz w:val="24"/>
+          <w:szCs w:val="24"/>
+        </w:rPr>
+        <w:t>a2 &amp;&amp; a3);</w:t>
       </w:r>
     </w:p>
     <w:p>
@@ -8185,25 +9161,53 @@
           <w:sz w:val="24"/>
           <w:szCs w:val="24"/>
         </w:rPr>
-        <w:t>function run(){</w:t>
-      </w:r>
-    </w:p>
-    <w:p>
-      <w:pPr>
-        <w:spacing w:after="0" w:line="240" w:lineRule="auto"/>
-        <w:rPr>
-          <w:rFonts w:ascii="Arial Narrow" w:hAnsi="Arial Narrow"/>
-          <w:sz w:val="24"/>
-          <w:szCs w:val="24"/>
-        </w:rPr>
-      </w:pPr>
-      <w:r>
-        <w:rPr>
-          <w:rFonts w:ascii="Arial Narrow" w:hAnsi="Arial Narrow"/>
-          <w:sz w:val="24"/>
-          <w:szCs w:val="24"/>
-        </w:rPr>
-        <w:t>  operator();</w:t>
+        <w:t xml:space="preserve">function </w:t>
+      </w:r>
+      <w:proofErr w:type="gramStart"/>
+      <w:r>
+        <w:rPr>
+          <w:rFonts w:ascii="Arial Narrow" w:hAnsi="Arial Narrow"/>
+          <w:sz w:val="24"/>
+          <w:szCs w:val="24"/>
+        </w:rPr>
+        <w:t>run(){</w:t>
+      </w:r>
+      <w:proofErr w:type="gramEnd"/>
+    </w:p>
+    <w:p>
+      <w:pPr>
+        <w:spacing w:after="0" w:line="240" w:lineRule="auto"/>
+        <w:rPr>
+          <w:rFonts w:ascii="Arial Narrow" w:hAnsi="Arial Narrow"/>
+          <w:sz w:val="24"/>
+          <w:szCs w:val="24"/>
+        </w:rPr>
+      </w:pPr>
+      <w:r>
+        <w:rPr>
+          <w:rFonts w:ascii="Arial Narrow" w:hAnsi="Arial Narrow"/>
+          <w:sz w:val="24"/>
+          <w:szCs w:val="24"/>
+        </w:rPr>
+        <w:t xml:space="preserve">  </w:t>
+      </w:r>
+      <w:proofErr w:type="gramStart"/>
+      <w:r>
+        <w:rPr>
+          <w:rFonts w:ascii="Arial Narrow" w:hAnsi="Arial Narrow"/>
+          <w:sz w:val="24"/>
+          <w:szCs w:val="24"/>
+        </w:rPr>
+        <w:t>operator(</w:t>
+      </w:r>
+      <w:proofErr w:type="gramEnd"/>
+      <w:r>
+        <w:rPr>
+          <w:rFonts w:ascii="Arial Narrow" w:hAnsi="Arial Narrow"/>
+          <w:sz w:val="24"/>
+          <w:szCs w:val="24"/>
+        </w:rPr>
+        <w:t>);</w:t>
       </w:r>
     </w:p>
     <w:p>
@@ -8353,6 +9357,7 @@
         <w:t>(</w:t>
       </w:r>
       <w:proofErr w:type="spellStart"/>
+      <w:proofErr w:type="gramStart"/>
       <w:r>
         <w:rPr>
           <w:rFonts w:ascii="Arial Narrow" w:hAnsi="Arial Narrow"/>
@@ -8370,6 +9375,7 @@
         </w:rPr>
         <w:t>){</w:t>
       </w:r>
+      <w:proofErr w:type="gramEnd"/>
     </w:p>
     <w:p>
       <w:pPr>
@@ -8450,8 +9456,18 @@
           <w:sz w:val="24"/>
           <w:szCs w:val="24"/>
         </w:rPr>
-        <w:t>function run(){</w:t>
-      </w:r>
+        <w:t xml:space="preserve">function </w:t>
+      </w:r>
+      <w:proofErr w:type="gramStart"/>
+      <w:r>
+        <w:rPr>
+          <w:rFonts w:ascii="Arial Narrow" w:hAnsi="Arial Narrow"/>
+          <w:sz w:val="24"/>
+          <w:szCs w:val="24"/>
+        </w:rPr>
+        <w:t>run(){</w:t>
+      </w:r>
+      <w:proofErr w:type="gramEnd"/>
     </w:p>
     <w:p>
       <w:pPr>
@@ -8507,6 +9523,7 @@
         <w:t xml:space="preserve">  </w:t>
       </w:r>
       <w:proofErr w:type="spellStart"/>
+      <w:proofErr w:type="gramStart"/>
       <w:r>
         <w:rPr>
           <w:rFonts w:ascii="Arial Narrow" w:hAnsi="Arial Narrow"/>
@@ -8522,7 +9539,16 @@
           <w:sz w:val="24"/>
           <w:szCs w:val="24"/>
         </w:rPr>
-        <w:t>(3,4);</w:t>
+        <w:t>(</w:t>
+      </w:r>
+      <w:proofErr w:type="gramEnd"/>
+      <w:r>
+        <w:rPr>
+          <w:rFonts w:ascii="Arial Narrow" w:hAnsi="Arial Narrow"/>
+          <w:sz w:val="24"/>
+          <w:szCs w:val="24"/>
+        </w:rPr>
+        <w:t>3,4);</w:t>
       </w:r>
     </w:p>
     <w:p>
@@ -8576,7 +9602,25 @@
           <w:sz w:val="24"/>
           <w:szCs w:val="24"/>
         </w:rPr>
-        <w:t>  // operator();</w:t>
+        <w:t xml:space="preserve">  // </w:t>
+      </w:r>
+      <w:proofErr w:type="gramStart"/>
+      <w:r>
+        <w:rPr>
+          <w:rFonts w:ascii="Arial Narrow" w:hAnsi="Arial Narrow"/>
+          <w:sz w:val="24"/>
+          <w:szCs w:val="24"/>
+        </w:rPr>
+        <w:t>operator(</w:t>
+      </w:r>
+      <w:proofErr w:type="gramEnd"/>
+      <w:r>
+        <w:rPr>
+          <w:rFonts w:ascii="Arial Narrow" w:hAnsi="Arial Narrow"/>
+          <w:sz w:val="24"/>
+          <w:szCs w:val="24"/>
+        </w:rPr>
+        <w:t>);</w:t>
       </w:r>
     </w:p>
     <w:p>
@@ -8725,13 +9769,50 @@
         <w:t>(</w:t>
       </w:r>
       <w:proofErr w:type="spellStart"/>
-      <w:r>
-        <w:rPr>
-          <w:rFonts w:ascii="Arial Narrow" w:hAnsi="Arial Narrow"/>
-          <w:sz w:val="24"/>
-          <w:szCs w:val="24"/>
-        </w:rPr>
-        <w:t>x,y,z,o,n,m</w:t>
+      <w:proofErr w:type="gramStart"/>
+      <w:r>
+        <w:rPr>
+          <w:rFonts w:ascii="Arial Narrow" w:hAnsi="Arial Narrow"/>
+          <w:sz w:val="24"/>
+          <w:szCs w:val="24"/>
+        </w:rPr>
+        <w:t>x,y</w:t>
+      </w:r>
+      <w:proofErr w:type="gramEnd"/>
+      <w:r>
+        <w:rPr>
+          <w:rFonts w:ascii="Arial Narrow" w:hAnsi="Arial Narrow"/>
+          <w:sz w:val="24"/>
+          <w:szCs w:val="24"/>
+        </w:rPr>
+        <w:t>,</w:t>
+      </w:r>
+      <w:proofErr w:type="gramStart"/>
+      <w:r>
+        <w:rPr>
+          <w:rFonts w:ascii="Arial Narrow" w:hAnsi="Arial Narrow"/>
+          <w:sz w:val="24"/>
+          <w:szCs w:val="24"/>
+        </w:rPr>
+        <w:t>z,o</w:t>
+      </w:r>
+      <w:proofErr w:type="gramEnd"/>
+      <w:r>
+        <w:rPr>
+          <w:rFonts w:ascii="Arial Narrow" w:hAnsi="Arial Narrow"/>
+          <w:sz w:val="24"/>
+          <w:szCs w:val="24"/>
+        </w:rPr>
+        <w:t>,</w:t>
+      </w:r>
+      <w:proofErr w:type="gramStart"/>
+      <w:r>
+        <w:rPr>
+          <w:rFonts w:ascii="Arial Narrow" w:hAnsi="Arial Narrow"/>
+          <w:sz w:val="24"/>
+          <w:szCs w:val="24"/>
+        </w:rPr>
+        <w:t>n,m</w:t>
       </w:r>
       <w:proofErr w:type="spellEnd"/>
       <w:r>
@@ -8742,6 +9823,7 @@
         </w:rPr>
         <w:t>){</w:t>
       </w:r>
+      <w:proofErr w:type="gramEnd"/>
     </w:p>
     <w:p>
       <w:pPr>
@@ -8879,6 +9961,7 @@
         <w:t xml:space="preserve">function </w:t>
       </w:r>
       <w:proofErr w:type="spellStart"/>
+      <w:proofErr w:type="gramStart"/>
       <w:r>
         <w:rPr>
           <w:rFonts w:ascii="Arial Narrow" w:hAnsi="Arial Narrow"/>
@@ -8896,6 +9979,7 @@
         </w:rPr>
         <w:t>(){</w:t>
       </w:r>
+      <w:proofErr w:type="gramEnd"/>
     </w:p>
     <w:p>
       <w:pPr>
@@ -9012,8 +10096,18 @@
           <w:sz w:val="24"/>
           <w:szCs w:val="24"/>
         </w:rPr>
-        <w:t>&lt;a){</w:t>
-      </w:r>
+        <w:t>&lt;a</w:t>
+      </w:r>
+      <w:proofErr w:type="gramStart"/>
+      <w:r>
+        <w:rPr>
+          <w:rFonts w:ascii="Arial Narrow" w:hAnsi="Arial Narrow"/>
+          <w:sz w:val="24"/>
+          <w:szCs w:val="24"/>
+        </w:rPr>
+        <w:t>){</w:t>
+      </w:r>
+      <w:proofErr w:type="gramEnd"/>
     </w:p>
     <w:p>
       <w:pPr>
@@ -9048,27 +10142,73 @@
           <w:sz w:val="24"/>
           <w:szCs w:val="24"/>
         </w:rPr>
-        <w:t>    Logger.log("Hasil kali q: "+q);</w:t>
-      </w:r>
-    </w:p>
-    <w:p>
-      <w:pPr>
-        <w:spacing w:after="0" w:line="240" w:lineRule="auto"/>
-        <w:rPr>
-          <w:rFonts w:ascii="Arial Narrow" w:hAnsi="Arial Narrow"/>
-          <w:sz w:val="24"/>
-          <w:szCs w:val="24"/>
-        </w:rPr>
-      </w:pPr>
-      <w:r>
-        <w:rPr>
-          <w:rFonts w:ascii="Arial Narrow" w:hAnsi="Arial Narrow"/>
-          <w:sz w:val="24"/>
-          <w:szCs w:val="24"/>
-        </w:rPr>
-        <w:t>  }else if(</w:t>
-      </w:r>
-      <w:proofErr w:type="spellStart"/>
+        <w:t xml:space="preserve">    </w:t>
+      </w:r>
+      <w:proofErr w:type="gramStart"/>
+      <w:r>
+        <w:rPr>
+          <w:rFonts w:ascii="Arial Narrow" w:hAnsi="Arial Narrow"/>
+          <w:sz w:val="24"/>
+          <w:szCs w:val="24"/>
+        </w:rPr>
+        <w:t>Logger.log(</w:t>
+      </w:r>
+      <w:proofErr w:type="gramEnd"/>
+      <w:r>
+        <w:rPr>
+          <w:rFonts w:ascii="Arial Narrow" w:hAnsi="Arial Narrow"/>
+          <w:sz w:val="24"/>
+          <w:szCs w:val="24"/>
+        </w:rPr>
+        <w:t>"Hasil kali q: "+q);</w:t>
+      </w:r>
+    </w:p>
+    <w:p>
+      <w:pPr>
+        <w:spacing w:after="0" w:line="240" w:lineRule="auto"/>
+        <w:rPr>
+          <w:rFonts w:ascii="Arial Narrow" w:hAnsi="Arial Narrow"/>
+          <w:sz w:val="24"/>
+          <w:szCs w:val="24"/>
+        </w:rPr>
+      </w:pPr>
+      <w:r>
+        <w:rPr>
+          <w:rFonts w:ascii="Arial Narrow" w:hAnsi="Arial Narrow"/>
+          <w:sz w:val="24"/>
+          <w:szCs w:val="24"/>
+        </w:rPr>
+        <w:t xml:space="preserve">  </w:t>
+      </w:r>
+      <w:proofErr w:type="gramStart"/>
+      <w:r>
+        <w:rPr>
+          <w:rFonts w:ascii="Arial Narrow" w:hAnsi="Arial Narrow"/>
+          <w:sz w:val="24"/>
+          <w:szCs w:val="24"/>
+        </w:rPr>
+        <w:t>}else</w:t>
+      </w:r>
+      <w:proofErr w:type="gramEnd"/>
+      <w:r>
+        <w:rPr>
+          <w:rFonts w:ascii="Arial Narrow" w:hAnsi="Arial Narrow"/>
+          <w:sz w:val="24"/>
+          <w:szCs w:val="24"/>
+        </w:rPr>
+        <w:t xml:space="preserve"> </w:t>
+      </w:r>
+      <w:proofErr w:type="gramStart"/>
+      <w:r>
+        <w:rPr>
+          <w:rFonts w:ascii="Arial Narrow" w:hAnsi="Arial Narrow"/>
+          <w:sz w:val="24"/>
+          <w:szCs w:val="24"/>
+        </w:rPr>
+        <w:t>if(</w:t>
+      </w:r>
+      <w:proofErr w:type="spellStart"/>
+      <w:proofErr w:type="gramEnd"/>
       <w:r>
         <w:rPr>
           <w:rFonts w:ascii="Arial Narrow" w:hAnsi="Arial Narrow"/>
@@ -9084,8 +10224,18 @@
           <w:sz w:val="24"/>
           <w:szCs w:val="24"/>
         </w:rPr>
-        <w:t xml:space="preserve"> == a){</w:t>
-      </w:r>
+        <w:t xml:space="preserve"> == </w:t>
+      </w:r>
+      <w:proofErr w:type="gramStart"/>
+      <w:r>
+        <w:rPr>
+          <w:rFonts w:ascii="Arial Narrow" w:hAnsi="Arial Narrow"/>
+          <w:sz w:val="24"/>
+          <w:szCs w:val="24"/>
+        </w:rPr>
+        <w:t>a){</w:t>
+      </w:r>
+      <w:proofErr w:type="gramEnd"/>
     </w:p>
     <w:p>
       <w:pPr>
@@ -9157,7 +10307,25 @@
           <w:sz w:val="24"/>
           <w:szCs w:val="24"/>
         </w:rPr>
-        <w:t>  }else{</w:t>
+        <w:t xml:space="preserve">  </w:t>
+      </w:r>
+      <w:proofErr w:type="gramStart"/>
+      <w:r>
+        <w:rPr>
+          <w:rFonts w:ascii="Arial Narrow" w:hAnsi="Arial Narrow"/>
+          <w:sz w:val="24"/>
+          <w:szCs w:val="24"/>
+        </w:rPr>
+        <w:t>}else</w:t>
+      </w:r>
+      <w:proofErr w:type="gramEnd"/>
+      <w:r>
+        <w:rPr>
+          <w:rFonts w:ascii="Arial Narrow" w:hAnsi="Arial Narrow"/>
+          <w:sz w:val="24"/>
+          <w:szCs w:val="24"/>
+        </w:rPr>
+        <w:t>{</w:t>
       </w:r>
     </w:p>
     <w:p>
@@ -9193,7 +10361,25 @@
           <w:sz w:val="24"/>
           <w:szCs w:val="24"/>
         </w:rPr>
-        <w:t>    Logger.log('</w:t>
+        <w:t xml:space="preserve">    </w:t>
+      </w:r>
+      <w:proofErr w:type="gramStart"/>
+      <w:r>
+        <w:rPr>
+          <w:rFonts w:ascii="Arial Narrow" w:hAnsi="Arial Narrow"/>
+          <w:sz w:val="24"/>
+          <w:szCs w:val="24"/>
+        </w:rPr>
+        <w:t>Logger.log(</w:t>
+      </w:r>
+      <w:proofErr w:type="gramEnd"/>
+      <w:r>
+        <w:rPr>
+          <w:rFonts w:ascii="Arial Narrow" w:hAnsi="Arial Narrow"/>
+          <w:sz w:val="24"/>
+          <w:szCs w:val="24"/>
+        </w:rPr>
+        <w:t>'</w:t>
       </w:r>
       <w:proofErr w:type="spellStart"/>
       <w:r>
@@ -9211,7 +10397,25 @@
           <w:sz w:val="24"/>
           <w:szCs w:val="24"/>
         </w:rPr>
-        <w:t xml:space="preserve"> g : '+g);</w:t>
+        <w:t xml:space="preserve"> </w:t>
+      </w:r>
+      <w:proofErr w:type="gramStart"/>
+      <w:r>
+        <w:rPr>
+          <w:rFonts w:ascii="Arial Narrow" w:hAnsi="Arial Narrow"/>
+          <w:sz w:val="24"/>
+          <w:szCs w:val="24"/>
+        </w:rPr>
+        <w:t>g :</w:t>
+      </w:r>
+      <w:proofErr w:type="gramEnd"/>
+      <w:r>
+        <w:rPr>
+          <w:rFonts w:ascii="Arial Narrow" w:hAnsi="Arial Narrow"/>
+          <w:sz w:val="24"/>
+          <w:szCs w:val="24"/>
+        </w:rPr>
+        <w:t xml:space="preserve"> '+g);</w:t>
       </w:r>
     </w:p>
     <w:p>
@@ -9250,15 +10454,35 @@
         <w:t>(</w:t>
       </w:r>
       <w:proofErr w:type="spellStart"/>
-      <w:r>
-        <w:rPr>
-          <w:rFonts w:ascii="Arial Narrow" w:hAnsi="Arial Narrow"/>
-          <w:sz w:val="24"/>
-          <w:szCs w:val="24"/>
-        </w:rPr>
-        <w:t>i,a,b,b</w:t>
-      </w:r>
-      <w:proofErr w:type="spellEnd"/>
+      <w:proofErr w:type="gramStart"/>
+      <w:r>
+        <w:rPr>
+          <w:rFonts w:ascii="Arial Narrow" w:hAnsi="Arial Narrow"/>
+          <w:sz w:val="24"/>
+          <w:szCs w:val="24"/>
+        </w:rPr>
+        <w:t>i,a</w:t>
+      </w:r>
+      <w:proofErr w:type="gramEnd"/>
+      <w:r>
+        <w:rPr>
+          <w:rFonts w:ascii="Arial Narrow" w:hAnsi="Arial Narrow"/>
+          <w:sz w:val="24"/>
+          <w:szCs w:val="24"/>
+        </w:rPr>
+        <w:t>,</w:t>
+      </w:r>
+      <w:proofErr w:type="gramStart"/>
+      <w:r>
+        <w:rPr>
+          <w:rFonts w:ascii="Arial Narrow" w:hAnsi="Arial Narrow"/>
+          <w:sz w:val="24"/>
+          <w:szCs w:val="24"/>
+        </w:rPr>
+        <w:t>b,b</w:t>
+      </w:r>
+      <w:proofErr w:type="spellEnd"/>
+      <w:proofErr w:type="gramEnd"/>
       <w:r>
         <w:rPr>
           <w:rFonts w:ascii="Arial Narrow" w:hAnsi="Arial Narrow"/>
@@ -9422,6 +10646,7 @@
         <w:t xml:space="preserve">function </w:t>
       </w:r>
       <w:proofErr w:type="spellStart"/>
+      <w:proofErr w:type="gramStart"/>
       <w:r>
         <w:rPr>
           <w:rFonts w:ascii="Arial Narrow" w:hAnsi="Arial Narrow"/>
@@ -9439,6 +10664,7 @@
         </w:rPr>
         <w:t>(){</w:t>
       </w:r>
+      <w:proofErr w:type="gramEnd"/>
     </w:p>
     <w:p>
       <w:pPr>
@@ -9573,25 +10799,53 @@
           <w:sz w:val="24"/>
           <w:szCs w:val="24"/>
         </w:rPr>
-        <w:t>++){</w:t>
-      </w:r>
-    </w:p>
-    <w:p>
-      <w:pPr>
-        <w:spacing w:after="0" w:line="240" w:lineRule="auto"/>
-        <w:rPr>
-          <w:rFonts w:ascii="Arial Narrow" w:hAnsi="Arial Narrow"/>
-          <w:sz w:val="24"/>
-          <w:szCs w:val="24"/>
-        </w:rPr>
-      </w:pPr>
-      <w:r>
-        <w:rPr>
-          <w:rFonts w:ascii="Arial Narrow" w:hAnsi="Arial Narrow"/>
-          <w:sz w:val="24"/>
-          <w:szCs w:val="24"/>
-        </w:rPr>
-        <w:t xml:space="preserve">    Logger.log('Ini </w:t>
+        <w:t>+</w:t>
+      </w:r>
+      <w:proofErr w:type="gramStart"/>
+      <w:r>
+        <w:rPr>
+          <w:rFonts w:ascii="Arial Narrow" w:hAnsi="Arial Narrow"/>
+          <w:sz w:val="24"/>
+          <w:szCs w:val="24"/>
+        </w:rPr>
+        <w:t>+){</w:t>
+      </w:r>
+      <w:proofErr w:type="gramEnd"/>
+    </w:p>
+    <w:p>
+      <w:pPr>
+        <w:spacing w:after="0" w:line="240" w:lineRule="auto"/>
+        <w:rPr>
+          <w:rFonts w:ascii="Arial Narrow" w:hAnsi="Arial Narrow"/>
+          <w:sz w:val="24"/>
+          <w:szCs w:val="24"/>
+        </w:rPr>
+      </w:pPr>
+      <w:r>
+        <w:rPr>
+          <w:rFonts w:ascii="Arial Narrow" w:hAnsi="Arial Narrow"/>
+          <w:sz w:val="24"/>
+          <w:szCs w:val="24"/>
+        </w:rPr>
+        <w:t xml:space="preserve">    </w:t>
+      </w:r>
+      <w:proofErr w:type="gramStart"/>
+      <w:r>
+        <w:rPr>
+          <w:rFonts w:ascii="Arial Narrow" w:hAnsi="Arial Narrow"/>
+          <w:sz w:val="24"/>
+          <w:szCs w:val="24"/>
+        </w:rPr>
+        <w:t>Logger.log(</w:t>
+      </w:r>
+      <w:proofErr w:type="gramEnd"/>
+      <w:r>
+        <w:rPr>
+          <w:rFonts w:ascii="Arial Narrow" w:hAnsi="Arial Narrow"/>
+          <w:sz w:val="24"/>
+          <w:szCs w:val="24"/>
+        </w:rPr>
+        <w:t xml:space="preserve">'Ini </w:t>
       </w:r>
       <w:proofErr w:type="spellStart"/>
       <w:r>
@@ -11062,43 +12316,89 @@
           <w:sz w:val="24"/>
           <w:szCs w:val="24"/>
         </w:rPr>
-        <w:t>function pengulangan2(){</w:t>
-      </w:r>
-    </w:p>
-    <w:p>
-      <w:pPr>
-        <w:spacing w:after="0" w:line="240" w:lineRule="auto"/>
-        <w:rPr>
-          <w:rFonts w:ascii="Arial Narrow" w:hAnsi="Arial Narrow"/>
-          <w:sz w:val="24"/>
-          <w:szCs w:val="24"/>
-        </w:rPr>
-      </w:pPr>
-      <w:r>
-        <w:rPr>
-          <w:rFonts w:ascii="Arial Narrow" w:hAnsi="Arial Narrow"/>
-          <w:sz w:val="24"/>
-          <w:szCs w:val="24"/>
-        </w:rPr>
-        <w:t>  var t = new Date();</w:t>
-      </w:r>
-    </w:p>
-    <w:p>
-      <w:pPr>
-        <w:spacing w:after="0" w:line="240" w:lineRule="auto"/>
-        <w:rPr>
-          <w:rFonts w:ascii="Arial Narrow" w:hAnsi="Arial Narrow"/>
-          <w:sz w:val="24"/>
-          <w:szCs w:val="24"/>
-        </w:rPr>
-      </w:pPr>
-      <w:r>
-        <w:rPr>
-          <w:rFonts w:ascii="Arial Narrow" w:hAnsi="Arial Narrow"/>
-          <w:sz w:val="24"/>
-          <w:szCs w:val="24"/>
-        </w:rPr>
-        <w:t>  Logger.log('Ini t: '+t);</w:t>
+        <w:t>function pengulangan2</w:t>
+      </w:r>
+      <w:proofErr w:type="gramStart"/>
+      <w:r>
+        <w:rPr>
+          <w:rFonts w:ascii="Arial Narrow" w:hAnsi="Arial Narrow"/>
+          <w:sz w:val="24"/>
+          <w:szCs w:val="24"/>
+        </w:rPr>
+        <w:t>(){</w:t>
+      </w:r>
+      <w:proofErr w:type="gramEnd"/>
+    </w:p>
+    <w:p>
+      <w:pPr>
+        <w:spacing w:after="0" w:line="240" w:lineRule="auto"/>
+        <w:rPr>
+          <w:rFonts w:ascii="Arial Narrow" w:hAnsi="Arial Narrow"/>
+          <w:sz w:val="24"/>
+          <w:szCs w:val="24"/>
+        </w:rPr>
+      </w:pPr>
+      <w:r>
+        <w:rPr>
+          <w:rFonts w:ascii="Arial Narrow" w:hAnsi="Arial Narrow"/>
+          <w:sz w:val="24"/>
+          <w:szCs w:val="24"/>
+        </w:rPr>
+        <w:t xml:space="preserve">  var t = new </w:t>
+      </w:r>
+      <w:proofErr w:type="gramStart"/>
+      <w:r>
+        <w:rPr>
+          <w:rFonts w:ascii="Arial Narrow" w:hAnsi="Arial Narrow"/>
+          <w:sz w:val="24"/>
+          <w:szCs w:val="24"/>
+        </w:rPr>
+        <w:t>Date(</w:t>
+      </w:r>
+      <w:proofErr w:type="gramEnd"/>
+      <w:r>
+        <w:rPr>
+          <w:rFonts w:ascii="Arial Narrow" w:hAnsi="Arial Narrow"/>
+          <w:sz w:val="24"/>
+          <w:szCs w:val="24"/>
+        </w:rPr>
+        <w:t>);</w:t>
+      </w:r>
+    </w:p>
+    <w:p>
+      <w:pPr>
+        <w:spacing w:after="0" w:line="240" w:lineRule="auto"/>
+        <w:rPr>
+          <w:rFonts w:ascii="Arial Narrow" w:hAnsi="Arial Narrow"/>
+          <w:sz w:val="24"/>
+          <w:szCs w:val="24"/>
+        </w:rPr>
+      </w:pPr>
+      <w:r>
+        <w:rPr>
+          <w:rFonts w:ascii="Arial Narrow" w:hAnsi="Arial Narrow"/>
+          <w:sz w:val="24"/>
+          <w:szCs w:val="24"/>
+        </w:rPr>
+        <w:t xml:space="preserve">  </w:t>
+      </w:r>
+      <w:proofErr w:type="gramStart"/>
+      <w:r>
+        <w:rPr>
+          <w:rFonts w:ascii="Arial Narrow" w:hAnsi="Arial Narrow"/>
+          <w:sz w:val="24"/>
+          <w:szCs w:val="24"/>
+        </w:rPr>
+        <w:t>Logger.log(</w:t>
+      </w:r>
+      <w:proofErr w:type="gramEnd"/>
+      <w:r>
+        <w:rPr>
+          <w:rFonts w:ascii="Arial Narrow" w:hAnsi="Arial Narrow"/>
+          <w:sz w:val="24"/>
+          <w:szCs w:val="24"/>
+        </w:rPr>
+        <w:t>'Ini t: '+t);</w:t>
       </w:r>
     </w:p>
     <w:p>
@@ -11147,6 +12447,7 @@
         <w:t xml:space="preserve"> = new Date(</w:t>
       </w:r>
       <w:proofErr w:type="spellStart"/>
+      <w:proofErr w:type="gramStart"/>
       <w:r>
         <w:rPr>
           <w:rFonts w:ascii="Arial Narrow" w:hAnsi="Arial Narrow"/>
@@ -11156,6 +12457,7 @@
         <w:t>t.getFullYear</w:t>
       </w:r>
       <w:proofErr w:type="spellEnd"/>
+      <w:proofErr w:type="gramEnd"/>
       <w:r>
         <w:rPr>
           <w:rFonts w:ascii="Arial Narrow" w:hAnsi="Arial Narrow"/>
@@ -11165,6 +12467,7 @@
         <w:t xml:space="preserve">(), </w:t>
       </w:r>
       <w:proofErr w:type="spellStart"/>
+      <w:proofErr w:type="gramStart"/>
       <w:r>
         <w:rPr>
           <w:rFonts w:ascii="Arial Narrow" w:hAnsi="Arial Narrow"/>
@@ -11174,6 +12477,7 @@
         <w:t>t.getMonth</w:t>
       </w:r>
       <w:proofErr w:type="spellEnd"/>
+      <w:proofErr w:type="gramEnd"/>
       <w:r>
         <w:rPr>
           <w:rFonts w:ascii="Arial Narrow" w:hAnsi="Arial Narrow"/>
@@ -11183,6 +12487,7 @@
         <w:t xml:space="preserve">(), </w:t>
       </w:r>
       <w:proofErr w:type="spellStart"/>
+      <w:proofErr w:type="gramStart"/>
       <w:r>
         <w:rPr>
           <w:rFonts w:ascii="Arial Narrow" w:hAnsi="Arial Narrow"/>
@@ -11192,6 +12497,7 @@
         <w:t>t.getDate</w:t>
       </w:r>
       <w:proofErr w:type="spellEnd"/>
+      <w:proofErr w:type="gramEnd"/>
       <w:r>
         <w:rPr>
           <w:rFonts w:ascii="Arial Narrow" w:hAnsi="Arial Narrow"/>
@@ -11201,6 +12507,7 @@
         <w:t xml:space="preserve">(), </w:t>
       </w:r>
       <w:proofErr w:type="spellStart"/>
+      <w:proofErr w:type="gramStart"/>
       <w:r>
         <w:rPr>
           <w:rFonts w:ascii="Arial Narrow" w:hAnsi="Arial Narrow"/>
@@ -11210,6 +12517,7 @@
         <w:t>t.getHours</w:t>
       </w:r>
       <w:proofErr w:type="spellEnd"/>
+      <w:proofErr w:type="gramEnd"/>
       <w:r>
         <w:rPr>
           <w:rFonts w:ascii="Arial Narrow" w:hAnsi="Arial Narrow"/>
@@ -11219,6 +12527,7 @@
         <w:t xml:space="preserve">(), </w:t>
       </w:r>
       <w:proofErr w:type="spellStart"/>
+      <w:proofErr w:type="gramStart"/>
       <w:r>
         <w:rPr>
           <w:rFonts w:ascii="Arial Narrow" w:hAnsi="Arial Narrow"/>
@@ -11228,6 +12537,7 @@
         <w:t>t.getMinutes</w:t>
       </w:r>
       <w:proofErr w:type="spellEnd"/>
+      <w:proofErr w:type="gramEnd"/>
       <w:r>
         <w:rPr>
           <w:rFonts w:ascii="Arial Narrow" w:hAnsi="Arial Narrow"/>
@@ -11237,6 +12547,7 @@
         <w:t xml:space="preserve">(), </w:t>
       </w:r>
       <w:proofErr w:type="spellStart"/>
+      <w:proofErr w:type="gramStart"/>
       <w:r>
         <w:rPr>
           <w:rFonts w:ascii="Arial Narrow" w:hAnsi="Arial Narrow"/>
@@ -11252,25 +12563,52 @@
           <w:sz w:val="24"/>
           <w:szCs w:val="24"/>
         </w:rPr>
-        <w:t>()+10);</w:t>
-      </w:r>
-    </w:p>
-    <w:p>
-      <w:pPr>
-        <w:spacing w:after="0" w:line="240" w:lineRule="auto"/>
-        <w:rPr>
-          <w:rFonts w:ascii="Arial Narrow" w:hAnsi="Arial Narrow"/>
-          <w:sz w:val="24"/>
-          <w:szCs w:val="24"/>
-        </w:rPr>
-      </w:pPr>
-      <w:r>
-        <w:rPr>
-          <w:rFonts w:ascii="Arial Narrow" w:hAnsi="Arial Narrow"/>
-          <w:sz w:val="24"/>
-          <w:szCs w:val="24"/>
-        </w:rPr>
-        <w:t xml:space="preserve">  Logger.log('Ini </w:t>
+        <w:t>()+</w:t>
+      </w:r>
+      <w:proofErr w:type="gramEnd"/>
+      <w:r>
+        <w:rPr>
+          <w:rFonts w:ascii="Arial Narrow" w:hAnsi="Arial Narrow"/>
+          <w:sz w:val="24"/>
+          <w:szCs w:val="24"/>
+        </w:rPr>
+        <w:t>10);</w:t>
+      </w:r>
+    </w:p>
+    <w:p>
+      <w:pPr>
+        <w:spacing w:after="0" w:line="240" w:lineRule="auto"/>
+        <w:rPr>
+          <w:rFonts w:ascii="Arial Narrow" w:hAnsi="Arial Narrow"/>
+          <w:sz w:val="24"/>
+          <w:szCs w:val="24"/>
+        </w:rPr>
+      </w:pPr>
+      <w:r>
+        <w:rPr>
+          <w:rFonts w:ascii="Arial Narrow" w:hAnsi="Arial Narrow"/>
+          <w:sz w:val="24"/>
+          <w:szCs w:val="24"/>
+        </w:rPr>
+        <w:t xml:space="preserve">  </w:t>
+      </w:r>
+      <w:proofErr w:type="gramStart"/>
+      <w:r>
+        <w:rPr>
+          <w:rFonts w:ascii="Arial Narrow" w:hAnsi="Arial Narrow"/>
+          <w:sz w:val="24"/>
+          <w:szCs w:val="24"/>
+        </w:rPr>
+        <w:t>Logger.log(</w:t>
+      </w:r>
+      <w:proofErr w:type="gramEnd"/>
+      <w:r>
+        <w:rPr>
+          <w:rFonts w:ascii="Arial Narrow" w:hAnsi="Arial Narrow"/>
+          <w:sz w:val="24"/>
+          <w:szCs w:val="24"/>
+        </w:rPr>
+        <w:t xml:space="preserve">'Ini </w:t>
       </w:r>
       <w:proofErr w:type="spellStart"/>
       <w:r>
@@ -11370,9 +12708,46 @@
           <w:sz w:val="24"/>
           <w:szCs w:val="24"/>
         </w:rPr>
-        <w:t xml:space="preserve">  while(new Date() &lt;= </w:t>
-      </w:r>
-      <w:proofErr w:type="spellStart"/>
+        <w:t xml:space="preserve">  </w:t>
+      </w:r>
+      <w:proofErr w:type="gramStart"/>
+      <w:r>
+        <w:rPr>
+          <w:rFonts w:ascii="Arial Narrow" w:hAnsi="Arial Narrow"/>
+          <w:sz w:val="24"/>
+          <w:szCs w:val="24"/>
+        </w:rPr>
+        <w:t>while(</w:t>
+      </w:r>
+      <w:proofErr w:type="gramEnd"/>
+      <w:r>
+        <w:rPr>
+          <w:rFonts w:ascii="Arial Narrow" w:hAnsi="Arial Narrow"/>
+          <w:sz w:val="24"/>
+          <w:szCs w:val="24"/>
+        </w:rPr>
+        <w:t xml:space="preserve">new </w:t>
+      </w:r>
+      <w:proofErr w:type="gramStart"/>
+      <w:r>
+        <w:rPr>
+          <w:rFonts w:ascii="Arial Narrow" w:hAnsi="Arial Narrow"/>
+          <w:sz w:val="24"/>
+          <w:szCs w:val="24"/>
+        </w:rPr>
+        <w:t>Date(</w:t>
+      </w:r>
+      <w:proofErr w:type="gramEnd"/>
+      <w:r>
+        <w:rPr>
+          <w:rFonts w:ascii="Arial Narrow" w:hAnsi="Arial Narrow"/>
+          <w:sz w:val="24"/>
+          <w:szCs w:val="24"/>
+        </w:rPr>
+        <w:t xml:space="preserve">) &lt;= </w:t>
+      </w:r>
+      <w:proofErr w:type="spellStart"/>
+      <w:proofErr w:type="gramStart"/>
       <w:r>
         <w:rPr>
           <w:rFonts w:ascii="Arial Narrow" w:hAnsi="Arial Narrow"/>
@@ -11390,23 +12765,42 @@
         </w:rPr>
         <w:t>){</w:t>
       </w:r>
-    </w:p>
-    <w:p>
-      <w:pPr>
-        <w:spacing w:after="0" w:line="240" w:lineRule="auto"/>
-        <w:rPr>
-          <w:rFonts w:ascii="Arial Narrow" w:hAnsi="Arial Narrow"/>
-          <w:sz w:val="24"/>
-          <w:szCs w:val="24"/>
-        </w:rPr>
-      </w:pPr>
-      <w:r>
-        <w:rPr>
-          <w:rFonts w:ascii="Arial Narrow" w:hAnsi="Arial Narrow"/>
-          <w:sz w:val="24"/>
-          <w:szCs w:val="24"/>
-        </w:rPr>
-        <w:t xml:space="preserve">    Logger.log('Ini </w:t>
+      <w:proofErr w:type="gramEnd"/>
+    </w:p>
+    <w:p>
+      <w:pPr>
+        <w:spacing w:after="0" w:line="240" w:lineRule="auto"/>
+        <w:rPr>
+          <w:rFonts w:ascii="Arial Narrow" w:hAnsi="Arial Narrow"/>
+          <w:sz w:val="24"/>
+          <w:szCs w:val="24"/>
+        </w:rPr>
+      </w:pPr>
+      <w:r>
+        <w:rPr>
+          <w:rFonts w:ascii="Arial Narrow" w:hAnsi="Arial Narrow"/>
+          <w:sz w:val="24"/>
+          <w:szCs w:val="24"/>
+        </w:rPr>
+        <w:t xml:space="preserve">    </w:t>
+      </w:r>
+      <w:proofErr w:type="gramStart"/>
+      <w:r>
+        <w:rPr>
+          <w:rFonts w:ascii="Arial Narrow" w:hAnsi="Arial Narrow"/>
+          <w:sz w:val="24"/>
+          <w:szCs w:val="24"/>
+        </w:rPr>
+        <w:t>Logger.log(</w:t>
+      </w:r>
+      <w:proofErr w:type="gramEnd"/>
+      <w:r>
+        <w:rPr>
+          <w:rFonts w:ascii="Arial Narrow" w:hAnsi="Arial Narrow"/>
+          <w:sz w:val="24"/>
+          <w:szCs w:val="24"/>
+        </w:rPr>
+        <w:t xml:space="preserve">'Ini </w:t>
       </w:r>
       <w:proofErr w:type="spellStart"/>
       <w:r>
@@ -12462,6 +13856,7 @@
         <w:t xml:space="preserve"> new row in the spreadsheet active with </w:t>
       </w:r>
       <w:proofErr w:type="spellStart"/>
+      <w:proofErr w:type="gramStart"/>
       <w:r>
         <w:rPr>
           <w:rFonts w:ascii="Arial Narrow" w:hAnsi="Arial Narrow"/>
@@ -12477,7 +13872,16 @@
           <w:sz w:val="24"/>
           <w:szCs w:val="24"/>
         </w:rPr>
-        <w:t>();</w:t>
+        <w:t>(</w:t>
+      </w:r>
+      <w:proofErr w:type="gramEnd"/>
+      <w:r>
+        <w:rPr>
+          <w:rFonts w:ascii="Arial Narrow" w:hAnsi="Arial Narrow"/>
+          <w:sz w:val="24"/>
+          <w:szCs w:val="24"/>
+        </w:rPr>
+        <w:t>);</w:t>
       </w:r>
     </w:p>
     <w:p>
@@ -12527,6 +13931,7 @@
         <w:t xml:space="preserve">function </w:t>
       </w:r>
       <w:proofErr w:type="spellStart"/>
+      <w:proofErr w:type="gramStart"/>
       <w:r>
         <w:rPr>
           <w:rFonts w:ascii="Arial Narrow" w:hAnsi="Arial Narrow"/>
@@ -12544,6 +13949,7 @@
         </w:rPr>
         <w:t>(){</w:t>
       </w:r>
+      <w:proofErr w:type="gramEnd"/>
     </w:p>
     <w:p>
       <w:pPr>
@@ -12623,9 +14029,19 @@
           <w:sz w:val="24"/>
           <w:szCs w:val="24"/>
         </w:rPr>
-        <w:t>id_sheet.getSheetByName</w:t>
-      </w:r>
-      <w:proofErr w:type="spellEnd"/>
+        <w:t>id_</w:t>
+      </w:r>
+      <w:proofErr w:type="gramStart"/>
+      <w:r>
+        <w:rPr>
+          <w:rFonts w:ascii="Arial Narrow" w:hAnsi="Arial Narrow"/>
+          <w:sz w:val="24"/>
+          <w:szCs w:val="24"/>
+        </w:rPr>
+        <w:t>sheet.getSheetByName</w:t>
+      </w:r>
+      <w:proofErr w:type="spellEnd"/>
+      <w:proofErr w:type="gramEnd"/>
       <w:r>
         <w:rPr>
           <w:rFonts w:ascii="Arial Narrow" w:hAnsi="Arial Narrow"/>
@@ -13059,6 +14475,7 @@
         <w:t xml:space="preserve">function </w:t>
       </w:r>
       <w:proofErr w:type="spellStart"/>
+      <w:proofErr w:type="gramStart"/>
       <w:r>
         <w:rPr>
           <w:rFonts w:ascii="Arial Narrow" w:hAnsi="Arial Narrow"/>
@@ -13076,6 +14493,7 @@
         </w:rPr>
         <w:t>(){</w:t>
       </w:r>
+      <w:proofErr w:type="gramEnd"/>
     </w:p>
     <w:p>
       <w:pPr>
@@ -13155,9 +14573,19 @@
           <w:sz w:val="24"/>
           <w:szCs w:val="24"/>
         </w:rPr>
-        <w:t>id_sheet.getSheetByName</w:t>
-      </w:r>
-      <w:proofErr w:type="spellEnd"/>
+        <w:t>id_</w:t>
+      </w:r>
+      <w:proofErr w:type="gramStart"/>
+      <w:r>
+        <w:rPr>
+          <w:rFonts w:ascii="Arial Narrow" w:hAnsi="Arial Narrow"/>
+          <w:sz w:val="24"/>
+          <w:szCs w:val="24"/>
+        </w:rPr>
+        <w:t>sheet.getSheetByName</w:t>
+      </w:r>
+      <w:proofErr w:type="spellEnd"/>
+      <w:proofErr w:type="gramEnd"/>
       <w:r>
         <w:rPr>
           <w:rFonts w:ascii="Arial Narrow" w:hAnsi="Arial Narrow"/>
@@ -13867,7 +15295,25 @@
           <w:sz w:val="24"/>
           <w:szCs w:val="24"/>
         </w:rPr>
-        <w:t xml:space="preserve"> file = DriveApp.getFileById('1qXf9MXUVKernL3miFIQKfqP6IgZTmV7D').getBlob();</w:t>
+        <w:t xml:space="preserve"> file = DriveApp.getFileById('1qXf9MXUVKernL3miFIQKfqP6IgZTmV7D'</w:t>
+      </w:r>
+      <w:proofErr w:type="gramStart"/>
+      <w:r>
+        <w:rPr>
+          <w:rFonts w:ascii="Arial Narrow" w:hAnsi="Arial Narrow"/>
+          <w:sz w:val="24"/>
+          <w:szCs w:val="24"/>
+        </w:rPr>
+        <w:t>).getBlob</w:t>
+      </w:r>
+      <w:proofErr w:type="gramEnd"/>
+      <w:r>
+        <w:rPr>
+          <w:rFonts w:ascii="Arial Narrow" w:hAnsi="Arial Narrow"/>
+          <w:sz w:val="24"/>
+          <w:szCs w:val="24"/>
+        </w:rPr>
+        <w:t>();</w:t>
       </w:r>
     </w:p>
     <w:p>
@@ -13888,6 +15334,7 @@
         <w:t xml:space="preserve">function </w:t>
       </w:r>
       <w:proofErr w:type="spellStart"/>
+      <w:proofErr w:type="gramStart"/>
       <w:r>
         <w:rPr>
           <w:rFonts w:ascii="Arial Narrow" w:hAnsi="Arial Narrow"/>
@@ -13905,6 +15352,7 @@
         </w:rPr>
         <w:t>(){</w:t>
       </w:r>
+      <w:proofErr w:type="gramEnd"/>
     </w:p>
     <w:p>
       <w:pPr>
@@ -14348,6 +15796,7 @@
         <w:t xml:space="preserve">function </w:t>
       </w:r>
       <w:proofErr w:type="spellStart"/>
+      <w:proofErr w:type="gramStart"/>
       <w:r>
         <w:rPr>
           <w:rFonts w:ascii="Arial Narrow" w:hAnsi="Arial Narrow"/>
@@ -14365,6 +15814,7 @@
         </w:rPr>
         <w:t>(){</w:t>
       </w:r>
+      <w:proofErr w:type="gramEnd"/>
     </w:p>
     <w:p>
       <w:pPr>
@@ -14517,7 +15967,25 @@
           <w:sz w:val="24"/>
           <w:szCs w:val="24"/>
         </w:rPr>
-        <w:t xml:space="preserve"> file = DriveApp.getFileById('1qXf9MXUVKernL3miFIQKfqP6IgZTmV7D').getBlob();</w:t>
+        <w:t xml:space="preserve"> file = DriveApp.getFileById('1qXf9MXUVKernL3miFIQKfqP6IgZTmV7D'</w:t>
+      </w:r>
+      <w:proofErr w:type="gramStart"/>
+      <w:r>
+        <w:rPr>
+          <w:rFonts w:ascii="Arial Narrow" w:hAnsi="Arial Narrow"/>
+          <w:sz w:val="24"/>
+          <w:szCs w:val="24"/>
+        </w:rPr>
+        <w:t>).getBlob</w:t>
+      </w:r>
+      <w:proofErr w:type="gramEnd"/>
+      <w:r>
+        <w:rPr>
+          <w:rFonts w:ascii="Arial Narrow" w:hAnsi="Arial Narrow"/>
+          <w:sz w:val="24"/>
+          <w:szCs w:val="24"/>
+        </w:rPr>
+        <w:t>();</w:t>
       </w:r>
     </w:p>
     <w:p>
@@ -14936,6 +16404,7 @@
         <w:t xml:space="preserve"> email </w:t>
       </w:r>
       <w:proofErr w:type="spellStart"/>
+      <w:proofErr w:type="gramStart"/>
       <w:r>
         <w:rPr>
           <w:rFonts w:ascii="Arial Narrow" w:hAnsi="Arial Narrow"/>
@@ -14963,6 +16432,7 @@
         <w:t>nApa</w:t>
       </w:r>
       <w:proofErr w:type="spellEnd"/>
+      <w:proofErr w:type="gramEnd"/>
       <w:r>
         <w:rPr>
           <w:rFonts w:ascii="Arial Narrow" w:hAnsi="Arial Narrow"/>
@@ -15622,7 +17092,25 @@
           <w:sz w:val="24"/>
           <w:szCs w:val="24"/>
         </w:rPr>
-        <w:t xml:space="preserve">was submitted, than in spread sheet fill in, in my </w:t>
+        <w:t xml:space="preserve">was submitted, </w:t>
+      </w:r>
+      <w:proofErr w:type="gramStart"/>
+      <w:r>
+        <w:rPr>
+          <w:rFonts w:ascii="Arial Narrow" w:hAnsi="Arial Narrow"/>
+          <w:sz w:val="24"/>
+          <w:szCs w:val="24"/>
+        </w:rPr>
+        <w:t>than</w:t>
+      </w:r>
+      <w:proofErr w:type="gramEnd"/>
+      <w:r>
+        <w:rPr>
+          <w:rFonts w:ascii="Arial Narrow" w:hAnsi="Arial Narrow"/>
+          <w:sz w:val="24"/>
+          <w:szCs w:val="24"/>
+        </w:rPr>
+        <w:t xml:space="preserve"> in spread sheet fill in, in my </w:t>
       </w:r>
       <w:proofErr w:type="spellStart"/>
       <w:r>
@@ -15761,6 +17249,7 @@
         <w:t xml:space="preserve">function </w:t>
       </w:r>
       <w:proofErr w:type="spellStart"/>
+      <w:proofErr w:type="gramStart"/>
       <w:r>
         <w:rPr>
           <w:rFonts w:ascii="Arial Narrow" w:hAnsi="Arial Narrow"/>
@@ -15778,6 +17267,7 @@
         </w:rPr>
         <w:t>(){</w:t>
       </w:r>
+      <w:proofErr w:type="gramEnd"/>
     </w:p>
     <w:p>
       <w:pPr>
@@ -15857,9 +17347,19 @@
           <w:sz w:val="24"/>
           <w:szCs w:val="24"/>
         </w:rPr>
-        <w:t>id_sheet.getSheetByName</w:t>
-      </w:r>
-      <w:proofErr w:type="spellEnd"/>
+        <w:t>id_</w:t>
+      </w:r>
+      <w:proofErr w:type="gramStart"/>
+      <w:r>
+        <w:rPr>
+          <w:rFonts w:ascii="Arial Narrow" w:hAnsi="Arial Narrow"/>
+          <w:sz w:val="24"/>
+          <w:szCs w:val="24"/>
+        </w:rPr>
+        <w:t>sheet.getSheetByName</w:t>
+      </w:r>
+      <w:proofErr w:type="spellEnd"/>
+      <w:proofErr w:type="gramEnd"/>
       <w:r>
         <w:rPr>
           <w:rFonts w:ascii="Arial Narrow" w:hAnsi="Arial Narrow"/>
@@ -15905,6 +17405,7 @@
         <w:t xml:space="preserve"> = </w:t>
       </w:r>
       <w:proofErr w:type="spellStart"/>
+      <w:proofErr w:type="gramStart"/>
       <w:r>
         <w:rPr>
           <w:rFonts w:ascii="Arial Narrow" w:hAnsi="Arial Narrow"/>
@@ -15914,6 +17415,7 @@
         <w:t>response.getLastRow</w:t>
       </w:r>
       <w:proofErr w:type="spellEnd"/>
+      <w:proofErr w:type="gramEnd"/>
       <w:r>
         <w:rPr>
           <w:rFonts w:ascii="Arial Narrow" w:hAnsi="Arial Narrow"/>
@@ -15951,6 +17453,7 @@
         <w:t xml:space="preserve">  var nama = </w:t>
       </w:r>
       <w:proofErr w:type="spellStart"/>
+      <w:proofErr w:type="gramStart"/>
       <w:r>
         <w:rPr>
           <w:rFonts w:ascii="Arial Narrow" w:hAnsi="Arial Narrow"/>
@@ -15960,6 +17463,7 @@
         <w:t>response.getRange</w:t>
       </w:r>
       <w:proofErr w:type="spellEnd"/>
+      <w:proofErr w:type="gramEnd"/>
       <w:r>
         <w:rPr>
           <w:rFonts w:ascii="Arial Narrow" w:hAnsi="Arial Narrow"/>
@@ -15978,6 +17482,7 @@
         <w:t>lr</w:t>
       </w:r>
       <w:proofErr w:type="spellEnd"/>
+      <w:proofErr w:type="gramStart"/>
       <w:r>
         <w:rPr>
           <w:rFonts w:ascii="Arial Narrow" w:hAnsi="Arial Narrow"/>
@@ -15996,6 +17501,7 @@
         <w:t>getValue</w:t>
       </w:r>
       <w:proofErr w:type="spellEnd"/>
+      <w:proofErr w:type="gramEnd"/>
       <w:r>
         <w:rPr>
           <w:rFonts w:ascii="Arial Narrow" w:hAnsi="Arial Narrow"/>
@@ -16023,6 +17529,7 @@
         <w:t xml:space="preserve">  var saran = </w:t>
       </w:r>
       <w:proofErr w:type="spellStart"/>
+      <w:proofErr w:type="gramStart"/>
       <w:r>
         <w:rPr>
           <w:rFonts w:ascii="Arial Narrow" w:hAnsi="Arial Narrow"/>
@@ -16032,6 +17539,7 @@
         <w:t>response.getRange</w:t>
       </w:r>
       <w:proofErr w:type="spellEnd"/>
+      <w:proofErr w:type="gramEnd"/>
       <w:r>
         <w:rPr>
           <w:rFonts w:ascii="Arial Narrow" w:hAnsi="Arial Narrow"/>
@@ -16050,6 +17558,7 @@
         <w:t>lr</w:t>
       </w:r>
       <w:proofErr w:type="spellEnd"/>
+      <w:proofErr w:type="gramStart"/>
       <w:r>
         <w:rPr>
           <w:rFonts w:ascii="Arial Narrow" w:hAnsi="Arial Narrow"/>
@@ -16068,6 +17577,7 @@
         <w:t>getValue</w:t>
       </w:r>
       <w:proofErr w:type="spellEnd"/>
+      <w:proofErr w:type="gramEnd"/>
       <w:r>
         <w:rPr>
           <w:rFonts w:ascii="Arial Narrow" w:hAnsi="Arial Narrow"/>
@@ -16195,6 +17705,7 @@
         <w:t xml:space="preserve"> yang </w:t>
       </w:r>
       <w:proofErr w:type="spellStart"/>
+      <w:proofErr w:type="gramStart"/>
       <w:r>
         <w:rPr>
           <w:rFonts w:ascii="Arial Narrow" w:hAnsi="Arial Narrow"/>
@@ -16204,6 +17715,7 @@
         <w:t>meniri,kan</w:t>
       </w:r>
       <w:proofErr w:type="spellEnd"/>
+      <w:proofErr w:type="gramEnd"/>
       <w:r>
         <w:rPr>
           <w:rFonts w:ascii="Arial Narrow" w:hAnsi="Arial Narrow"/>
@@ -16715,7 +18227,7 @@
           <w:noProof/>
         </w:rPr>
         <w:drawing>
-          <wp:inline distT="0" distB="0" distL="0" distR="0" wp14:anchorId="5C91850B" wp14:editId="60AA1105">
+          <wp:inline distT="0" distB="0" distL="0" distR="0" wp14:anchorId="5C91850B" wp14:editId="45D6ACF2">
             <wp:extent cx="5731510" cy="1356360"/>
             <wp:effectExtent l="0" t="0" r="2540" b="0"/>
             <wp:docPr id="234378350" name="Picture 3"/>
@@ -16901,7 +18413,16 @@
           <w:sz w:val="24"/>
           <w:szCs w:val="24"/>
         </w:rPr>
-        <w:t>baris_terahir</w:t>
+        <w:t>baris_</w:t>
+      </w:r>
+      <w:proofErr w:type="gramStart"/>
+      <w:r>
+        <w:rPr>
+          <w:rFonts w:ascii="Arial Narrow" w:hAnsi="Arial Narrow"/>
+          <w:sz w:val="24"/>
+          <w:szCs w:val="24"/>
+        </w:rPr>
+        <w:t>terahir</w:t>
       </w:r>
       <w:proofErr w:type="spellEnd"/>
       <w:r>
@@ -16912,6 +18433,7 @@
         </w:rPr>
         <w:t>(){</w:t>
       </w:r>
+      <w:proofErr w:type="gramEnd"/>
     </w:p>
     <w:p>
       <w:pPr>
@@ -16991,9 +18513,19 @@
           <w:sz w:val="24"/>
           <w:szCs w:val="24"/>
         </w:rPr>
-        <w:t>id_sheet.getSheetByName</w:t>
-      </w:r>
-      <w:proofErr w:type="spellEnd"/>
+        <w:t>id_</w:t>
+      </w:r>
+      <w:proofErr w:type="gramStart"/>
+      <w:r>
+        <w:rPr>
+          <w:rFonts w:ascii="Arial Narrow" w:hAnsi="Arial Narrow"/>
+          <w:sz w:val="24"/>
+          <w:szCs w:val="24"/>
+        </w:rPr>
+        <w:t>sheet.getSheetByName</w:t>
+      </w:r>
+      <w:proofErr w:type="spellEnd"/>
+      <w:proofErr w:type="gramEnd"/>
       <w:r>
         <w:rPr>
           <w:rFonts w:ascii="Arial Narrow" w:hAnsi="Arial Narrow"/>
@@ -17039,6 +18571,7 @@
         <w:t xml:space="preserve">  var lr1 = </w:t>
       </w:r>
       <w:proofErr w:type="spellStart"/>
+      <w:proofErr w:type="gramStart"/>
       <w:r>
         <w:rPr>
           <w:rFonts w:ascii="Arial Narrow" w:hAnsi="Arial Narrow"/>
@@ -17048,6 +18581,7 @@
         <w:t>response.getLastRow</w:t>
       </w:r>
       <w:proofErr w:type="spellEnd"/>
+      <w:proofErr w:type="gramEnd"/>
       <w:r>
         <w:rPr>
           <w:rFonts w:ascii="Arial Narrow" w:hAnsi="Arial Narrow"/>
@@ -17139,6 +18673,7 @@
         <w:t xml:space="preserve"> = </w:t>
       </w:r>
       <w:proofErr w:type="spellStart"/>
+      <w:proofErr w:type="gramStart"/>
       <w:r>
         <w:rPr>
           <w:rFonts w:ascii="Arial Narrow" w:hAnsi="Arial Narrow"/>
@@ -17148,13 +18683,23 @@
         <w:t>response.getRange</w:t>
       </w:r>
       <w:proofErr w:type="spellEnd"/>
-      <w:r>
-        <w:rPr>
-          <w:rFonts w:ascii="Arial Narrow" w:hAnsi="Arial Narrow"/>
-          <w:sz w:val="24"/>
-          <w:szCs w:val="24"/>
-        </w:rPr>
-        <w:t>('A1').</w:t>
+      <w:proofErr w:type="gramEnd"/>
+      <w:r>
+        <w:rPr>
+          <w:rFonts w:ascii="Arial Narrow" w:hAnsi="Arial Narrow"/>
+          <w:sz w:val="24"/>
+          <w:szCs w:val="24"/>
+        </w:rPr>
+        <w:t>('A1'</w:t>
+      </w:r>
+      <w:proofErr w:type="gramStart"/>
+      <w:r>
+        <w:rPr>
+          <w:rFonts w:ascii="Arial Narrow" w:hAnsi="Arial Narrow"/>
+          <w:sz w:val="24"/>
+          <w:szCs w:val="24"/>
+        </w:rPr>
+        <w:t>).</w:t>
       </w:r>
       <w:proofErr w:type="spellStart"/>
       <w:r>
@@ -17166,13 +18711,23 @@
         <w:t>getDataRegion</w:t>
       </w:r>
       <w:proofErr w:type="spellEnd"/>
-      <w:r>
-        <w:rPr>
-          <w:rFonts w:ascii="Arial Narrow" w:hAnsi="Arial Narrow"/>
-          <w:sz w:val="24"/>
-          <w:szCs w:val="24"/>
-        </w:rPr>
-        <w:t>().</w:t>
+      <w:proofErr w:type="gramEnd"/>
+      <w:r>
+        <w:rPr>
+          <w:rFonts w:ascii="Arial Narrow" w:hAnsi="Arial Narrow"/>
+          <w:sz w:val="24"/>
+          <w:szCs w:val="24"/>
+        </w:rPr>
+        <w:t>(</w:t>
+      </w:r>
+      <w:proofErr w:type="gramStart"/>
+      <w:r>
+        <w:rPr>
+          <w:rFonts w:ascii="Arial Narrow" w:hAnsi="Arial Narrow"/>
+          <w:sz w:val="24"/>
+          <w:szCs w:val="24"/>
+        </w:rPr>
+        <w:t>).</w:t>
       </w:r>
       <w:proofErr w:type="spellStart"/>
       <w:r>
@@ -17184,6 +18739,7 @@
         <w:t>getLastRow</w:t>
       </w:r>
       <w:proofErr w:type="spellEnd"/>
+      <w:proofErr w:type="gramEnd"/>
       <w:r>
         <w:rPr>
           <w:rFonts w:ascii="Arial Narrow" w:hAnsi="Arial Narrow"/>
@@ -17275,6 +18831,7 @@
         <w:t xml:space="preserve"> = </w:t>
       </w:r>
       <w:proofErr w:type="spellStart"/>
+      <w:proofErr w:type="gramStart"/>
       <w:r>
         <w:rPr>
           <w:rFonts w:ascii="Arial Narrow" w:hAnsi="Arial Narrow"/>
@@ -17284,13 +18841,23 @@
         <w:t>response.getRange</w:t>
       </w:r>
       <w:proofErr w:type="spellEnd"/>
-      <w:r>
-        <w:rPr>
-          <w:rFonts w:ascii="Arial Narrow" w:hAnsi="Arial Narrow"/>
-          <w:sz w:val="24"/>
-          <w:szCs w:val="24"/>
-        </w:rPr>
-        <w:t>('E1').</w:t>
+      <w:proofErr w:type="gramEnd"/>
+      <w:r>
+        <w:rPr>
+          <w:rFonts w:ascii="Arial Narrow" w:hAnsi="Arial Narrow"/>
+          <w:sz w:val="24"/>
+          <w:szCs w:val="24"/>
+        </w:rPr>
+        <w:t>('E1'</w:t>
+      </w:r>
+      <w:proofErr w:type="gramStart"/>
+      <w:r>
+        <w:rPr>
+          <w:rFonts w:ascii="Arial Narrow" w:hAnsi="Arial Narrow"/>
+          <w:sz w:val="24"/>
+          <w:szCs w:val="24"/>
+        </w:rPr>
+        <w:t>).</w:t>
       </w:r>
       <w:proofErr w:type="spellStart"/>
       <w:r>
@@ -17302,13 +18869,23 @@
         <w:t>getDataRegion</w:t>
       </w:r>
       <w:proofErr w:type="spellEnd"/>
-      <w:r>
-        <w:rPr>
-          <w:rFonts w:ascii="Arial Narrow" w:hAnsi="Arial Narrow"/>
-          <w:sz w:val="24"/>
-          <w:szCs w:val="24"/>
-        </w:rPr>
-        <w:t>().</w:t>
+      <w:proofErr w:type="gramEnd"/>
+      <w:r>
+        <w:rPr>
+          <w:rFonts w:ascii="Arial Narrow" w:hAnsi="Arial Narrow"/>
+          <w:sz w:val="24"/>
+          <w:szCs w:val="24"/>
+        </w:rPr>
+        <w:t>(</w:t>
+      </w:r>
+      <w:proofErr w:type="gramStart"/>
+      <w:r>
+        <w:rPr>
+          <w:rFonts w:ascii="Arial Narrow" w:hAnsi="Arial Narrow"/>
+          <w:sz w:val="24"/>
+          <w:szCs w:val="24"/>
+        </w:rPr>
+        <w:t>).</w:t>
       </w:r>
       <w:proofErr w:type="spellStart"/>
       <w:r>
@@ -17320,6 +18897,7 @@
         <w:t>getLastRow</w:t>
       </w:r>
       <w:proofErr w:type="spellEnd"/>
+      <w:proofErr w:type="gramEnd"/>
       <w:r>
         <w:rPr>
           <w:rFonts w:ascii="Arial Narrow" w:hAnsi="Arial Narrow"/>
@@ -17408,7 +18986,61 @@
           <w:sz w:val="24"/>
           <w:szCs w:val="24"/>
         </w:rPr>
-        <w:t xml:space="preserve"> = response.getRange('B1').getNextDataCell(SpreadsheetApp.Direction.DOWN).getLastRow();</w:t>
+        <w:t xml:space="preserve"> = </w:t>
+      </w:r>
+      <w:proofErr w:type="gramStart"/>
+      <w:r>
+        <w:rPr>
+          <w:rFonts w:ascii="Arial Narrow" w:hAnsi="Arial Narrow"/>
+          <w:sz w:val="24"/>
+          <w:szCs w:val="24"/>
+        </w:rPr>
+        <w:t>response.getRange</w:t>
+      </w:r>
+      <w:proofErr w:type="gramEnd"/>
+      <w:r>
+        <w:rPr>
+          <w:rFonts w:ascii="Arial Narrow" w:hAnsi="Arial Narrow"/>
+          <w:sz w:val="24"/>
+          <w:szCs w:val="24"/>
+        </w:rPr>
+        <w:t>('B1'</w:t>
+      </w:r>
+      <w:proofErr w:type="gramStart"/>
+      <w:r>
+        <w:rPr>
+          <w:rFonts w:ascii="Arial Narrow" w:hAnsi="Arial Narrow"/>
+          <w:sz w:val="24"/>
+          <w:szCs w:val="24"/>
+        </w:rPr>
+        <w:t>).getNextDataCell</w:t>
+      </w:r>
+      <w:proofErr w:type="gramEnd"/>
+      <w:r>
+        <w:rPr>
+          <w:rFonts w:ascii="Arial Narrow" w:hAnsi="Arial Narrow"/>
+          <w:sz w:val="24"/>
+          <w:szCs w:val="24"/>
+        </w:rPr>
+        <w:t>(</w:t>
+      </w:r>
+      <w:proofErr w:type="gramStart"/>
+      <w:r>
+        <w:rPr>
+          <w:rFonts w:ascii="Arial Narrow" w:hAnsi="Arial Narrow"/>
+          <w:sz w:val="24"/>
+          <w:szCs w:val="24"/>
+        </w:rPr>
+        <w:t>SpreadsheetApp.Direction.DOWN).getLastRow</w:t>
+      </w:r>
+      <w:proofErr w:type="gramEnd"/>
+      <w:r>
+        <w:rPr>
+          <w:rFonts w:ascii="Arial Narrow" w:hAnsi="Arial Narrow"/>
+          <w:sz w:val="24"/>
+          <w:szCs w:val="24"/>
+        </w:rPr>
+        <w:t>();</w:t>
       </w:r>
     </w:p>
     <w:p>
@@ -17444,7 +19076,61 @@
           <w:sz w:val="24"/>
           <w:szCs w:val="24"/>
         </w:rPr>
-        <w:t xml:space="preserve"> = response.getRange('B1').getNextDataCell(SpreadsheetApp.Direction.DOWN).getRowIndex();</w:t>
+        <w:t xml:space="preserve"> = </w:t>
+      </w:r>
+      <w:proofErr w:type="gramStart"/>
+      <w:r>
+        <w:rPr>
+          <w:rFonts w:ascii="Arial Narrow" w:hAnsi="Arial Narrow"/>
+          <w:sz w:val="24"/>
+          <w:szCs w:val="24"/>
+        </w:rPr>
+        <w:t>response.getRange</w:t>
+      </w:r>
+      <w:proofErr w:type="gramEnd"/>
+      <w:r>
+        <w:rPr>
+          <w:rFonts w:ascii="Arial Narrow" w:hAnsi="Arial Narrow"/>
+          <w:sz w:val="24"/>
+          <w:szCs w:val="24"/>
+        </w:rPr>
+        <w:t>('B1'</w:t>
+      </w:r>
+      <w:proofErr w:type="gramStart"/>
+      <w:r>
+        <w:rPr>
+          <w:rFonts w:ascii="Arial Narrow" w:hAnsi="Arial Narrow"/>
+          <w:sz w:val="24"/>
+          <w:szCs w:val="24"/>
+        </w:rPr>
+        <w:t>).getNextDataCell</w:t>
+      </w:r>
+      <w:proofErr w:type="gramEnd"/>
+      <w:r>
+        <w:rPr>
+          <w:rFonts w:ascii="Arial Narrow" w:hAnsi="Arial Narrow"/>
+          <w:sz w:val="24"/>
+          <w:szCs w:val="24"/>
+        </w:rPr>
+        <w:t>(</w:t>
+      </w:r>
+      <w:proofErr w:type="gramStart"/>
+      <w:r>
+        <w:rPr>
+          <w:rFonts w:ascii="Arial Narrow" w:hAnsi="Arial Narrow"/>
+          <w:sz w:val="24"/>
+          <w:szCs w:val="24"/>
+        </w:rPr>
+        <w:t>SpreadsheetApp.Direction.DOWN).getRowIndex</w:t>
+      </w:r>
+      <w:proofErr w:type="gramEnd"/>
+      <w:r>
+        <w:rPr>
+          <w:rFonts w:ascii="Arial Narrow" w:hAnsi="Arial Narrow"/>
+          <w:sz w:val="24"/>
+          <w:szCs w:val="24"/>
+        </w:rPr>
+        <w:t>();</w:t>
       </w:r>
     </w:p>
     <w:p>
@@ -17691,6 +19377,7 @@
         <w:t xml:space="preserve">function </w:t>
       </w:r>
       <w:proofErr w:type="spellStart"/>
+      <w:proofErr w:type="gramStart"/>
       <w:r>
         <w:rPr>
           <w:rFonts w:ascii="Arial Narrow" w:hAnsi="Arial Narrow"/>
@@ -17708,6 +19395,7 @@
         </w:rPr>
         <w:t>(){</w:t>
       </w:r>
+      <w:proofErr w:type="gramEnd"/>
     </w:p>
     <w:p>
       <w:pPr>
@@ -17742,7 +19430,25 @@
           <w:sz w:val="24"/>
           <w:szCs w:val="24"/>
         </w:rPr>
-        <w:t xml:space="preserve"> = DriveApp.getFileById('1gKMCcWTIv-gAQFeIizMTbmy9KJsKgqpt').getBlob();</w:t>
+        <w:t xml:space="preserve"> = DriveApp.getFileById('1gKMCcWTIv-gAQFeIizMTbmy9KJsKgqpt'</w:t>
+      </w:r>
+      <w:proofErr w:type="gramStart"/>
+      <w:r>
+        <w:rPr>
+          <w:rFonts w:ascii="Arial Narrow" w:hAnsi="Arial Narrow"/>
+          <w:sz w:val="24"/>
+          <w:szCs w:val="24"/>
+        </w:rPr>
+        <w:t>).getBlob</w:t>
+      </w:r>
+      <w:proofErr w:type="gramEnd"/>
+      <w:r>
+        <w:rPr>
+          <w:rFonts w:ascii="Arial Narrow" w:hAnsi="Arial Narrow"/>
+          <w:sz w:val="24"/>
+          <w:szCs w:val="24"/>
+        </w:rPr>
+        <w:t>();</w:t>
       </w:r>
     </w:p>
     <w:p>
@@ -17832,7 +19538,16 @@
           <w:sz w:val="24"/>
           <w:szCs w:val="24"/>
         </w:rPr>
-        <w:t>').</w:t>
+        <w:t>'</w:t>
+      </w:r>
+      <w:proofErr w:type="gramStart"/>
+      <w:r>
+        <w:rPr>
+          <w:rFonts w:ascii="Arial Narrow" w:hAnsi="Arial Narrow"/>
+          <w:sz w:val="24"/>
+          <w:szCs w:val="24"/>
+        </w:rPr>
+        <w:t>).</w:t>
       </w:r>
       <w:proofErr w:type="spellStart"/>
       <w:r>
@@ -17844,6 +19559,7 @@
         <w:t>getId</w:t>
       </w:r>
       <w:proofErr w:type="spellEnd"/>
+      <w:proofErr w:type="gramEnd"/>
       <w:r>
         <w:rPr>
           <w:rFonts w:ascii="Arial Narrow" w:hAnsi="Arial Narrow"/>
@@ -17907,6 +19623,7 @@
         <w:t xml:space="preserve">  </w:t>
       </w:r>
       <w:proofErr w:type="spellStart"/>
+      <w:proofErr w:type="gramStart"/>
       <w:r>
         <w:rPr>
           <w:rFonts w:ascii="Arial Narrow" w:hAnsi="Arial Narrow"/>
@@ -17916,13 +19633,23 @@
         <w:t>doc.getBody</w:t>
       </w:r>
       <w:proofErr w:type="spellEnd"/>
-      <w:r>
-        <w:rPr>
-          <w:rFonts w:ascii="Arial Narrow" w:hAnsi="Arial Narrow"/>
-          <w:sz w:val="24"/>
-          <w:szCs w:val="24"/>
-        </w:rPr>
-        <w:t>().</w:t>
+      <w:proofErr w:type="gramEnd"/>
+      <w:r>
+        <w:rPr>
+          <w:rFonts w:ascii="Arial Narrow" w:hAnsi="Arial Narrow"/>
+          <w:sz w:val="24"/>
+          <w:szCs w:val="24"/>
+        </w:rPr>
+        <w:t>(</w:t>
+      </w:r>
+      <w:proofErr w:type="gramStart"/>
+      <w:r>
+        <w:rPr>
+          <w:rFonts w:ascii="Arial Narrow" w:hAnsi="Arial Narrow"/>
+          <w:sz w:val="24"/>
+          <w:szCs w:val="24"/>
+        </w:rPr>
+        <w:t>).</w:t>
       </w:r>
       <w:proofErr w:type="spellStart"/>
       <w:r>
@@ -17934,6 +19661,7 @@
         <w:t>setText</w:t>
       </w:r>
       <w:proofErr w:type="spellEnd"/>
+      <w:proofErr w:type="gramEnd"/>
       <w:r>
         <w:rPr>
           <w:rFonts w:ascii="Arial Narrow" w:hAnsi="Arial Narrow"/>
@@ -18087,6 +19815,7 @@
         <w:t xml:space="preserve">  </w:t>
       </w:r>
       <w:proofErr w:type="spellStart"/>
+      <w:proofErr w:type="gramStart"/>
       <w:r>
         <w:rPr>
           <w:rFonts w:ascii="Arial Narrow" w:hAnsi="Arial Narrow"/>
@@ -18096,13 +19825,23 @@
         <w:t>doc.getBody</w:t>
       </w:r>
       <w:proofErr w:type="spellEnd"/>
-      <w:r>
-        <w:rPr>
-          <w:rFonts w:ascii="Arial Narrow" w:hAnsi="Arial Narrow"/>
-          <w:sz w:val="24"/>
-          <w:szCs w:val="24"/>
-        </w:rPr>
-        <w:t>().</w:t>
+      <w:proofErr w:type="gramEnd"/>
+      <w:r>
+        <w:rPr>
+          <w:rFonts w:ascii="Arial Narrow" w:hAnsi="Arial Narrow"/>
+          <w:sz w:val="24"/>
+          <w:szCs w:val="24"/>
+        </w:rPr>
+        <w:t>(</w:t>
+      </w:r>
+      <w:proofErr w:type="gramStart"/>
+      <w:r>
+        <w:rPr>
+          <w:rFonts w:ascii="Arial Narrow" w:hAnsi="Arial Narrow"/>
+          <w:sz w:val="24"/>
+          <w:szCs w:val="24"/>
+        </w:rPr>
+        <w:t>).</w:t>
       </w:r>
       <w:proofErr w:type="spellStart"/>
       <w:r>
@@ -18114,6 +19853,7 @@
         <w:t>insertImage</w:t>
       </w:r>
       <w:proofErr w:type="spellEnd"/>
+      <w:proofErr w:type="gramEnd"/>
       <w:r>
         <w:rPr>
           <w:rFonts w:ascii="Arial Narrow" w:hAnsi="Arial Narrow"/>
@@ -18132,6 +19872,7 @@
         <w:t>img</w:t>
       </w:r>
       <w:proofErr w:type="spellEnd"/>
+      <w:proofErr w:type="gramStart"/>
       <w:r>
         <w:rPr>
           <w:rFonts w:ascii="Arial Narrow" w:hAnsi="Arial Narrow"/>
@@ -18150,6 +19891,7 @@
         <w:t>setWidth</w:t>
       </w:r>
       <w:proofErr w:type="spellEnd"/>
+      <w:proofErr w:type="gramEnd"/>
       <w:r>
         <w:rPr>
           <w:rFonts w:ascii="Arial Narrow" w:hAnsi="Arial Narrow"/>
@@ -18418,6 +20160,7 @@
         <w:t xml:space="preserve">function </w:t>
       </w:r>
       <w:proofErr w:type="spellStart"/>
+      <w:proofErr w:type="gramStart"/>
       <w:r>
         <w:rPr>
           <w:rFonts w:ascii="Arial Narrow" w:hAnsi="Arial Narrow"/>
@@ -18435,6 +20178,7 @@
         </w:rPr>
         <w:t>(){</w:t>
       </w:r>
+      <w:proofErr w:type="gramEnd"/>
     </w:p>
     <w:p>
       <w:pPr>
@@ -18797,6 +20541,7 @@
         <w:t>iddoc</w:t>
       </w:r>
       <w:proofErr w:type="spellEnd"/>
+      <w:proofErr w:type="gramStart"/>
       <w:r>
         <w:rPr>
           <w:rFonts w:ascii="Arial Narrow" w:hAnsi="Arial Narrow"/>
@@ -18815,13 +20560,23 @@
         <w:t>makeCopy</w:t>
       </w:r>
       <w:proofErr w:type="spellEnd"/>
-      <w:r>
-        <w:rPr>
-          <w:rFonts w:ascii="Arial Narrow" w:hAnsi="Arial Narrow"/>
-          <w:sz w:val="24"/>
-          <w:szCs w:val="24"/>
-        </w:rPr>
-        <w:t>().</w:t>
+      <w:proofErr w:type="gramEnd"/>
+      <w:r>
+        <w:rPr>
+          <w:rFonts w:ascii="Arial Narrow" w:hAnsi="Arial Narrow"/>
+          <w:sz w:val="24"/>
+          <w:szCs w:val="24"/>
+        </w:rPr>
+        <w:t>(</w:t>
+      </w:r>
+      <w:proofErr w:type="gramStart"/>
+      <w:r>
+        <w:rPr>
+          <w:rFonts w:ascii="Arial Narrow" w:hAnsi="Arial Narrow"/>
+          <w:sz w:val="24"/>
+          <w:szCs w:val="24"/>
+        </w:rPr>
+        <w:t>).</w:t>
       </w:r>
       <w:proofErr w:type="spellStart"/>
       <w:r>
@@ -18833,6 +20588,7 @@
         <w:t>getId</w:t>
       </w:r>
       <w:proofErr w:type="spellEnd"/>
+      <w:proofErr w:type="gramEnd"/>
       <w:r>
         <w:rPr>
           <w:rFonts w:ascii="Arial Narrow" w:hAnsi="Arial Narrow"/>
@@ -18924,6 +20680,7 @@
         <w:t xml:space="preserve">  </w:t>
       </w:r>
       <w:proofErr w:type="spellStart"/>
+      <w:proofErr w:type="gramStart"/>
       <w:r>
         <w:rPr>
           <w:rFonts w:ascii="Arial Narrow" w:hAnsi="Arial Narrow"/>
@@ -18933,13 +20690,23 @@
         <w:t>doc.getBody</w:t>
       </w:r>
       <w:proofErr w:type="spellEnd"/>
-      <w:r>
-        <w:rPr>
-          <w:rFonts w:ascii="Arial Narrow" w:hAnsi="Arial Narrow"/>
-          <w:sz w:val="24"/>
-          <w:szCs w:val="24"/>
-        </w:rPr>
-        <w:t>().</w:t>
+      <w:proofErr w:type="gramEnd"/>
+      <w:r>
+        <w:rPr>
+          <w:rFonts w:ascii="Arial Narrow" w:hAnsi="Arial Narrow"/>
+          <w:sz w:val="24"/>
+          <w:szCs w:val="24"/>
+        </w:rPr>
+        <w:t>(</w:t>
+      </w:r>
+      <w:proofErr w:type="gramStart"/>
+      <w:r>
+        <w:rPr>
+          <w:rFonts w:ascii="Arial Narrow" w:hAnsi="Arial Narrow"/>
+          <w:sz w:val="24"/>
+          <w:szCs w:val="24"/>
+        </w:rPr>
+        <w:t>).</w:t>
       </w:r>
       <w:proofErr w:type="spellStart"/>
       <w:r>
@@ -18951,6 +20718,7 @@
         <w:t>replaceText</w:t>
       </w:r>
       <w:proofErr w:type="spellEnd"/>
+      <w:proofErr w:type="gramEnd"/>
       <w:r>
         <w:rPr>
           <w:rFonts w:ascii="Arial Narrow" w:hAnsi="Arial Narrow"/>
@@ -19014,6 +20782,7 @@
         <w:t xml:space="preserve">  </w:t>
       </w:r>
       <w:proofErr w:type="spellStart"/>
+      <w:proofErr w:type="gramStart"/>
       <w:r>
         <w:rPr>
           <w:rFonts w:ascii="Arial Narrow" w:hAnsi="Arial Narrow"/>
@@ -19023,13 +20792,23 @@
         <w:t>doc.getBody</w:t>
       </w:r>
       <w:proofErr w:type="spellEnd"/>
-      <w:r>
-        <w:rPr>
-          <w:rFonts w:ascii="Arial Narrow" w:hAnsi="Arial Narrow"/>
-          <w:sz w:val="24"/>
-          <w:szCs w:val="24"/>
-        </w:rPr>
-        <w:t>().</w:t>
+      <w:proofErr w:type="gramEnd"/>
+      <w:r>
+        <w:rPr>
+          <w:rFonts w:ascii="Arial Narrow" w:hAnsi="Arial Narrow"/>
+          <w:sz w:val="24"/>
+          <w:szCs w:val="24"/>
+        </w:rPr>
+        <w:t>(</w:t>
+      </w:r>
+      <w:proofErr w:type="gramStart"/>
+      <w:r>
+        <w:rPr>
+          <w:rFonts w:ascii="Arial Narrow" w:hAnsi="Arial Narrow"/>
+          <w:sz w:val="24"/>
+          <w:szCs w:val="24"/>
+        </w:rPr>
+        <w:t>).</w:t>
       </w:r>
       <w:proofErr w:type="spellStart"/>
       <w:r>
@@ -19041,6 +20820,7 @@
         <w:t>replaceText</w:t>
       </w:r>
       <w:proofErr w:type="spellEnd"/>
+      <w:proofErr w:type="gramEnd"/>
       <w:r>
         <w:rPr>
           <w:rFonts w:ascii="Arial Narrow" w:hAnsi="Arial Narrow"/>
@@ -19104,6 +20884,7 @@
         <w:t xml:space="preserve">  </w:t>
       </w:r>
       <w:proofErr w:type="spellStart"/>
+      <w:proofErr w:type="gramStart"/>
       <w:r>
         <w:rPr>
           <w:rFonts w:ascii="Arial Narrow" w:hAnsi="Arial Narrow"/>
@@ -19113,13 +20894,23 @@
         <w:t>doc.getBody</w:t>
       </w:r>
       <w:proofErr w:type="spellEnd"/>
-      <w:r>
-        <w:rPr>
-          <w:rFonts w:ascii="Arial Narrow" w:hAnsi="Arial Narrow"/>
-          <w:sz w:val="24"/>
-          <w:szCs w:val="24"/>
-        </w:rPr>
-        <w:t>().</w:t>
+      <w:proofErr w:type="gramEnd"/>
+      <w:r>
+        <w:rPr>
+          <w:rFonts w:ascii="Arial Narrow" w:hAnsi="Arial Narrow"/>
+          <w:sz w:val="24"/>
+          <w:szCs w:val="24"/>
+        </w:rPr>
+        <w:t>(</w:t>
+      </w:r>
+      <w:proofErr w:type="gramStart"/>
+      <w:r>
+        <w:rPr>
+          <w:rFonts w:ascii="Arial Narrow" w:hAnsi="Arial Narrow"/>
+          <w:sz w:val="24"/>
+          <w:szCs w:val="24"/>
+        </w:rPr>
+        <w:t>).</w:t>
       </w:r>
       <w:proofErr w:type="spellStart"/>
       <w:r>
@@ -19131,6 +20922,7 @@
         <w:t>replaceText</w:t>
       </w:r>
       <w:proofErr w:type="spellEnd"/>
+      <w:proofErr w:type="gramEnd"/>
       <w:r>
         <w:rPr>
           <w:rFonts w:ascii="Arial Narrow" w:hAnsi="Arial Narrow"/>
@@ -19158,6 +20950,7 @@
         <w:t xml:space="preserve">  </w:t>
       </w:r>
       <w:proofErr w:type="spellStart"/>
+      <w:proofErr w:type="gramStart"/>
       <w:r>
         <w:rPr>
           <w:rFonts w:ascii="Arial Narrow" w:hAnsi="Arial Narrow"/>
@@ -19167,13 +20960,23 @@
         <w:t>doc.getBody</w:t>
       </w:r>
       <w:proofErr w:type="spellEnd"/>
-      <w:r>
-        <w:rPr>
-          <w:rFonts w:ascii="Arial Narrow" w:hAnsi="Arial Narrow"/>
-          <w:sz w:val="24"/>
-          <w:szCs w:val="24"/>
-        </w:rPr>
-        <w:t>().</w:t>
+      <w:proofErr w:type="gramEnd"/>
+      <w:r>
+        <w:rPr>
+          <w:rFonts w:ascii="Arial Narrow" w:hAnsi="Arial Narrow"/>
+          <w:sz w:val="24"/>
+          <w:szCs w:val="24"/>
+        </w:rPr>
+        <w:t>(</w:t>
+      </w:r>
+      <w:proofErr w:type="gramStart"/>
+      <w:r>
+        <w:rPr>
+          <w:rFonts w:ascii="Arial Narrow" w:hAnsi="Arial Narrow"/>
+          <w:sz w:val="24"/>
+          <w:szCs w:val="24"/>
+        </w:rPr>
+        <w:t>).</w:t>
       </w:r>
       <w:proofErr w:type="spellStart"/>
       <w:r>
@@ -19185,6 +20988,7 @@
         <w:t>replaceText</w:t>
       </w:r>
       <w:proofErr w:type="spellEnd"/>
+      <w:proofErr w:type="gramEnd"/>
       <w:r>
         <w:rPr>
           <w:rFonts w:ascii="Arial Narrow" w:hAnsi="Arial Narrow"/>
@@ -19230,6 +21034,7 @@
         <w:t xml:space="preserve">  </w:t>
       </w:r>
       <w:proofErr w:type="spellStart"/>
+      <w:proofErr w:type="gramStart"/>
       <w:r>
         <w:rPr>
           <w:rFonts w:ascii="Arial Narrow" w:hAnsi="Arial Narrow"/>
@@ -19239,13 +21044,23 @@
         <w:t>doc.getBody</w:t>
       </w:r>
       <w:proofErr w:type="spellEnd"/>
-      <w:r>
-        <w:rPr>
-          <w:rFonts w:ascii="Arial Narrow" w:hAnsi="Arial Narrow"/>
-          <w:sz w:val="24"/>
-          <w:szCs w:val="24"/>
-        </w:rPr>
-        <w:t>().</w:t>
+      <w:proofErr w:type="gramEnd"/>
+      <w:r>
+        <w:rPr>
+          <w:rFonts w:ascii="Arial Narrow" w:hAnsi="Arial Narrow"/>
+          <w:sz w:val="24"/>
+          <w:szCs w:val="24"/>
+        </w:rPr>
+        <w:t>(</w:t>
+      </w:r>
+      <w:proofErr w:type="gramStart"/>
+      <w:r>
+        <w:rPr>
+          <w:rFonts w:ascii="Arial Narrow" w:hAnsi="Arial Narrow"/>
+          <w:sz w:val="24"/>
+          <w:szCs w:val="24"/>
+        </w:rPr>
+        <w:t>).</w:t>
       </w:r>
       <w:proofErr w:type="spellStart"/>
       <w:r>
@@ -19257,6 +21072,7 @@
         <w:t>replaceText</w:t>
       </w:r>
       <w:proofErr w:type="spellEnd"/>
+      <w:proofErr w:type="gramEnd"/>
       <w:r>
         <w:rPr>
           <w:rFonts w:ascii="Arial Narrow" w:hAnsi="Arial Narrow"/>
@@ -19375,6 +21191,7 @@
         <w:t>new_id</w:t>
       </w:r>
       <w:proofErr w:type="spellEnd"/>
+      <w:proofErr w:type="gramStart"/>
       <w:r>
         <w:rPr>
           <w:rFonts w:ascii="Arial Narrow" w:hAnsi="Arial Narrow"/>
@@ -19393,6 +21210,7 @@
         <w:t>setName</w:t>
       </w:r>
       <w:proofErr w:type="spellEnd"/>
+      <w:proofErr w:type="gramEnd"/>
       <w:r>
         <w:rPr>
           <w:rFonts w:ascii="Arial Narrow" w:hAnsi="Arial Narrow"/>
@@ -19417,7 +21235,16 @@
           <w:sz w:val="24"/>
           <w:szCs w:val="24"/>
         </w:rPr>
-        <w:t>+' '+nama).</w:t>
+        <w:t>+' '+nama</w:t>
+      </w:r>
+      <w:proofErr w:type="gramStart"/>
+      <w:r>
+        <w:rPr>
+          <w:rFonts w:ascii="Arial Narrow" w:hAnsi="Arial Narrow"/>
+          <w:sz w:val="24"/>
+          <w:szCs w:val="24"/>
+        </w:rPr>
+        <w:t>).</w:t>
       </w:r>
       <w:proofErr w:type="spellStart"/>
       <w:r>
@@ -19429,6 +21256,7 @@
         <w:t>getUrl</w:t>
       </w:r>
       <w:proofErr w:type="spellEnd"/>
+      <w:proofErr w:type="gramEnd"/>
       <w:r>
         <w:rPr>
           <w:rFonts w:ascii="Arial Narrow" w:hAnsi="Arial Narrow"/>
@@ -19751,6 +21579,7 @@
         <w:t xml:space="preserve">function </w:t>
       </w:r>
       <w:proofErr w:type="spellStart"/>
+      <w:proofErr w:type="gramStart"/>
       <w:r>
         <w:rPr>
           <w:rFonts w:ascii="Arial Narrow" w:hAnsi="Arial Narrow"/>
@@ -19768,6 +21597,7 @@
         </w:rPr>
         <w:t>(){</w:t>
       </w:r>
+      <w:proofErr w:type="gramEnd"/>
     </w:p>
     <w:p>
       <w:pPr>
@@ -19820,7 +21650,16 @@
           <w:sz w:val="24"/>
           <w:szCs w:val="24"/>
         </w:rPr>
-        <w:t>(id).</w:t>
+        <w:t>(id</w:t>
+      </w:r>
+      <w:proofErr w:type="gramStart"/>
+      <w:r>
+        <w:rPr>
+          <w:rFonts w:ascii="Arial Narrow" w:hAnsi="Arial Narrow"/>
+          <w:sz w:val="24"/>
+          <w:szCs w:val="24"/>
+        </w:rPr>
+        <w:t>).</w:t>
       </w:r>
       <w:proofErr w:type="spellStart"/>
       <w:r>
@@ -19832,6 +21671,7 @@
         <w:t>getAs</w:t>
       </w:r>
       <w:proofErr w:type="spellEnd"/>
+      <w:proofErr w:type="gramEnd"/>
       <w:r>
         <w:rPr>
           <w:rFonts w:ascii="Arial Narrow" w:hAnsi="Arial Narrow"/>
@@ -19913,6 +21753,7 @@
         <w:t xml:space="preserve"> = </w:t>
       </w:r>
       <w:proofErr w:type="spellStart"/>
+      <w:proofErr w:type="gramStart"/>
       <w:r>
         <w:rPr>
           <w:rFonts w:ascii="Arial Narrow" w:hAnsi="Arial Narrow"/>
@@ -19922,6 +21763,7 @@
         <w:t>pdf.getUrl</w:t>
       </w:r>
       <w:proofErr w:type="spellEnd"/>
+      <w:proofErr w:type="gramEnd"/>
       <w:r>
         <w:rPr>
           <w:rFonts w:ascii="Arial Narrow" w:hAnsi="Arial Narrow"/>
@@ -20222,7 +22064,16 @@
           <w:sz w:val="24"/>
           <w:szCs w:val="24"/>
         </w:rPr>
-        <w:t>batas_waktu</w:t>
+        <w:t>batas_</w:t>
+      </w:r>
+      <w:proofErr w:type="gramStart"/>
+      <w:r>
+        <w:rPr>
+          <w:rFonts w:ascii="Arial Narrow" w:hAnsi="Arial Narrow"/>
+          <w:sz w:val="24"/>
+          <w:szCs w:val="24"/>
+        </w:rPr>
+        <w:t>waktu</w:t>
       </w:r>
       <w:proofErr w:type="spellEnd"/>
       <w:r>
@@ -20233,23 +22084,42 @@
         </w:rPr>
         <w:t>(){</w:t>
       </w:r>
-    </w:p>
-    <w:p>
-      <w:pPr>
-        <w:spacing w:after="0" w:line="240" w:lineRule="auto"/>
-        <w:rPr>
-          <w:rFonts w:ascii="Arial Narrow" w:hAnsi="Arial Narrow"/>
-          <w:sz w:val="24"/>
-          <w:szCs w:val="24"/>
-        </w:rPr>
-      </w:pPr>
-      <w:r>
-        <w:rPr>
-          <w:rFonts w:ascii="Arial Narrow" w:hAnsi="Arial Narrow"/>
-          <w:sz w:val="24"/>
-          <w:szCs w:val="24"/>
-        </w:rPr>
-        <w:t>  var now = new Date();</w:t>
+      <w:proofErr w:type="gramEnd"/>
+    </w:p>
+    <w:p>
+      <w:pPr>
+        <w:spacing w:after="0" w:line="240" w:lineRule="auto"/>
+        <w:rPr>
+          <w:rFonts w:ascii="Arial Narrow" w:hAnsi="Arial Narrow"/>
+          <w:sz w:val="24"/>
+          <w:szCs w:val="24"/>
+        </w:rPr>
+      </w:pPr>
+      <w:r>
+        <w:rPr>
+          <w:rFonts w:ascii="Arial Narrow" w:hAnsi="Arial Narrow"/>
+          <w:sz w:val="24"/>
+          <w:szCs w:val="24"/>
+        </w:rPr>
+        <w:t xml:space="preserve">  var now = new </w:t>
+      </w:r>
+      <w:proofErr w:type="gramStart"/>
+      <w:r>
+        <w:rPr>
+          <w:rFonts w:ascii="Arial Narrow" w:hAnsi="Arial Narrow"/>
+          <w:sz w:val="24"/>
+          <w:szCs w:val="24"/>
+        </w:rPr>
+        <w:t>Date(</w:t>
+      </w:r>
+      <w:proofErr w:type="gramEnd"/>
+      <w:r>
+        <w:rPr>
+          <w:rFonts w:ascii="Arial Narrow" w:hAnsi="Arial Narrow"/>
+          <w:sz w:val="24"/>
+          <w:szCs w:val="24"/>
+        </w:rPr>
+        <w:t>);</w:t>
       </w:r>
     </w:p>
     <w:p>
@@ -20285,7 +22155,43 @@
           <w:sz w:val="24"/>
           <w:szCs w:val="24"/>
         </w:rPr>
-        <w:t>  var limit = new Date(2026,8,13,5,56,00);//</w:t>
+        <w:t xml:space="preserve">  var limit = new </w:t>
+      </w:r>
+      <w:proofErr w:type="gramStart"/>
+      <w:r>
+        <w:rPr>
+          <w:rFonts w:ascii="Arial Narrow" w:hAnsi="Arial Narrow"/>
+          <w:sz w:val="24"/>
+          <w:szCs w:val="24"/>
+        </w:rPr>
+        <w:t>Date(</w:t>
+      </w:r>
+      <w:proofErr w:type="gramEnd"/>
+      <w:r>
+        <w:rPr>
+          <w:rFonts w:ascii="Arial Narrow" w:hAnsi="Arial Narrow"/>
+          <w:sz w:val="24"/>
+          <w:szCs w:val="24"/>
+        </w:rPr>
+        <w:t>2026,8,13,5,56,</w:t>
+      </w:r>
+      <w:proofErr w:type="gramStart"/>
+      <w:r>
+        <w:rPr>
+          <w:rFonts w:ascii="Arial Narrow" w:hAnsi="Arial Narrow"/>
+          <w:sz w:val="24"/>
+          <w:szCs w:val="24"/>
+        </w:rPr>
+        <w:t>00);/</w:t>
+      </w:r>
+      <w:proofErr w:type="gramEnd"/>
+      <w:r>
+        <w:rPr>
+          <w:rFonts w:ascii="Arial Narrow" w:hAnsi="Arial Narrow"/>
+          <w:sz w:val="24"/>
+          <w:szCs w:val="24"/>
+        </w:rPr>
+        <w:t>/</w:t>
       </w:r>
       <w:proofErr w:type="spellStart"/>
       <w:r>
@@ -20393,25 +22299,53 @@
           <w:sz w:val="24"/>
           <w:szCs w:val="24"/>
         </w:rPr>
-        <w:t>  if(now&lt;limit){</w:t>
-      </w:r>
-    </w:p>
-    <w:p>
-      <w:pPr>
-        <w:spacing w:after="0" w:line="240" w:lineRule="auto"/>
-        <w:rPr>
-          <w:rFonts w:ascii="Arial Narrow" w:hAnsi="Arial Narrow"/>
-          <w:sz w:val="24"/>
-          <w:szCs w:val="24"/>
-        </w:rPr>
-      </w:pPr>
-      <w:r>
-        <w:rPr>
-          <w:rFonts w:ascii="Arial Narrow" w:hAnsi="Arial Narrow"/>
-          <w:sz w:val="24"/>
-          <w:szCs w:val="24"/>
-        </w:rPr>
-        <w:t>    Logger.log('</w:t>
+        <w:t>  if(now&lt;limit</w:t>
+      </w:r>
+      <w:proofErr w:type="gramStart"/>
+      <w:r>
+        <w:rPr>
+          <w:rFonts w:ascii="Arial Narrow" w:hAnsi="Arial Narrow"/>
+          <w:sz w:val="24"/>
+          <w:szCs w:val="24"/>
+        </w:rPr>
+        <w:t>){</w:t>
+      </w:r>
+      <w:proofErr w:type="gramEnd"/>
+    </w:p>
+    <w:p>
+      <w:pPr>
+        <w:spacing w:after="0" w:line="240" w:lineRule="auto"/>
+        <w:rPr>
+          <w:rFonts w:ascii="Arial Narrow" w:hAnsi="Arial Narrow"/>
+          <w:sz w:val="24"/>
+          <w:szCs w:val="24"/>
+        </w:rPr>
+      </w:pPr>
+      <w:r>
+        <w:rPr>
+          <w:rFonts w:ascii="Arial Narrow" w:hAnsi="Arial Narrow"/>
+          <w:sz w:val="24"/>
+          <w:szCs w:val="24"/>
+        </w:rPr>
+        <w:t xml:space="preserve">    </w:t>
+      </w:r>
+      <w:proofErr w:type="gramStart"/>
+      <w:r>
+        <w:rPr>
+          <w:rFonts w:ascii="Arial Narrow" w:hAnsi="Arial Narrow"/>
+          <w:sz w:val="24"/>
+          <w:szCs w:val="24"/>
+        </w:rPr>
+        <w:t>Logger.log(</w:t>
+      </w:r>
+      <w:proofErr w:type="gramEnd"/>
+      <w:r>
+        <w:rPr>
+          <w:rFonts w:ascii="Arial Narrow" w:hAnsi="Arial Narrow"/>
+          <w:sz w:val="24"/>
+          <w:szCs w:val="24"/>
+        </w:rPr>
+        <w:t>'</w:t>
       </w:r>
       <w:proofErr w:type="spellStart"/>
       <w:r>
@@ -20465,25 +22399,61 @@
           <w:sz w:val="24"/>
           <w:szCs w:val="24"/>
         </w:rPr>
-        <w:t>  }else{</w:t>
-      </w:r>
-    </w:p>
-    <w:p>
-      <w:pPr>
-        <w:spacing w:after="0" w:line="240" w:lineRule="auto"/>
-        <w:rPr>
-          <w:rFonts w:ascii="Arial Narrow" w:hAnsi="Arial Narrow"/>
-          <w:sz w:val="24"/>
-          <w:szCs w:val="24"/>
-        </w:rPr>
-      </w:pPr>
-      <w:r>
-        <w:rPr>
-          <w:rFonts w:ascii="Arial Narrow" w:hAnsi="Arial Narrow"/>
-          <w:sz w:val="24"/>
-          <w:szCs w:val="24"/>
-        </w:rPr>
-        <w:t>    Logger.log('</w:t>
+        <w:t xml:space="preserve">  </w:t>
+      </w:r>
+      <w:proofErr w:type="gramStart"/>
+      <w:r>
+        <w:rPr>
+          <w:rFonts w:ascii="Arial Narrow" w:hAnsi="Arial Narrow"/>
+          <w:sz w:val="24"/>
+          <w:szCs w:val="24"/>
+        </w:rPr>
+        <w:t>}else</w:t>
+      </w:r>
+      <w:proofErr w:type="gramEnd"/>
+      <w:r>
+        <w:rPr>
+          <w:rFonts w:ascii="Arial Narrow" w:hAnsi="Arial Narrow"/>
+          <w:sz w:val="24"/>
+          <w:szCs w:val="24"/>
+        </w:rPr>
+        <w:t>{</w:t>
+      </w:r>
+    </w:p>
+    <w:p>
+      <w:pPr>
+        <w:spacing w:after="0" w:line="240" w:lineRule="auto"/>
+        <w:rPr>
+          <w:rFonts w:ascii="Arial Narrow" w:hAnsi="Arial Narrow"/>
+          <w:sz w:val="24"/>
+          <w:szCs w:val="24"/>
+        </w:rPr>
+      </w:pPr>
+      <w:r>
+        <w:rPr>
+          <w:rFonts w:ascii="Arial Narrow" w:hAnsi="Arial Narrow"/>
+          <w:sz w:val="24"/>
+          <w:szCs w:val="24"/>
+        </w:rPr>
+        <w:t xml:space="preserve">    </w:t>
+      </w:r>
+      <w:proofErr w:type="gramStart"/>
+      <w:r>
+        <w:rPr>
+          <w:rFonts w:ascii="Arial Narrow" w:hAnsi="Arial Narrow"/>
+          <w:sz w:val="24"/>
+          <w:szCs w:val="24"/>
+        </w:rPr>
+        <w:t>Logger.log(</w:t>
+      </w:r>
+      <w:proofErr w:type="gramEnd"/>
+      <w:r>
+        <w:rPr>
+          <w:rFonts w:ascii="Arial Narrow" w:hAnsi="Arial Narrow"/>
+          <w:sz w:val="24"/>
+          <w:szCs w:val="24"/>
+        </w:rPr>
+        <w:t>'</w:t>
       </w:r>
       <w:proofErr w:type="spellStart"/>
       <w:r>
@@ -20598,6 +22568,7 @@
       <w:r>
         <w:rPr>
           <w:rFonts w:ascii="Arial Narrow" w:hAnsi="Arial Narrow"/>
+          <w:noProof/>
           <w:sz w:val="24"/>
           <w:szCs w:val="24"/>
         </w:rPr>
@@ -20648,6 +22619,878 @@
           <w:szCs w:val="24"/>
         </w:rPr>
       </w:pPr>
+    </w:p>
+    <w:p>
+      <w:pPr>
+        <w:spacing w:after="0" w:line="240" w:lineRule="auto"/>
+        <w:jc w:val="center"/>
+        <w:rPr>
+          <w:rFonts w:ascii="Arial Narrow" w:hAnsi="Arial Narrow"/>
+          <w:sz w:val="24"/>
+          <w:szCs w:val="24"/>
+        </w:rPr>
+      </w:pPr>
+      <w:r>
+        <w:rPr>
+          <w:rFonts w:ascii="Arial Narrow" w:hAnsi="Arial Narrow"/>
+          <w:sz w:val="24"/>
+          <w:szCs w:val="24"/>
+        </w:rPr>
+        <w:t xml:space="preserve">019 - </w:t>
+      </w:r>
+      <w:proofErr w:type="spellStart"/>
+      <w:r>
+        <w:rPr>
+          <w:rFonts w:ascii="Arial Narrow" w:hAnsi="Arial Narrow"/>
+          <w:sz w:val="24"/>
+          <w:szCs w:val="24"/>
+        </w:rPr>
+        <w:t>Mengubah</w:t>
+      </w:r>
+      <w:proofErr w:type="spellEnd"/>
+      <w:r>
+        <w:rPr>
+          <w:rFonts w:ascii="Arial Narrow" w:hAnsi="Arial Narrow"/>
+          <w:sz w:val="24"/>
+          <w:szCs w:val="24"/>
+        </w:rPr>
+        <w:t xml:space="preserve"> Format </w:t>
+      </w:r>
+      <w:proofErr w:type="spellStart"/>
+      <w:r>
+        <w:rPr>
+          <w:rFonts w:ascii="Arial Narrow" w:hAnsi="Arial Narrow"/>
+          <w:sz w:val="24"/>
+          <w:szCs w:val="24"/>
+        </w:rPr>
+        <w:t>Tanggal</w:t>
+      </w:r>
+      <w:proofErr w:type="spellEnd"/>
+      <w:r>
+        <w:rPr>
+          <w:rFonts w:ascii="Arial Narrow" w:hAnsi="Arial Narrow"/>
+          <w:sz w:val="24"/>
+          <w:szCs w:val="24"/>
+        </w:rPr>
+        <w:t xml:space="preserve"> di Editor Google Apps Script</w:t>
+      </w:r>
+    </w:p>
+    <w:p>
+      <w:pPr>
+        <w:spacing w:after="0" w:line="240" w:lineRule="auto"/>
+        <w:rPr>
+          <w:rFonts w:ascii="Arial Narrow" w:hAnsi="Arial Narrow"/>
+          <w:sz w:val="24"/>
+          <w:szCs w:val="24"/>
+        </w:rPr>
+      </w:pPr>
+    </w:p>
+    <w:p>
+      <w:pPr>
+        <w:spacing w:after="0" w:line="240" w:lineRule="auto"/>
+        <w:rPr>
+          <w:rFonts w:ascii="Arial Narrow" w:hAnsi="Arial Narrow"/>
+          <w:sz w:val="24"/>
+          <w:szCs w:val="24"/>
+        </w:rPr>
+      </w:pPr>
+      <w:r>
+        <w:rPr>
+          <w:rFonts w:ascii="Arial Narrow" w:hAnsi="Arial Narrow"/>
+          <w:sz w:val="24"/>
+          <w:szCs w:val="24"/>
+        </w:rPr>
+        <w:t xml:space="preserve">Reference: </w:t>
+      </w:r>
+      <w:hyperlink r:id="rId50" w:history="1">
+        <w:r>
+          <w:rPr>
+            <w:rStyle w:val="Hyperlink"/>
+            <w:rFonts w:ascii="Arial Narrow" w:hAnsi="Arial Narrow"/>
+            <w:sz w:val="24"/>
+            <w:szCs w:val="24"/>
+          </w:rPr>
+          <w:t>https://www.w3schools.com/jsref/jsref_tolocalestring.asp</w:t>
+        </w:r>
+      </w:hyperlink>
+    </w:p>
+    <w:p>
+      <w:pPr>
+        <w:spacing w:after="0" w:line="240" w:lineRule="auto"/>
+        <w:rPr>
+          <w:rFonts w:ascii="Arial Narrow" w:hAnsi="Arial Narrow"/>
+          <w:sz w:val="24"/>
+          <w:szCs w:val="24"/>
+        </w:rPr>
+      </w:pPr>
+      <w:r>
+        <w:rPr>
+          <w:rFonts w:ascii="Arial Narrow" w:hAnsi="Arial Narrow"/>
+          <w:sz w:val="24"/>
+          <w:szCs w:val="24"/>
+        </w:rPr>
+        <w:t>Data source:</w:t>
+      </w:r>
+    </w:p>
+    <w:p>
+      <w:pPr>
+        <w:spacing w:after="0" w:line="240" w:lineRule="auto"/>
+        <w:rPr>
+          <w:rFonts w:ascii="Arial Narrow" w:hAnsi="Arial Narrow"/>
+          <w:sz w:val="24"/>
+          <w:szCs w:val="24"/>
+        </w:rPr>
+      </w:pPr>
+      <w:r>
+        <w:rPr>
+          <w:noProof/>
+        </w:rPr>
+        <w:drawing>
+          <wp:inline distT="0" distB="0" distL="0" distR="0" wp14:anchorId="541F63C6" wp14:editId="7438AABE">
+            <wp:extent cx="5731510" cy="3564255"/>
+            <wp:effectExtent l="0" t="0" r="2540" b="0"/>
+            <wp:docPr id="890252151" name="Picture 1"/>
+            <wp:cNvGraphicFramePr>
+              <a:graphicFrameLocks xmlns:a="http://schemas.openxmlformats.org/drawingml/2006/main" noChangeAspect="1"/>
+            </wp:cNvGraphicFramePr>
+            <a:graphic xmlns:a="http://schemas.openxmlformats.org/drawingml/2006/main">
+              <a:graphicData uri="http://schemas.openxmlformats.org/drawingml/2006/picture">
+                <pic:pic xmlns:pic="http://schemas.openxmlformats.org/drawingml/2006/picture">
+                  <pic:nvPicPr>
+                    <pic:cNvPr id="0" name="Picture 1"/>
+                    <pic:cNvPicPr>
+                      <a:picLocks noChangeAspect="1" noChangeArrowheads="1"/>
+                    </pic:cNvPicPr>
+                  </pic:nvPicPr>
+                  <pic:blipFill>
+                    <a:blip r:embed="rId51">
+                      <a:extLst>
+                        <a:ext uri="{28A0092B-C50C-407E-A947-70E740481C1C}">
+                          <a14:useLocalDpi xmlns:a14="http://schemas.microsoft.com/office/drawing/2010/main" val="0"/>
+                        </a:ext>
+                      </a:extLst>
+                    </a:blip>
+                    <a:srcRect/>
+                    <a:stretch>
+                      <a:fillRect/>
+                    </a:stretch>
+                  </pic:blipFill>
+                  <pic:spPr bwMode="auto">
+                    <a:xfrm>
+                      <a:off x="0" y="0"/>
+                      <a:ext cx="5731510" cy="3564255"/>
+                    </a:xfrm>
+                    <a:prstGeom prst="rect">
+                      <a:avLst/>
+                    </a:prstGeom>
+                    <a:noFill/>
+                    <a:ln>
+                      <a:noFill/>
+                    </a:ln>
+                  </pic:spPr>
+                </pic:pic>
+              </a:graphicData>
+            </a:graphic>
+          </wp:inline>
+        </w:drawing>
+      </w:r>
+    </w:p>
+    <w:p>
+      <w:pPr>
+        <w:spacing w:after="0" w:line="240" w:lineRule="auto"/>
+        <w:rPr>
+          <w:rFonts w:ascii="Arial Narrow" w:hAnsi="Arial Narrow"/>
+          <w:sz w:val="24"/>
+          <w:szCs w:val="24"/>
+        </w:rPr>
+      </w:pPr>
+    </w:p>
+    <w:p>
+      <w:pPr>
+        <w:spacing w:after="0" w:line="240" w:lineRule="auto"/>
+        <w:rPr>
+          <w:rFonts w:ascii="Arial Narrow" w:hAnsi="Arial Narrow"/>
+          <w:sz w:val="24"/>
+          <w:szCs w:val="24"/>
+        </w:rPr>
+      </w:pPr>
+      <w:r>
+        <w:rPr>
+          <w:rFonts w:ascii="Arial Narrow" w:hAnsi="Arial Narrow"/>
+          <w:sz w:val="24"/>
+          <w:szCs w:val="24"/>
+        </w:rPr>
+        <w:t xml:space="preserve">function </w:t>
+      </w:r>
+      <w:proofErr w:type="spellStart"/>
+      <w:proofErr w:type="gramStart"/>
+      <w:r>
+        <w:rPr>
+          <w:rFonts w:ascii="Arial Narrow" w:hAnsi="Arial Narrow"/>
+          <w:sz w:val="24"/>
+          <w:szCs w:val="24"/>
+        </w:rPr>
+        <w:t>ubahFormatTanggal</w:t>
+      </w:r>
+      <w:proofErr w:type="spellEnd"/>
+      <w:r>
+        <w:rPr>
+          <w:rFonts w:ascii="Arial Narrow" w:hAnsi="Arial Narrow"/>
+          <w:sz w:val="24"/>
+          <w:szCs w:val="24"/>
+        </w:rPr>
+        <w:t>(){</w:t>
+      </w:r>
+      <w:proofErr w:type="gramEnd"/>
+    </w:p>
+    <w:p>
+      <w:pPr>
+        <w:spacing w:after="0" w:line="240" w:lineRule="auto"/>
+        <w:rPr>
+          <w:rFonts w:ascii="Arial Narrow" w:hAnsi="Arial Narrow"/>
+          <w:sz w:val="24"/>
+          <w:szCs w:val="24"/>
+        </w:rPr>
+      </w:pPr>
+      <w:r>
+        <w:rPr>
+          <w:rFonts w:ascii="Arial Narrow" w:hAnsi="Arial Narrow"/>
+          <w:sz w:val="24"/>
+          <w:szCs w:val="24"/>
+        </w:rPr>
+        <w:t>  var id ='18Ny9pOAcu-9J4d5_CTLpKR_o2pwOdpQudkg4S1OPDEM';</w:t>
+      </w:r>
+    </w:p>
+    <w:p>
+      <w:pPr>
+        <w:spacing w:after="0" w:line="240" w:lineRule="auto"/>
+        <w:rPr>
+          <w:rFonts w:ascii="Arial Narrow" w:hAnsi="Arial Narrow"/>
+          <w:sz w:val="24"/>
+          <w:szCs w:val="24"/>
+        </w:rPr>
+      </w:pPr>
+      <w:r>
+        <w:rPr>
+          <w:rFonts w:ascii="Arial Narrow" w:hAnsi="Arial Narrow"/>
+          <w:sz w:val="24"/>
+          <w:szCs w:val="24"/>
+        </w:rPr>
+        <w:t xml:space="preserve">  var sheet = 'Form Responses 1'; </w:t>
+      </w:r>
+    </w:p>
+    <w:p>
+      <w:pPr>
+        <w:spacing w:after="0" w:line="240" w:lineRule="auto"/>
+        <w:rPr>
+          <w:rFonts w:ascii="Arial Narrow" w:hAnsi="Arial Narrow"/>
+          <w:sz w:val="24"/>
+          <w:szCs w:val="24"/>
+        </w:rPr>
+      </w:pPr>
+      <w:r>
+        <w:rPr>
+          <w:rFonts w:ascii="Arial Narrow" w:hAnsi="Arial Narrow"/>
+          <w:sz w:val="24"/>
+          <w:szCs w:val="24"/>
+        </w:rPr>
+        <w:t xml:space="preserve">  var </w:t>
+      </w:r>
+      <w:proofErr w:type="spellStart"/>
+      <w:r>
+        <w:rPr>
+          <w:rFonts w:ascii="Arial Narrow" w:hAnsi="Arial Narrow"/>
+          <w:sz w:val="24"/>
+          <w:szCs w:val="24"/>
+        </w:rPr>
+        <w:t>id_sheet</w:t>
+      </w:r>
+      <w:proofErr w:type="spellEnd"/>
+      <w:r>
+        <w:rPr>
+          <w:rFonts w:ascii="Arial Narrow" w:hAnsi="Arial Narrow"/>
+          <w:sz w:val="24"/>
+          <w:szCs w:val="24"/>
+        </w:rPr>
+        <w:t xml:space="preserve"> = </w:t>
+      </w:r>
+      <w:proofErr w:type="spellStart"/>
+      <w:r>
+        <w:rPr>
+          <w:rFonts w:ascii="Arial Narrow" w:hAnsi="Arial Narrow"/>
+          <w:sz w:val="24"/>
+          <w:szCs w:val="24"/>
+        </w:rPr>
+        <w:t>SpreadsheetApp.openById</w:t>
+      </w:r>
+      <w:proofErr w:type="spellEnd"/>
+      <w:r>
+        <w:rPr>
+          <w:rFonts w:ascii="Arial Narrow" w:hAnsi="Arial Narrow"/>
+          <w:sz w:val="24"/>
+          <w:szCs w:val="24"/>
+        </w:rPr>
+        <w:t>(id);</w:t>
+      </w:r>
+    </w:p>
+    <w:p>
+      <w:pPr>
+        <w:spacing w:after="0" w:line="240" w:lineRule="auto"/>
+        <w:rPr>
+          <w:rFonts w:ascii="Arial Narrow" w:hAnsi="Arial Narrow"/>
+          <w:sz w:val="24"/>
+          <w:szCs w:val="24"/>
+        </w:rPr>
+      </w:pPr>
+      <w:r>
+        <w:rPr>
+          <w:rFonts w:ascii="Arial Narrow" w:hAnsi="Arial Narrow"/>
+          <w:sz w:val="24"/>
+          <w:szCs w:val="24"/>
+        </w:rPr>
+        <w:t xml:space="preserve">  var </w:t>
+      </w:r>
+      <w:proofErr w:type="spellStart"/>
+      <w:r>
+        <w:rPr>
+          <w:rFonts w:ascii="Arial Narrow" w:hAnsi="Arial Narrow"/>
+          <w:sz w:val="24"/>
+          <w:szCs w:val="24"/>
+        </w:rPr>
+        <w:t>name_sheet</w:t>
+      </w:r>
+      <w:proofErr w:type="spellEnd"/>
+      <w:r>
+        <w:rPr>
+          <w:rFonts w:ascii="Arial Narrow" w:hAnsi="Arial Narrow"/>
+          <w:sz w:val="24"/>
+          <w:szCs w:val="24"/>
+        </w:rPr>
+        <w:t xml:space="preserve"> = </w:t>
+      </w:r>
+      <w:proofErr w:type="spellStart"/>
+      <w:r>
+        <w:rPr>
+          <w:rFonts w:ascii="Arial Narrow" w:hAnsi="Arial Narrow"/>
+          <w:sz w:val="24"/>
+          <w:szCs w:val="24"/>
+        </w:rPr>
+        <w:t>id_</w:t>
+      </w:r>
+      <w:proofErr w:type="gramStart"/>
+      <w:r>
+        <w:rPr>
+          <w:rFonts w:ascii="Arial Narrow" w:hAnsi="Arial Narrow"/>
+          <w:sz w:val="24"/>
+          <w:szCs w:val="24"/>
+        </w:rPr>
+        <w:t>sheet.getSheetByName</w:t>
+      </w:r>
+      <w:proofErr w:type="spellEnd"/>
+      <w:proofErr w:type="gramEnd"/>
+      <w:r>
+        <w:rPr>
+          <w:rFonts w:ascii="Arial Narrow" w:hAnsi="Arial Narrow"/>
+          <w:sz w:val="24"/>
+          <w:szCs w:val="24"/>
+        </w:rPr>
+        <w:t>(sheet);</w:t>
+      </w:r>
+    </w:p>
+    <w:p>
+      <w:pPr>
+        <w:spacing w:after="0" w:line="240" w:lineRule="auto"/>
+        <w:rPr>
+          <w:rFonts w:ascii="Arial Narrow" w:hAnsi="Arial Narrow"/>
+          <w:sz w:val="24"/>
+          <w:szCs w:val="24"/>
+        </w:rPr>
+      </w:pPr>
+    </w:p>
+    <w:p>
+      <w:pPr>
+        <w:spacing w:after="0" w:line="240" w:lineRule="auto"/>
+        <w:rPr>
+          <w:rFonts w:ascii="Arial Narrow" w:hAnsi="Arial Narrow"/>
+          <w:sz w:val="24"/>
+          <w:szCs w:val="24"/>
+        </w:rPr>
+      </w:pPr>
+      <w:r>
+        <w:rPr>
+          <w:rFonts w:ascii="Arial Narrow" w:hAnsi="Arial Narrow"/>
+          <w:sz w:val="24"/>
+          <w:szCs w:val="24"/>
+        </w:rPr>
+        <w:t xml:space="preserve">  var tanggal1 = </w:t>
+      </w:r>
+      <w:proofErr w:type="spellStart"/>
+      <w:r>
+        <w:rPr>
+          <w:rFonts w:ascii="Arial Narrow" w:hAnsi="Arial Narrow"/>
+          <w:sz w:val="24"/>
+          <w:szCs w:val="24"/>
+        </w:rPr>
+        <w:t>name_</w:t>
+      </w:r>
+      <w:proofErr w:type="gramStart"/>
+      <w:r>
+        <w:rPr>
+          <w:rFonts w:ascii="Arial Narrow" w:hAnsi="Arial Narrow"/>
+          <w:sz w:val="24"/>
+          <w:szCs w:val="24"/>
+        </w:rPr>
+        <w:t>sheet.getRange</w:t>
+      </w:r>
+      <w:proofErr w:type="spellEnd"/>
+      <w:proofErr w:type="gramEnd"/>
+      <w:r>
+        <w:rPr>
+          <w:rFonts w:ascii="Arial Narrow" w:hAnsi="Arial Narrow"/>
+          <w:sz w:val="24"/>
+          <w:szCs w:val="24"/>
+        </w:rPr>
+        <w:t>('F1'</w:t>
+      </w:r>
+      <w:proofErr w:type="gramStart"/>
+      <w:r>
+        <w:rPr>
+          <w:rFonts w:ascii="Arial Narrow" w:hAnsi="Arial Narrow"/>
+          <w:sz w:val="24"/>
+          <w:szCs w:val="24"/>
+        </w:rPr>
+        <w:t>).</w:t>
+      </w:r>
+      <w:proofErr w:type="spellStart"/>
+      <w:r>
+        <w:rPr>
+          <w:rFonts w:ascii="Arial Narrow" w:hAnsi="Arial Narrow"/>
+          <w:sz w:val="24"/>
+          <w:szCs w:val="24"/>
+        </w:rPr>
+        <w:t>getValue</w:t>
+      </w:r>
+      <w:proofErr w:type="spellEnd"/>
+      <w:proofErr w:type="gramEnd"/>
+      <w:r>
+        <w:rPr>
+          <w:rFonts w:ascii="Arial Narrow" w:hAnsi="Arial Narrow"/>
+          <w:sz w:val="24"/>
+          <w:szCs w:val="24"/>
+        </w:rPr>
+        <w:t>();</w:t>
+      </w:r>
+    </w:p>
+    <w:p>
+      <w:pPr>
+        <w:spacing w:after="0" w:line="240" w:lineRule="auto"/>
+        <w:rPr>
+          <w:rFonts w:ascii="Arial Narrow" w:hAnsi="Arial Narrow"/>
+          <w:sz w:val="24"/>
+          <w:szCs w:val="24"/>
+        </w:rPr>
+      </w:pPr>
+      <w:r>
+        <w:rPr>
+          <w:rFonts w:ascii="Arial Narrow" w:hAnsi="Arial Narrow"/>
+          <w:sz w:val="24"/>
+          <w:szCs w:val="24"/>
+        </w:rPr>
+        <w:t xml:space="preserve">  var tanggal2 = </w:t>
+      </w:r>
+      <w:proofErr w:type="spellStart"/>
+      <w:r>
+        <w:rPr>
+          <w:rFonts w:ascii="Arial Narrow" w:hAnsi="Arial Narrow"/>
+          <w:sz w:val="24"/>
+          <w:szCs w:val="24"/>
+        </w:rPr>
+        <w:t>name_</w:t>
+      </w:r>
+      <w:proofErr w:type="gramStart"/>
+      <w:r>
+        <w:rPr>
+          <w:rFonts w:ascii="Arial Narrow" w:hAnsi="Arial Narrow"/>
+          <w:sz w:val="24"/>
+          <w:szCs w:val="24"/>
+        </w:rPr>
+        <w:t>sheet.getRange</w:t>
+      </w:r>
+      <w:proofErr w:type="spellEnd"/>
+      <w:proofErr w:type="gramEnd"/>
+      <w:r>
+        <w:rPr>
+          <w:rFonts w:ascii="Arial Narrow" w:hAnsi="Arial Narrow"/>
+          <w:sz w:val="24"/>
+          <w:szCs w:val="24"/>
+        </w:rPr>
+        <w:t>('F1'</w:t>
+      </w:r>
+      <w:proofErr w:type="gramStart"/>
+      <w:r>
+        <w:rPr>
+          <w:rFonts w:ascii="Arial Narrow" w:hAnsi="Arial Narrow"/>
+          <w:sz w:val="24"/>
+          <w:szCs w:val="24"/>
+        </w:rPr>
+        <w:t>).</w:t>
+      </w:r>
+      <w:proofErr w:type="spellStart"/>
+      <w:r>
+        <w:rPr>
+          <w:rFonts w:ascii="Arial Narrow" w:hAnsi="Arial Narrow"/>
+          <w:sz w:val="24"/>
+          <w:szCs w:val="24"/>
+        </w:rPr>
+        <w:t>getDisplayValue</w:t>
+      </w:r>
+      <w:proofErr w:type="spellEnd"/>
+      <w:proofErr w:type="gramEnd"/>
+      <w:r>
+        <w:rPr>
+          <w:rFonts w:ascii="Arial Narrow" w:hAnsi="Arial Narrow"/>
+          <w:sz w:val="24"/>
+          <w:szCs w:val="24"/>
+        </w:rPr>
+        <w:t>();</w:t>
+      </w:r>
+    </w:p>
+    <w:p>
+      <w:pPr>
+        <w:spacing w:after="0" w:line="240" w:lineRule="auto"/>
+        <w:rPr>
+          <w:rFonts w:ascii="Arial Narrow" w:hAnsi="Arial Narrow"/>
+          <w:sz w:val="24"/>
+          <w:szCs w:val="24"/>
+        </w:rPr>
+      </w:pPr>
+      <w:r>
+        <w:rPr>
+          <w:rFonts w:ascii="Arial Narrow" w:hAnsi="Arial Narrow"/>
+          <w:sz w:val="24"/>
+          <w:szCs w:val="24"/>
+        </w:rPr>
+        <w:t xml:space="preserve">  var </w:t>
+      </w:r>
+      <w:proofErr w:type="spellStart"/>
+      <w:r>
+        <w:rPr>
+          <w:rFonts w:ascii="Arial Narrow" w:hAnsi="Arial Narrow"/>
+          <w:sz w:val="24"/>
+          <w:szCs w:val="24"/>
+        </w:rPr>
+        <w:t>newTanggl</w:t>
+      </w:r>
+      <w:proofErr w:type="spellEnd"/>
+      <w:r>
+        <w:rPr>
+          <w:rFonts w:ascii="Arial Narrow" w:hAnsi="Arial Narrow"/>
+          <w:sz w:val="24"/>
+          <w:szCs w:val="24"/>
+        </w:rPr>
+        <w:t xml:space="preserve"> = tanggal1.toLocaleString('id-ID', {</w:t>
+      </w:r>
+    </w:p>
+    <w:p>
+      <w:pPr>
+        <w:spacing w:after="0" w:line="240" w:lineRule="auto"/>
+        <w:rPr>
+          <w:rFonts w:ascii="Arial Narrow" w:hAnsi="Arial Narrow"/>
+          <w:sz w:val="24"/>
+          <w:szCs w:val="24"/>
+        </w:rPr>
+      </w:pPr>
+      <w:r>
+        <w:rPr>
+          <w:rFonts w:ascii="Arial Narrow" w:hAnsi="Arial Narrow"/>
+          <w:sz w:val="24"/>
+          <w:szCs w:val="24"/>
+        </w:rPr>
+        <w:t>    'weekday': 'long',</w:t>
+      </w:r>
+    </w:p>
+    <w:p>
+      <w:pPr>
+        <w:spacing w:after="0" w:line="240" w:lineRule="auto"/>
+        <w:rPr>
+          <w:rFonts w:ascii="Arial Narrow" w:hAnsi="Arial Narrow"/>
+          <w:sz w:val="24"/>
+          <w:szCs w:val="24"/>
+        </w:rPr>
+      </w:pPr>
+      <w:r>
+        <w:rPr>
+          <w:rFonts w:ascii="Arial Narrow" w:hAnsi="Arial Narrow"/>
+          <w:sz w:val="24"/>
+          <w:szCs w:val="24"/>
+        </w:rPr>
+        <w:t>    'day': '2-digit',</w:t>
+      </w:r>
+    </w:p>
+    <w:p>
+      <w:pPr>
+        <w:spacing w:after="0" w:line="240" w:lineRule="auto"/>
+        <w:rPr>
+          <w:rFonts w:ascii="Arial Narrow" w:hAnsi="Arial Narrow"/>
+          <w:sz w:val="24"/>
+          <w:szCs w:val="24"/>
+        </w:rPr>
+      </w:pPr>
+      <w:r>
+        <w:rPr>
+          <w:rFonts w:ascii="Arial Narrow" w:hAnsi="Arial Narrow"/>
+          <w:sz w:val="24"/>
+          <w:szCs w:val="24"/>
+        </w:rPr>
+        <w:t>    'month': 'long',</w:t>
+      </w:r>
+    </w:p>
+    <w:p>
+      <w:pPr>
+        <w:spacing w:after="0" w:line="240" w:lineRule="auto"/>
+        <w:rPr>
+          <w:rFonts w:ascii="Arial Narrow" w:hAnsi="Arial Narrow"/>
+          <w:sz w:val="24"/>
+          <w:szCs w:val="24"/>
+        </w:rPr>
+      </w:pPr>
+      <w:r>
+        <w:rPr>
+          <w:rFonts w:ascii="Arial Narrow" w:hAnsi="Arial Narrow"/>
+          <w:sz w:val="24"/>
+          <w:szCs w:val="24"/>
+        </w:rPr>
+        <w:t>    'year': 'numeric',</w:t>
+      </w:r>
+    </w:p>
+    <w:p>
+      <w:pPr>
+        <w:spacing w:after="0" w:line="240" w:lineRule="auto"/>
+        <w:rPr>
+          <w:rFonts w:ascii="Arial Narrow" w:hAnsi="Arial Narrow"/>
+          <w:sz w:val="24"/>
+          <w:szCs w:val="24"/>
+        </w:rPr>
+      </w:pPr>
+      <w:r>
+        <w:rPr>
+          <w:rFonts w:ascii="Arial Narrow" w:hAnsi="Arial Narrow"/>
+          <w:sz w:val="24"/>
+          <w:szCs w:val="24"/>
+        </w:rPr>
+        <w:t>  });</w:t>
+      </w:r>
+    </w:p>
+    <w:p>
+      <w:pPr>
+        <w:spacing w:after="0" w:line="240" w:lineRule="auto"/>
+        <w:rPr>
+          <w:rFonts w:ascii="Arial Narrow" w:hAnsi="Arial Narrow"/>
+          <w:sz w:val="24"/>
+          <w:szCs w:val="24"/>
+        </w:rPr>
+      </w:pPr>
+    </w:p>
+    <w:p>
+      <w:pPr>
+        <w:spacing w:after="0" w:line="240" w:lineRule="auto"/>
+        <w:rPr>
+          <w:rFonts w:ascii="Arial Narrow" w:hAnsi="Arial Narrow"/>
+          <w:sz w:val="24"/>
+          <w:szCs w:val="24"/>
+        </w:rPr>
+      </w:pPr>
+      <w:r>
+        <w:rPr>
+          <w:rFonts w:ascii="Arial Narrow" w:hAnsi="Arial Narrow"/>
+          <w:sz w:val="24"/>
+          <w:szCs w:val="24"/>
+        </w:rPr>
+        <w:t>  Logger.log(tanggal1);</w:t>
+      </w:r>
+    </w:p>
+    <w:p>
+      <w:pPr>
+        <w:spacing w:after="0" w:line="240" w:lineRule="auto"/>
+        <w:rPr>
+          <w:rFonts w:ascii="Arial Narrow" w:hAnsi="Arial Narrow"/>
+          <w:sz w:val="24"/>
+          <w:szCs w:val="24"/>
+        </w:rPr>
+      </w:pPr>
+      <w:r>
+        <w:rPr>
+          <w:rFonts w:ascii="Arial Narrow" w:hAnsi="Arial Narrow"/>
+          <w:sz w:val="24"/>
+          <w:szCs w:val="24"/>
+        </w:rPr>
+        <w:lastRenderedPageBreak/>
+        <w:t>  Logger.log(tanggal2);</w:t>
+      </w:r>
+    </w:p>
+    <w:p>
+      <w:pPr>
+        <w:spacing w:after="0" w:line="240" w:lineRule="auto"/>
+        <w:rPr>
+          <w:rFonts w:ascii="Arial Narrow" w:hAnsi="Arial Narrow"/>
+          <w:sz w:val="24"/>
+          <w:szCs w:val="24"/>
+        </w:rPr>
+      </w:pPr>
+      <w:r>
+        <w:rPr>
+          <w:rFonts w:ascii="Arial Narrow" w:hAnsi="Arial Narrow"/>
+          <w:sz w:val="24"/>
+          <w:szCs w:val="24"/>
+        </w:rPr>
+        <w:t>  Logger.log(</w:t>
+      </w:r>
+      <w:proofErr w:type="spellStart"/>
+      <w:r>
+        <w:rPr>
+          <w:rFonts w:ascii="Arial Narrow" w:hAnsi="Arial Narrow"/>
+          <w:sz w:val="24"/>
+          <w:szCs w:val="24"/>
+        </w:rPr>
+        <w:t>newTanggl</w:t>
+      </w:r>
+      <w:proofErr w:type="spellEnd"/>
+      <w:r>
+        <w:rPr>
+          <w:rFonts w:ascii="Arial Narrow" w:hAnsi="Arial Narrow"/>
+          <w:sz w:val="24"/>
+          <w:szCs w:val="24"/>
+        </w:rPr>
+        <w:t>);</w:t>
+      </w:r>
+    </w:p>
+    <w:p>
+      <w:pPr>
+        <w:spacing w:after="0" w:line="240" w:lineRule="auto"/>
+        <w:rPr>
+          <w:rFonts w:ascii="Arial Narrow" w:hAnsi="Arial Narrow"/>
+          <w:sz w:val="24"/>
+          <w:szCs w:val="24"/>
+        </w:rPr>
+      </w:pPr>
+    </w:p>
+    <w:p>
+      <w:pPr>
+        <w:spacing w:after="0" w:line="240" w:lineRule="auto"/>
+        <w:rPr>
+          <w:rFonts w:ascii="Arial Narrow" w:hAnsi="Arial Narrow"/>
+          <w:sz w:val="24"/>
+          <w:szCs w:val="24"/>
+        </w:rPr>
+      </w:pPr>
+      <w:r>
+        <w:rPr>
+          <w:rFonts w:ascii="Arial Narrow" w:hAnsi="Arial Narrow"/>
+          <w:sz w:val="24"/>
+          <w:szCs w:val="24"/>
+        </w:rPr>
+        <w:t>}</w:t>
+      </w:r>
+    </w:p>
+    <w:p>
+      <w:pPr>
+        <w:spacing w:after="0" w:line="240" w:lineRule="auto"/>
+        <w:rPr>
+          <w:rFonts w:ascii="Arial Narrow" w:hAnsi="Arial Narrow"/>
+          <w:sz w:val="24"/>
+          <w:szCs w:val="24"/>
+        </w:rPr>
+      </w:pPr>
+    </w:p>
+    <w:p>
+      <w:pPr>
+        <w:spacing w:after="0" w:line="240" w:lineRule="auto"/>
+        <w:rPr>
+          <w:rFonts w:ascii="Arial Narrow" w:hAnsi="Arial Narrow"/>
+          <w:sz w:val="24"/>
+          <w:szCs w:val="24"/>
+        </w:rPr>
+      </w:pPr>
+      <w:r>
+        <w:rPr>
+          <w:rFonts w:ascii="Arial Narrow" w:hAnsi="Arial Narrow"/>
+          <w:sz w:val="24"/>
+          <w:szCs w:val="24"/>
+        </w:rPr>
+        <w:t>Result:</w:t>
+      </w:r>
+    </w:p>
+    <w:p>
+      <w:pPr>
+        <w:spacing w:after="0" w:line="240" w:lineRule="auto"/>
+        <w:rPr>
+          <w:rFonts w:ascii="Arial Narrow" w:hAnsi="Arial Narrow"/>
+          <w:sz w:val="24"/>
+          <w:szCs w:val="24"/>
+        </w:rPr>
+      </w:pPr>
+      <w:r>
+        <w:rPr>
+          <w:rFonts w:ascii="Arial Narrow" w:hAnsi="Arial Narrow"/>
+          <w:sz w:val="24"/>
+          <w:szCs w:val="24"/>
+        </w:rPr>
+        <w:drawing>
+          <wp:inline distT="0" distB="0" distL="0" distR="0" wp14:anchorId="13142531" wp14:editId="06E371DE">
+            <wp:extent cx="4099915" cy="1950889"/>
+            <wp:effectExtent l="0" t="0" r="0" b="0"/>
+            <wp:docPr id="150614639" name="Picture 1"/>
+            <wp:cNvGraphicFramePr>
+              <a:graphicFrameLocks xmlns:a="http://schemas.openxmlformats.org/drawingml/2006/main" noChangeAspect="1"/>
+            </wp:cNvGraphicFramePr>
+            <a:graphic xmlns:a="http://schemas.openxmlformats.org/drawingml/2006/main">
+              <a:graphicData uri="http://schemas.openxmlformats.org/drawingml/2006/picture">
+                <pic:pic xmlns:pic="http://schemas.openxmlformats.org/drawingml/2006/picture">
+                  <pic:nvPicPr>
+                    <pic:cNvPr id="150614639" name=""/>
+                    <pic:cNvPicPr/>
+                  </pic:nvPicPr>
+                  <pic:blipFill>
+                    <a:blip r:embed="rId52"/>
+                    <a:stretch>
+                      <a:fillRect/>
+                    </a:stretch>
+                  </pic:blipFill>
+                  <pic:spPr>
+                    <a:xfrm>
+                      <a:off x="0" y="0"/>
+                      <a:ext cx="4099915" cy="1950889"/>
+                    </a:xfrm>
+                    <a:prstGeom prst="rect">
+                      <a:avLst/>
+                    </a:prstGeom>
+                  </pic:spPr>
+                </pic:pic>
+              </a:graphicData>
+            </a:graphic>
+          </wp:inline>
+        </w:drawing>
+      </w:r>
+    </w:p>
+    <w:p>
+      <w:pPr>
+        <w:spacing w:after="0" w:line="240" w:lineRule="auto"/>
+        <w:rPr>
+          <w:rFonts w:ascii="Arial Narrow" w:hAnsi="Arial Narrow"/>
+          <w:sz w:val="24"/>
+          <w:szCs w:val="24"/>
+        </w:rPr>
+      </w:pPr>
+    </w:p>
+    <w:p>
+      <w:pPr>
+        <w:spacing w:after="0" w:line="240" w:lineRule="auto"/>
+        <w:rPr>
+          <w:rFonts w:ascii="Arial Narrow" w:hAnsi="Arial Narrow"/>
+          <w:sz w:val="24"/>
+          <w:szCs w:val="24"/>
+        </w:rPr>
+      </w:pPr>
       <w:proofErr w:type="spellStart"/>
       <w:r>
         <w:rPr>
@@ -20710,7 +23553,7 @@
       </w:pPr>
     </w:p>
     <w:sectPr>
-      <w:footerReference w:type="default" r:id="rId50"/>
+      <w:footerReference w:type="default" r:id="rId53"/>
       <w:pgSz w:w="11906" w:h="16838"/>
       <w:pgMar w:top="568" w:right="1440" w:bottom="1440" w:left="1440" w:header="708" w:footer="0" w:gutter="0"/>
       <w:cols w:space="708"/>

--- a/note googlespreedsheet.docx
+++ b/note googlespreedsheet.docx
@@ -298,7 +298,7 @@
           <w:noProof/>
         </w:rPr>
         <w:drawing>
-          <wp:inline distT="0" distB="0" distL="0" distR="0" wp14:anchorId="03EC4E1B" wp14:editId="57B59076">
+          <wp:inline distT="0" distB="0" distL="0" distR="0" wp14:anchorId="03EC4E1B" wp14:editId="2CDF08D9">
             <wp:extent cx="5731510" cy="1471930"/>
             <wp:effectExtent l="0" t="0" r="2540" b="0"/>
             <wp:docPr id="1271658481" name="Picture 3"/>
@@ -18227,7 +18227,7 @@
           <w:noProof/>
         </w:rPr>
         <w:drawing>
-          <wp:inline distT="0" distB="0" distL="0" distR="0" wp14:anchorId="5C91850B" wp14:editId="45D6ACF2">
+          <wp:inline distT="0" distB="0" distL="0" distR="0" wp14:anchorId="5C91850B" wp14:editId="5B78303A">
             <wp:extent cx="5731510" cy="1356360"/>
             <wp:effectExtent l="0" t="0" r="2540" b="0"/>
             <wp:docPr id="234378350" name="Picture 3"/>
@@ -23432,6 +23432,7 @@
       <w:r>
         <w:rPr>
           <w:rFonts w:ascii="Arial Narrow" w:hAnsi="Arial Narrow"/>
+          <w:noProof/>
           <w:sz w:val="24"/>
           <w:szCs w:val="24"/>
         </w:rPr>
@@ -23485,6 +23486,1471 @@
     <w:p>
       <w:pPr>
         <w:spacing w:after="0" w:line="240" w:lineRule="auto"/>
+        <w:jc w:val="center"/>
+        <w:rPr>
+          <w:rFonts w:ascii="Arial Narrow" w:hAnsi="Arial Narrow"/>
+          <w:sz w:val="24"/>
+          <w:szCs w:val="24"/>
+        </w:rPr>
+      </w:pPr>
+      <w:r>
+        <w:rPr>
+          <w:rFonts w:ascii="Arial Narrow" w:hAnsi="Arial Narrow"/>
+          <w:sz w:val="24"/>
+          <w:szCs w:val="24"/>
+        </w:rPr>
+        <w:t xml:space="preserve">020 - </w:t>
+      </w:r>
+      <w:proofErr w:type="spellStart"/>
+      <w:r>
+        <w:rPr>
+          <w:rFonts w:ascii="Arial Narrow" w:hAnsi="Arial Narrow"/>
+          <w:sz w:val="24"/>
+          <w:szCs w:val="24"/>
+        </w:rPr>
+        <w:t>Pemicu</w:t>
+      </w:r>
+      <w:proofErr w:type="spellEnd"/>
+      <w:r>
+        <w:rPr>
+          <w:rFonts w:ascii="Arial Narrow" w:hAnsi="Arial Narrow"/>
+          <w:sz w:val="24"/>
+          <w:szCs w:val="24"/>
+        </w:rPr>
+        <w:t xml:space="preserve"> (Trigger) </w:t>
+      </w:r>
+      <w:proofErr w:type="spellStart"/>
+      <w:r>
+        <w:rPr>
+          <w:rFonts w:ascii="Arial Narrow" w:hAnsi="Arial Narrow"/>
+          <w:sz w:val="24"/>
+          <w:szCs w:val="24"/>
+        </w:rPr>
+        <w:t>Berdasarkan</w:t>
+      </w:r>
+      <w:proofErr w:type="spellEnd"/>
+      <w:r>
+        <w:rPr>
+          <w:rFonts w:ascii="Arial Narrow" w:hAnsi="Arial Narrow"/>
+          <w:sz w:val="24"/>
+          <w:szCs w:val="24"/>
+        </w:rPr>
+        <w:t xml:space="preserve"> Waktu </w:t>
+      </w:r>
+      <w:proofErr w:type="spellStart"/>
+      <w:r>
+        <w:rPr>
+          <w:rFonts w:ascii="Arial Narrow" w:hAnsi="Arial Narrow"/>
+          <w:sz w:val="24"/>
+          <w:szCs w:val="24"/>
+        </w:rPr>
+        <w:t>Tertentu</w:t>
+      </w:r>
+      <w:proofErr w:type="spellEnd"/>
+      <w:r>
+        <w:rPr>
+          <w:rFonts w:ascii="Arial Narrow" w:hAnsi="Arial Narrow"/>
+          <w:sz w:val="24"/>
+          <w:szCs w:val="24"/>
+        </w:rPr>
+        <w:t xml:space="preserve"> </w:t>
+      </w:r>
+      <w:proofErr w:type="spellStart"/>
+      <w:r>
+        <w:rPr>
+          <w:rFonts w:ascii="Arial Narrow" w:hAnsi="Arial Narrow"/>
+          <w:sz w:val="24"/>
+          <w:szCs w:val="24"/>
+        </w:rPr>
+        <w:t>atau</w:t>
+      </w:r>
+      <w:proofErr w:type="spellEnd"/>
+      <w:r>
+        <w:rPr>
+          <w:rFonts w:ascii="Arial Narrow" w:hAnsi="Arial Narrow"/>
+          <w:sz w:val="24"/>
+          <w:szCs w:val="24"/>
+        </w:rPr>
+        <w:t xml:space="preserve"> </w:t>
+      </w:r>
+      <w:proofErr w:type="spellStart"/>
+      <w:r>
+        <w:rPr>
+          <w:rFonts w:ascii="Arial Narrow" w:hAnsi="Arial Narrow"/>
+          <w:sz w:val="24"/>
+          <w:szCs w:val="24"/>
+        </w:rPr>
+        <w:t>Setiap</w:t>
+      </w:r>
+      <w:proofErr w:type="spellEnd"/>
+      <w:r>
+        <w:rPr>
+          <w:rFonts w:ascii="Arial Narrow" w:hAnsi="Arial Narrow"/>
+          <w:sz w:val="24"/>
+          <w:szCs w:val="24"/>
+        </w:rPr>
+        <w:t xml:space="preserve"> </w:t>
+      </w:r>
+      <w:proofErr w:type="spellStart"/>
+      <w:r>
+        <w:rPr>
+          <w:rFonts w:ascii="Arial Narrow" w:hAnsi="Arial Narrow"/>
+          <w:sz w:val="24"/>
+          <w:szCs w:val="24"/>
+        </w:rPr>
+        <w:t>Sekian</w:t>
+      </w:r>
+      <w:proofErr w:type="spellEnd"/>
+      <w:r>
+        <w:rPr>
+          <w:rFonts w:ascii="Arial Narrow" w:hAnsi="Arial Narrow"/>
+          <w:sz w:val="24"/>
+          <w:szCs w:val="24"/>
+        </w:rPr>
+        <w:t xml:space="preserve"> </w:t>
+      </w:r>
+      <w:proofErr w:type="spellStart"/>
+      <w:r>
+        <w:rPr>
+          <w:rFonts w:ascii="Arial Narrow" w:hAnsi="Arial Narrow"/>
+          <w:sz w:val="24"/>
+          <w:szCs w:val="24"/>
+        </w:rPr>
+        <w:t>Menit</w:t>
+      </w:r>
+      <w:proofErr w:type="spellEnd"/>
+      <w:r>
+        <w:rPr>
+          <w:rFonts w:ascii="Arial Narrow" w:hAnsi="Arial Narrow"/>
+          <w:sz w:val="24"/>
+          <w:szCs w:val="24"/>
+        </w:rPr>
+        <w:t xml:space="preserve"> di Google Apps Script</w:t>
+      </w:r>
+    </w:p>
+    <w:p>
+      <w:pPr>
+        <w:spacing w:after="0" w:line="240" w:lineRule="auto"/>
+        <w:rPr>
+          <w:rFonts w:ascii="Arial Narrow" w:hAnsi="Arial Narrow"/>
+          <w:sz w:val="24"/>
+          <w:szCs w:val="24"/>
+        </w:rPr>
+      </w:pPr>
+    </w:p>
+    <w:p>
+      <w:pPr>
+        <w:spacing w:after="0" w:line="240" w:lineRule="auto"/>
+        <w:rPr>
+          <w:rFonts w:ascii="Arial Narrow" w:hAnsi="Arial Narrow"/>
+          <w:sz w:val="24"/>
+          <w:szCs w:val="24"/>
+        </w:rPr>
+      </w:pPr>
+      <w:r>
+        <w:rPr>
+          <w:rFonts w:ascii="Arial Narrow" w:hAnsi="Arial Narrow"/>
+          <w:sz w:val="24"/>
+          <w:szCs w:val="24"/>
+        </w:rPr>
+        <w:t>Case:</w:t>
+      </w:r>
+    </w:p>
+    <w:p>
+      <w:pPr>
+        <w:spacing w:after="0" w:line="240" w:lineRule="auto"/>
+        <w:rPr>
+          <w:rFonts w:ascii="Arial Narrow" w:hAnsi="Arial Narrow"/>
+          <w:sz w:val="24"/>
+          <w:szCs w:val="24"/>
+        </w:rPr>
+      </w:pPr>
+      <w:r>
+        <w:rPr>
+          <w:rFonts w:ascii="Arial Narrow" w:hAnsi="Arial Narrow"/>
+          <w:sz w:val="24"/>
+          <w:szCs w:val="24"/>
+        </w:rPr>
+        <w:t xml:space="preserve">Crete </w:t>
+      </w:r>
+      <w:proofErr w:type="spellStart"/>
+      <w:r>
+        <w:rPr>
+          <w:rFonts w:ascii="Arial Narrow" w:hAnsi="Arial Narrow"/>
+          <w:sz w:val="24"/>
+          <w:szCs w:val="24"/>
+        </w:rPr>
+        <w:t>triger</w:t>
+      </w:r>
+      <w:proofErr w:type="spellEnd"/>
+      <w:r>
+        <w:rPr>
+          <w:rFonts w:ascii="Arial Narrow" w:hAnsi="Arial Narrow"/>
+          <w:sz w:val="24"/>
+          <w:szCs w:val="24"/>
+        </w:rPr>
+        <w:t xml:space="preserve"> at hour exactly for example the </w:t>
+      </w:r>
+      <w:proofErr w:type="spellStart"/>
+      <w:r>
+        <w:rPr>
+          <w:rFonts w:ascii="Arial Narrow" w:hAnsi="Arial Narrow"/>
+          <w:sz w:val="24"/>
+          <w:szCs w:val="24"/>
+        </w:rPr>
+        <w:t>triger</w:t>
+      </w:r>
+      <w:proofErr w:type="spellEnd"/>
+      <w:r>
+        <w:rPr>
+          <w:rFonts w:ascii="Arial Narrow" w:hAnsi="Arial Narrow"/>
+          <w:sz w:val="24"/>
+          <w:szCs w:val="24"/>
+        </w:rPr>
+        <w:t xml:space="preserve"> execution at 20.46</w:t>
+      </w:r>
+    </w:p>
+    <w:p>
+      <w:pPr>
+        <w:spacing w:after="0" w:line="240" w:lineRule="auto"/>
+        <w:rPr>
+          <w:rFonts w:ascii="Arial Narrow" w:hAnsi="Arial Narrow"/>
+          <w:sz w:val="24"/>
+          <w:szCs w:val="24"/>
+        </w:rPr>
+      </w:pPr>
+      <w:r>
+        <w:rPr>
+          <w:rFonts w:ascii="Arial Narrow" w:hAnsi="Arial Narrow"/>
+          <w:sz w:val="24"/>
+          <w:szCs w:val="24"/>
+        </w:rPr>
+        <w:t>// video 20</w:t>
+      </w:r>
+    </w:p>
+    <w:p>
+      <w:pPr>
+        <w:spacing w:after="0" w:line="240" w:lineRule="auto"/>
+        <w:rPr>
+          <w:rFonts w:ascii="Arial Narrow" w:hAnsi="Arial Narrow"/>
+          <w:sz w:val="24"/>
+          <w:szCs w:val="24"/>
+        </w:rPr>
+      </w:pPr>
+      <w:r>
+        <w:rPr>
+          <w:rFonts w:ascii="Arial Narrow" w:hAnsi="Arial Narrow"/>
+          <w:sz w:val="24"/>
+          <w:szCs w:val="24"/>
+        </w:rPr>
+        <w:t xml:space="preserve">function </w:t>
+      </w:r>
+      <w:proofErr w:type="spellStart"/>
+      <w:proofErr w:type="gramStart"/>
+      <w:r>
+        <w:rPr>
+          <w:rFonts w:ascii="Arial Narrow" w:hAnsi="Arial Narrow"/>
+          <w:sz w:val="24"/>
+          <w:szCs w:val="24"/>
+        </w:rPr>
+        <w:t>pemicuWaktu</w:t>
+      </w:r>
+      <w:proofErr w:type="spellEnd"/>
+      <w:r>
+        <w:rPr>
+          <w:rFonts w:ascii="Arial Narrow" w:hAnsi="Arial Narrow"/>
+          <w:sz w:val="24"/>
+          <w:szCs w:val="24"/>
+        </w:rPr>
+        <w:t>(){</w:t>
+      </w:r>
+      <w:proofErr w:type="gramEnd"/>
+    </w:p>
+    <w:p>
+      <w:pPr>
+        <w:spacing w:after="0" w:line="240" w:lineRule="auto"/>
+        <w:rPr>
+          <w:rFonts w:ascii="Arial Narrow" w:hAnsi="Arial Narrow"/>
+          <w:sz w:val="24"/>
+          <w:szCs w:val="24"/>
+        </w:rPr>
+      </w:pPr>
+      <w:r>
+        <w:rPr>
+          <w:rFonts w:ascii="Arial Narrow" w:hAnsi="Arial Narrow"/>
+          <w:sz w:val="24"/>
+          <w:szCs w:val="24"/>
+        </w:rPr>
+        <w:t xml:space="preserve">  var </w:t>
+      </w:r>
+      <w:proofErr w:type="spellStart"/>
+      <w:r>
+        <w:rPr>
+          <w:rFonts w:ascii="Arial Narrow" w:hAnsi="Arial Narrow"/>
+          <w:sz w:val="24"/>
+          <w:szCs w:val="24"/>
+        </w:rPr>
+        <w:t>waktu</w:t>
+      </w:r>
+      <w:proofErr w:type="spellEnd"/>
+      <w:r>
+        <w:rPr>
+          <w:rFonts w:ascii="Arial Narrow" w:hAnsi="Arial Narrow"/>
+          <w:sz w:val="24"/>
+          <w:szCs w:val="24"/>
+        </w:rPr>
+        <w:t xml:space="preserve"> = new </w:t>
+      </w:r>
+      <w:proofErr w:type="gramStart"/>
+      <w:r>
+        <w:rPr>
+          <w:rFonts w:ascii="Arial Narrow" w:hAnsi="Arial Narrow"/>
+          <w:sz w:val="24"/>
+          <w:szCs w:val="24"/>
+        </w:rPr>
+        <w:t>Date(</w:t>
+      </w:r>
+      <w:proofErr w:type="gramEnd"/>
+      <w:r>
+        <w:rPr>
+          <w:rFonts w:ascii="Arial Narrow" w:hAnsi="Arial Narrow"/>
+          <w:sz w:val="24"/>
+          <w:szCs w:val="24"/>
+        </w:rPr>
+        <w:t>);</w:t>
+      </w:r>
+    </w:p>
+    <w:p>
+      <w:pPr>
+        <w:spacing w:after="0" w:line="240" w:lineRule="auto"/>
+        <w:rPr>
+          <w:rFonts w:ascii="Arial Narrow" w:hAnsi="Arial Narrow"/>
+          <w:sz w:val="24"/>
+          <w:szCs w:val="24"/>
+        </w:rPr>
+      </w:pPr>
+      <w:r>
+        <w:rPr>
+          <w:rFonts w:ascii="Arial Narrow" w:hAnsi="Arial Narrow"/>
+          <w:sz w:val="24"/>
+          <w:szCs w:val="24"/>
+        </w:rPr>
+        <w:t xml:space="preserve">  var jam = </w:t>
+      </w:r>
+      <w:proofErr w:type="spellStart"/>
+      <w:proofErr w:type="gramStart"/>
+      <w:r>
+        <w:rPr>
+          <w:rFonts w:ascii="Arial Narrow" w:hAnsi="Arial Narrow"/>
+          <w:sz w:val="24"/>
+          <w:szCs w:val="24"/>
+        </w:rPr>
+        <w:t>waktu.getHours</w:t>
+      </w:r>
+      <w:proofErr w:type="spellEnd"/>
+      <w:proofErr w:type="gramEnd"/>
+      <w:r>
+        <w:rPr>
+          <w:rFonts w:ascii="Arial Narrow" w:hAnsi="Arial Narrow"/>
+          <w:sz w:val="24"/>
+          <w:szCs w:val="24"/>
+        </w:rPr>
+        <w:t>();</w:t>
+      </w:r>
+    </w:p>
+    <w:p>
+      <w:pPr>
+        <w:spacing w:after="0" w:line="240" w:lineRule="auto"/>
+        <w:rPr>
+          <w:rFonts w:ascii="Arial Narrow" w:hAnsi="Arial Narrow"/>
+          <w:sz w:val="24"/>
+          <w:szCs w:val="24"/>
+        </w:rPr>
+      </w:pPr>
+      <w:r>
+        <w:rPr>
+          <w:rFonts w:ascii="Arial Narrow" w:hAnsi="Arial Narrow"/>
+          <w:sz w:val="24"/>
+          <w:szCs w:val="24"/>
+        </w:rPr>
+        <w:t xml:space="preserve">  var </w:t>
+      </w:r>
+      <w:proofErr w:type="spellStart"/>
+      <w:r>
+        <w:rPr>
+          <w:rFonts w:ascii="Arial Narrow" w:hAnsi="Arial Narrow"/>
+          <w:sz w:val="24"/>
+          <w:szCs w:val="24"/>
+        </w:rPr>
+        <w:t>menit</w:t>
+      </w:r>
+      <w:proofErr w:type="spellEnd"/>
+      <w:r>
+        <w:rPr>
+          <w:rFonts w:ascii="Arial Narrow" w:hAnsi="Arial Narrow"/>
+          <w:sz w:val="24"/>
+          <w:szCs w:val="24"/>
+        </w:rPr>
+        <w:t xml:space="preserve"> = </w:t>
+      </w:r>
+      <w:proofErr w:type="spellStart"/>
+      <w:proofErr w:type="gramStart"/>
+      <w:r>
+        <w:rPr>
+          <w:rFonts w:ascii="Arial Narrow" w:hAnsi="Arial Narrow"/>
+          <w:sz w:val="24"/>
+          <w:szCs w:val="24"/>
+        </w:rPr>
+        <w:t>waktu.getMinutes</w:t>
+      </w:r>
+      <w:proofErr w:type="spellEnd"/>
+      <w:proofErr w:type="gramEnd"/>
+      <w:r>
+        <w:rPr>
+          <w:rFonts w:ascii="Arial Narrow" w:hAnsi="Arial Narrow"/>
+          <w:sz w:val="24"/>
+          <w:szCs w:val="24"/>
+        </w:rPr>
+        <w:t>();</w:t>
+      </w:r>
+    </w:p>
+    <w:p>
+      <w:pPr>
+        <w:spacing w:after="0" w:line="240" w:lineRule="auto"/>
+        <w:rPr>
+          <w:rFonts w:ascii="Arial Narrow" w:hAnsi="Arial Narrow"/>
+          <w:sz w:val="24"/>
+          <w:szCs w:val="24"/>
+        </w:rPr>
+      </w:pPr>
+    </w:p>
+    <w:p>
+      <w:pPr>
+        <w:spacing w:after="0" w:line="240" w:lineRule="auto"/>
+        <w:rPr>
+          <w:rFonts w:ascii="Arial Narrow" w:hAnsi="Arial Narrow"/>
+          <w:sz w:val="24"/>
+          <w:szCs w:val="24"/>
+        </w:rPr>
+      </w:pPr>
+      <w:r>
+        <w:rPr>
+          <w:rFonts w:ascii="Arial Narrow" w:hAnsi="Arial Narrow"/>
+          <w:sz w:val="24"/>
+          <w:szCs w:val="24"/>
+        </w:rPr>
+        <w:t>  Logger.log(</w:t>
+      </w:r>
+      <w:proofErr w:type="spellStart"/>
+      <w:r>
+        <w:rPr>
+          <w:rFonts w:ascii="Arial Narrow" w:hAnsi="Arial Narrow"/>
+          <w:sz w:val="24"/>
+          <w:szCs w:val="24"/>
+        </w:rPr>
+        <w:t>waktu</w:t>
+      </w:r>
+      <w:proofErr w:type="spellEnd"/>
+      <w:r>
+        <w:rPr>
+          <w:rFonts w:ascii="Arial Narrow" w:hAnsi="Arial Narrow"/>
+          <w:sz w:val="24"/>
+          <w:szCs w:val="24"/>
+        </w:rPr>
+        <w:t>);</w:t>
+      </w:r>
+    </w:p>
+    <w:p>
+      <w:pPr>
+        <w:spacing w:after="0" w:line="240" w:lineRule="auto"/>
+        <w:rPr>
+          <w:rFonts w:ascii="Arial Narrow" w:hAnsi="Arial Narrow"/>
+          <w:sz w:val="24"/>
+          <w:szCs w:val="24"/>
+        </w:rPr>
+      </w:pPr>
+      <w:r>
+        <w:rPr>
+          <w:rFonts w:ascii="Arial Narrow" w:hAnsi="Arial Narrow"/>
+          <w:sz w:val="24"/>
+          <w:szCs w:val="24"/>
+        </w:rPr>
+        <w:t>  Logger.log(jam);</w:t>
+      </w:r>
+    </w:p>
+    <w:p>
+      <w:pPr>
+        <w:spacing w:after="0" w:line="240" w:lineRule="auto"/>
+        <w:rPr>
+          <w:rFonts w:ascii="Arial Narrow" w:hAnsi="Arial Narrow"/>
+          <w:sz w:val="24"/>
+          <w:szCs w:val="24"/>
+        </w:rPr>
+      </w:pPr>
+      <w:r>
+        <w:rPr>
+          <w:rFonts w:ascii="Arial Narrow" w:hAnsi="Arial Narrow"/>
+          <w:sz w:val="24"/>
+          <w:szCs w:val="24"/>
+        </w:rPr>
+        <w:t>  Logger.log(</w:t>
+      </w:r>
+      <w:proofErr w:type="spellStart"/>
+      <w:r>
+        <w:rPr>
+          <w:rFonts w:ascii="Arial Narrow" w:hAnsi="Arial Narrow"/>
+          <w:sz w:val="24"/>
+          <w:szCs w:val="24"/>
+        </w:rPr>
+        <w:t>menit</w:t>
+      </w:r>
+      <w:proofErr w:type="spellEnd"/>
+      <w:r>
+        <w:rPr>
+          <w:rFonts w:ascii="Arial Narrow" w:hAnsi="Arial Narrow"/>
+          <w:sz w:val="24"/>
+          <w:szCs w:val="24"/>
+        </w:rPr>
+        <w:t>);</w:t>
+      </w:r>
+    </w:p>
+    <w:p>
+      <w:pPr>
+        <w:spacing w:after="0" w:line="240" w:lineRule="auto"/>
+        <w:rPr>
+          <w:rFonts w:ascii="Arial Narrow" w:hAnsi="Arial Narrow"/>
+          <w:sz w:val="24"/>
+          <w:szCs w:val="24"/>
+        </w:rPr>
+      </w:pPr>
+      <w:r>
+        <w:rPr>
+          <w:rFonts w:ascii="Arial Narrow" w:hAnsi="Arial Narrow"/>
+          <w:sz w:val="24"/>
+          <w:szCs w:val="24"/>
+        </w:rPr>
+        <w:t>/*</w:t>
+      </w:r>
+    </w:p>
+    <w:p>
+      <w:pPr>
+        <w:spacing w:after="0" w:line="240" w:lineRule="auto"/>
+        <w:rPr>
+          <w:rFonts w:ascii="Arial Narrow" w:hAnsi="Arial Narrow"/>
+          <w:sz w:val="24"/>
+          <w:szCs w:val="24"/>
+        </w:rPr>
+      </w:pPr>
+      <w:r>
+        <w:rPr>
+          <w:rFonts w:ascii="Arial Narrow" w:hAnsi="Arial Narrow"/>
+          <w:sz w:val="24"/>
+          <w:szCs w:val="24"/>
+        </w:rPr>
+        <w:t xml:space="preserve">  // </w:t>
+      </w:r>
+      <w:proofErr w:type="spellStart"/>
+      <w:r>
+        <w:rPr>
+          <w:rFonts w:ascii="Arial Narrow" w:hAnsi="Arial Narrow"/>
+          <w:sz w:val="24"/>
+          <w:szCs w:val="24"/>
+        </w:rPr>
+        <w:t>eksecution</w:t>
+      </w:r>
+      <w:proofErr w:type="spellEnd"/>
+      <w:r>
+        <w:rPr>
+          <w:rFonts w:ascii="Arial Narrow" w:hAnsi="Arial Narrow"/>
+          <w:sz w:val="24"/>
+          <w:szCs w:val="24"/>
+        </w:rPr>
+        <w:t xml:space="preserve"> every 2 minutes</w:t>
+      </w:r>
+    </w:p>
+    <w:p>
+      <w:pPr>
+        <w:spacing w:after="0" w:line="240" w:lineRule="auto"/>
+        <w:rPr>
+          <w:rFonts w:ascii="Arial Narrow" w:hAnsi="Arial Narrow"/>
+          <w:sz w:val="24"/>
+          <w:szCs w:val="24"/>
+        </w:rPr>
+      </w:pPr>
+      <w:r>
+        <w:rPr>
+          <w:rFonts w:ascii="Arial Narrow" w:hAnsi="Arial Narrow"/>
+          <w:sz w:val="24"/>
+          <w:szCs w:val="24"/>
+        </w:rPr>
+        <w:t>  var x = menit%2;</w:t>
+      </w:r>
+    </w:p>
+    <w:p>
+      <w:pPr>
+        <w:spacing w:after="0" w:line="240" w:lineRule="auto"/>
+        <w:rPr>
+          <w:rFonts w:ascii="Arial Narrow" w:hAnsi="Arial Narrow"/>
+          <w:sz w:val="24"/>
+          <w:szCs w:val="24"/>
+        </w:rPr>
+      </w:pPr>
+      <w:r>
+        <w:rPr>
+          <w:rFonts w:ascii="Arial Narrow" w:hAnsi="Arial Narrow"/>
+          <w:sz w:val="24"/>
+          <w:szCs w:val="24"/>
+        </w:rPr>
+        <w:t>  Logger.log(</w:t>
+      </w:r>
+      <w:proofErr w:type="spellStart"/>
+      <w:r>
+        <w:rPr>
+          <w:rFonts w:ascii="Arial Narrow" w:hAnsi="Arial Narrow"/>
+          <w:sz w:val="24"/>
+          <w:szCs w:val="24"/>
+        </w:rPr>
+        <w:t>menit</w:t>
+      </w:r>
+      <w:proofErr w:type="spellEnd"/>
+      <w:r>
+        <w:rPr>
+          <w:rFonts w:ascii="Arial Narrow" w:hAnsi="Arial Narrow"/>
+          <w:sz w:val="24"/>
+          <w:szCs w:val="24"/>
+        </w:rPr>
+        <w:t>+'\</w:t>
+      </w:r>
+      <w:proofErr w:type="spellStart"/>
+      <w:r>
+        <w:rPr>
+          <w:rFonts w:ascii="Arial Narrow" w:hAnsi="Arial Narrow"/>
+          <w:sz w:val="24"/>
+          <w:szCs w:val="24"/>
+        </w:rPr>
+        <w:t>n'+x</w:t>
+      </w:r>
+      <w:proofErr w:type="spellEnd"/>
+      <w:r>
+        <w:rPr>
+          <w:rFonts w:ascii="Arial Narrow" w:hAnsi="Arial Narrow"/>
+          <w:sz w:val="24"/>
+          <w:szCs w:val="24"/>
+        </w:rPr>
+        <w:t>);</w:t>
+      </w:r>
+    </w:p>
+    <w:p>
+      <w:pPr>
+        <w:spacing w:after="0" w:line="240" w:lineRule="auto"/>
+        <w:rPr>
+          <w:rFonts w:ascii="Arial Narrow" w:hAnsi="Arial Narrow"/>
+          <w:sz w:val="24"/>
+          <w:szCs w:val="24"/>
+        </w:rPr>
+      </w:pPr>
+      <w:r>
+        <w:rPr>
+          <w:rFonts w:ascii="Arial Narrow" w:hAnsi="Arial Narrow"/>
+          <w:sz w:val="24"/>
+          <w:szCs w:val="24"/>
+        </w:rPr>
+        <w:t>  */</w:t>
+      </w:r>
+    </w:p>
+    <w:p>
+      <w:pPr>
+        <w:spacing w:after="0" w:line="240" w:lineRule="auto"/>
+        <w:rPr>
+          <w:rFonts w:ascii="Arial Narrow" w:hAnsi="Arial Narrow"/>
+          <w:sz w:val="24"/>
+          <w:szCs w:val="24"/>
+        </w:rPr>
+      </w:pPr>
+    </w:p>
+    <w:p>
+      <w:pPr>
+        <w:spacing w:after="0" w:line="240" w:lineRule="auto"/>
+        <w:rPr>
+          <w:rFonts w:ascii="Arial Narrow" w:hAnsi="Arial Narrow"/>
+          <w:sz w:val="24"/>
+          <w:szCs w:val="24"/>
+        </w:rPr>
+      </w:pPr>
+      <w:r>
+        <w:rPr>
+          <w:rFonts w:ascii="Arial Narrow" w:hAnsi="Arial Narrow"/>
+          <w:sz w:val="24"/>
+          <w:szCs w:val="24"/>
+        </w:rPr>
+        <w:t>/*</w:t>
+      </w:r>
+    </w:p>
+    <w:p>
+      <w:pPr>
+        <w:spacing w:after="0" w:line="240" w:lineRule="auto"/>
+        <w:rPr>
+          <w:rFonts w:ascii="Arial Narrow" w:hAnsi="Arial Narrow"/>
+          <w:sz w:val="24"/>
+          <w:szCs w:val="24"/>
+        </w:rPr>
+      </w:pPr>
+      <w:r>
+        <w:rPr>
+          <w:rFonts w:ascii="Arial Narrow" w:hAnsi="Arial Narrow"/>
+          <w:sz w:val="24"/>
+          <w:szCs w:val="24"/>
+        </w:rPr>
+        <w:t xml:space="preserve">  </w:t>
+      </w:r>
+      <w:proofErr w:type="gramStart"/>
+      <w:r>
+        <w:rPr>
+          <w:rFonts w:ascii="Arial Narrow" w:hAnsi="Arial Narrow"/>
+          <w:sz w:val="24"/>
+          <w:szCs w:val="24"/>
+        </w:rPr>
+        <w:t>if(</w:t>
+      </w:r>
+      <w:proofErr w:type="gramEnd"/>
+      <w:r>
+        <w:rPr>
+          <w:rFonts w:ascii="Arial Narrow" w:hAnsi="Arial Narrow"/>
+          <w:sz w:val="24"/>
+          <w:szCs w:val="24"/>
+        </w:rPr>
+        <w:t xml:space="preserve">x == </w:t>
+      </w:r>
+      <w:proofErr w:type="gramStart"/>
+      <w:r>
+        <w:rPr>
+          <w:rFonts w:ascii="Arial Narrow" w:hAnsi="Arial Narrow"/>
+          <w:sz w:val="24"/>
+          <w:szCs w:val="24"/>
+        </w:rPr>
+        <w:t>0){</w:t>
+      </w:r>
+      <w:proofErr w:type="gramEnd"/>
+    </w:p>
+    <w:p>
+      <w:pPr>
+        <w:spacing w:after="0" w:line="240" w:lineRule="auto"/>
+        <w:rPr>
+          <w:rFonts w:ascii="Arial Narrow" w:hAnsi="Arial Narrow"/>
+          <w:sz w:val="24"/>
+          <w:szCs w:val="24"/>
+        </w:rPr>
+      </w:pPr>
+      <w:r>
+        <w:rPr>
+          <w:rFonts w:ascii="Arial Narrow" w:hAnsi="Arial Narrow"/>
+          <w:sz w:val="24"/>
+          <w:szCs w:val="24"/>
+        </w:rPr>
+        <w:t xml:space="preserve">    </w:t>
+      </w:r>
+      <w:proofErr w:type="spellStart"/>
+      <w:proofErr w:type="gramStart"/>
+      <w:r>
+        <w:rPr>
+          <w:rFonts w:ascii="Arial Narrow" w:hAnsi="Arial Narrow"/>
+          <w:sz w:val="24"/>
+          <w:szCs w:val="24"/>
+        </w:rPr>
+        <w:t>ubahFormatTanggal</w:t>
+      </w:r>
+      <w:proofErr w:type="spellEnd"/>
+      <w:r>
+        <w:rPr>
+          <w:rFonts w:ascii="Arial Narrow" w:hAnsi="Arial Narrow"/>
+          <w:sz w:val="24"/>
+          <w:szCs w:val="24"/>
+        </w:rPr>
+        <w:t>(</w:t>
+      </w:r>
+      <w:proofErr w:type="gramEnd"/>
+      <w:r>
+        <w:rPr>
+          <w:rFonts w:ascii="Arial Narrow" w:hAnsi="Arial Narrow"/>
+          <w:sz w:val="24"/>
+          <w:szCs w:val="24"/>
+        </w:rPr>
+        <w:t>);</w:t>
+      </w:r>
+    </w:p>
+    <w:p>
+      <w:pPr>
+        <w:spacing w:after="0" w:line="240" w:lineRule="auto"/>
+        <w:rPr>
+          <w:rFonts w:ascii="Arial Narrow" w:hAnsi="Arial Narrow"/>
+          <w:sz w:val="24"/>
+          <w:szCs w:val="24"/>
+        </w:rPr>
+      </w:pPr>
+      <w:r>
+        <w:rPr>
+          <w:rFonts w:ascii="Arial Narrow" w:hAnsi="Arial Narrow"/>
+          <w:sz w:val="24"/>
+          <w:szCs w:val="24"/>
+        </w:rPr>
+        <w:t xml:space="preserve">  </w:t>
+      </w:r>
+      <w:proofErr w:type="gramStart"/>
+      <w:r>
+        <w:rPr>
+          <w:rFonts w:ascii="Arial Narrow" w:hAnsi="Arial Narrow"/>
+          <w:sz w:val="24"/>
+          <w:szCs w:val="24"/>
+        </w:rPr>
+        <w:t>}else</w:t>
+      </w:r>
+      <w:proofErr w:type="gramEnd"/>
+      <w:r>
+        <w:rPr>
+          <w:rFonts w:ascii="Arial Narrow" w:hAnsi="Arial Narrow"/>
+          <w:sz w:val="24"/>
+          <w:szCs w:val="24"/>
+        </w:rPr>
+        <w:t>{</w:t>
+      </w:r>
+    </w:p>
+    <w:p>
+      <w:pPr>
+        <w:spacing w:after="0" w:line="240" w:lineRule="auto"/>
+        <w:rPr>
+          <w:rFonts w:ascii="Arial Narrow" w:hAnsi="Arial Narrow"/>
+          <w:sz w:val="24"/>
+          <w:szCs w:val="24"/>
+        </w:rPr>
+      </w:pPr>
+      <w:r>
+        <w:rPr>
+          <w:rFonts w:ascii="Arial Narrow" w:hAnsi="Arial Narrow"/>
+          <w:sz w:val="24"/>
+          <w:szCs w:val="24"/>
+        </w:rPr>
+        <w:t xml:space="preserve">    // </w:t>
+      </w:r>
+      <w:proofErr w:type="spellStart"/>
+      <w:r>
+        <w:rPr>
+          <w:rFonts w:ascii="Arial Narrow" w:hAnsi="Arial Narrow"/>
+          <w:sz w:val="24"/>
+          <w:szCs w:val="24"/>
+        </w:rPr>
+        <w:t>tambahkan</w:t>
+      </w:r>
+      <w:proofErr w:type="spellEnd"/>
+      <w:r>
+        <w:rPr>
+          <w:rFonts w:ascii="Arial Narrow" w:hAnsi="Arial Narrow"/>
+          <w:sz w:val="24"/>
+          <w:szCs w:val="24"/>
+        </w:rPr>
+        <w:t xml:space="preserve"> </w:t>
+      </w:r>
+      <w:proofErr w:type="spellStart"/>
+      <w:r>
+        <w:rPr>
+          <w:rFonts w:ascii="Arial Narrow" w:hAnsi="Arial Narrow"/>
+          <w:sz w:val="24"/>
+          <w:szCs w:val="24"/>
+        </w:rPr>
+        <w:t>fungsi</w:t>
+      </w:r>
+      <w:proofErr w:type="spellEnd"/>
+      <w:r>
+        <w:rPr>
+          <w:rFonts w:ascii="Arial Narrow" w:hAnsi="Arial Narrow"/>
+          <w:sz w:val="24"/>
+          <w:szCs w:val="24"/>
+        </w:rPr>
+        <w:t xml:space="preserve"> lain yang </w:t>
+      </w:r>
+      <w:proofErr w:type="spellStart"/>
+      <w:r>
+        <w:rPr>
+          <w:rFonts w:ascii="Arial Narrow" w:hAnsi="Arial Narrow"/>
+          <w:sz w:val="24"/>
+          <w:szCs w:val="24"/>
+        </w:rPr>
+        <w:t>ingin</w:t>
+      </w:r>
+      <w:proofErr w:type="spellEnd"/>
+      <w:r>
+        <w:rPr>
+          <w:rFonts w:ascii="Arial Narrow" w:hAnsi="Arial Narrow"/>
+          <w:sz w:val="24"/>
+          <w:szCs w:val="24"/>
+        </w:rPr>
+        <w:t xml:space="preserve"> </w:t>
+      </w:r>
+      <w:proofErr w:type="spellStart"/>
+      <w:r>
+        <w:rPr>
+          <w:rFonts w:ascii="Arial Narrow" w:hAnsi="Arial Narrow"/>
+          <w:sz w:val="24"/>
+          <w:szCs w:val="24"/>
+        </w:rPr>
+        <w:t>dijalankan</w:t>
+      </w:r>
+      <w:proofErr w:type="spellEnd"/>
+    </w:p>
+    <w:p>
+      <w:pPr>
+        <w:spacing w:after="0" w:line="240" w:lineRule="auto"/>
+        <w:rPr>
+          <w:rFonts w:ascii="Arial Narrow" w:hAnsi="Arial Narrow"/>
+          <w:sz w:val="24"/>
+          <w:szCs w:val="24"/>
+        </w:rPr>
+      </w:pPr>
+      <w:r>
+        <w:rPr>
+          <w:rFonts w:ascii="Arial Narrow" w:hAnsi="Arial Narrow"/>
+          <w:sz w:val="24"/>
+          <w:szCs w:val="24"/>
+        </w:rPr>
+        <w:t>  }</w:t>
+      </w:r>
+    </w:p>
+    <w:p>
+      <w:pPr>
+        <w:spacing w:after="0" w:line="240" w:lineRule="auto"/>
+        <w:rPr>
+          <w:rFonts w:ascii="Arial Narrow" w:hAnsi="Arial Narrow"/>
+          <w:sz w:val="24"/>
+          <w:szCs w:val="24"/>
+        </w:rPr>
+      </w:pPr>
+      <w:r>
+        <w:rPr>
+          <w:rFonts w:ascii="Arial Narrow" w:hAnsi="Arial Narrow"/>
+          <w:sz w:val="24"/>
+          <w:szCs w:val="24"/>
+        </w:rPr>
+        <w:t>  */</w:t>
+      </w:r>
+    </w:p>
+    <w:p>
+      <w:pPr>
+        <w:spacing w:after="0" w:line="240" w:lineRule="auto"/>
+        <w:rPr>
+          <w:rFonts w:ascii="Arial Narrow" w:hAnsi="Arial Narrow"/>
+          <w:sz w:val="24"/>
+          <w:szCs w:val="24"/>
+        </w:rPr>
+      </w:pPr>
+    </w:p>
+    <w:p>
+      <w:pPr>
+        <w:spacing w:after="0" w:line="240" w:lineRule="auto"/>
+        <w:rPr>
+          <w:rFonts w:ascii="Arial Narrow" w:hAnsi="Arial Narrow"/>
+          <w:sz w:val="24"/>
+          <w:szCs w:val="24"/>
+        </w:rPr>
+      </w:pPr>
+      <w:r>
+        <w:rPr>
+          <w:rFonts w:ascii="Arial Narrow" w:hAnsi="Arial Narrow"/>
+          <w:sz w:val="24"/>
+          <w:szCs w:val="24"/>
+        </w:rPr>
+        <w:t xml:space="preserve">  // </w:t>
+      </w:r>
+      <w:proofErr w:type="spellStart"/>
+      <w:r>
+        <w:rPr>
+          <w:rFonts w:ascii="Arial Narrow" w:hAnsi="Arial Narrow"/>
+          <w:sz w:val="24"/>
+          <w:szCs w:val="24"/>
+        </w:rPr>
+        <w:t>eksecution</w:t>
+      </w:r>
+      <w:proofErr w:type="spellEnd"/>
+      <w:r>
+        <w:rPr>
+          <w:rFonts w:ascii="Arial Narrow" w:hAnsi="Arial Narrow"/>
+          <w:sz w:val="24"/>
+          <w:szCs w:val="24"/>
+        </w:rPr>
+        <w:t xml:space="preserve"> at 20.03</w:t>
+      </w:r>
+    </w:p>
+    <w:p>
+      <w:pPr>
+        <w:spacing w:after="0" w:line="240" w:lineRule="auto"/>
+        <w:rPr>
+          <w:rFonts w:ascii="Arial Narrow" w:hAnsi="Arial Narrow"/>
+          <w:sz w:val="24"/>
+          <w:szCs w:val="24"/>
+        </w:rPr>
+      </w:pPr>
+      <w:r>
+        <w:rPr>
+          <w:rFonts w:ascii="Arial Narrow" w:hAnsi="Arial Narrow"/>
+          <w:sz w:val="24"/>
+          <w:szCs w:val="24"/>
+        </w:rPr>
+        <w:t xml:space="preserve">  </w:t>
+      </w:r>
+      <w:proofErr w:type="gramStart"/>
+      <w:r>
+        <w:rPr>
+          <w:rFonts w:ascii="Arial Narrow" w:hAnsi="Arial Narrow"/>
+          <w:sz w:val="24"/>
+          <w:szCs w:val="24"/>
+        </w:rPr>
+        <w:t>if(</w:t>
+      </w:r>
+      <w:proofErr w:type="gramEnd"/>
+      <w:r>
+        <w:rPr>
+          <w:rFonts w:ascii="Arial Narrow" w:hAnsi="Arial Narrow"/>
+          <w:sz w:val="24"/>
+          <w:szCs w:val="24"/>
+        </w:rPr>
+        <w:t xml:space="preserve">jam == 20 &amp;&amp; </w:t>
+      </w:r>
+      <w:proofErr w:type="spellStart"/>
+      <w:r>
+        <w:rPr>
+          <w:rFonts w:ascii="Arial Narrow" w:hAnsi="Arial Narrow"/>
+          <w:sz w:val="24"/>
+          <w:szCs w:val="24"/>
+        </w:rPr>
+        <w:t>menit</w:t>
+      </w:r>
+      <w:proofErr w:type="spellEnd"/>
+      <w:r>
+        <w:rPr>
+          <w:rFonts w:ascii="Arial Narrow" w:hAnsi="Arial Narrow"/>
+          <w:sz w:val="24"/>
+          <w:szCs w:val="24"/>
+        </w:rPr>
+        <w:t xml:space="preserve"> == </w:t>
+      </w:r>
+      <w:proofErr w:type="gramStart"/>
+      <w:r>
+        <w:rPr>
+          <w:rFonts w:ascii="Arial Narrow" w:hAnsi="Arial Narrow"/>
+          <w:sz w:val="24"/>
+          <w:szCs w:val="24"/>
+        </w:rPr>
+        <w:t>53){</w:t>
+      </w:r>
+      <w:proofErr w:type="gramEnd"/>
+    </w:p>
+    <w:p>
+      <w:pPr>
+        <w:spacing w:after="0" w:line="240" w:lineRule="auto"/>
+        <w:rPr>
+          <w:rFonts w:ascii="Arial Narrow" w:hAnsi="Arial Narrow"/>
+          <w:sz w:val="24"/>
+          <w:szCs w:val="24"/>
+        </w:rPr>
+      </w:pPr>
+      <w:r>
+        <w:rPr>
+          <w:rFonts w:ascii="Arial Narrow" w:hAnsi="Arial Narrow"/>
+          <w:sz w:val="24"/>
+          <w:szCs w:val="24"/>
+        </w:rPr>
+        <w:t xml:space="preserve">    </w:t>
+      </w:r>
+      <w:proofErr w:type="spellStart"/>
+      <w:proofErr w:type="gramStart"/>
+      <w:r>
+        <w:rPr>
+          <w:rFonts w:ascii="Arial Narrow" w:hAnsi="Arial Narrow"/>
+          <w:sz w:val="24"/>
+          <w:szCs w:val="24"/>
+        </w:rPr>
+        <w:t>ubahFormatTanggal</w:t>
+      </w:r>
+      <w:proofErr w:type="spellEnd"/>
+      <w:r>
+        <w:rPr>
+          <w:rFonts w:ascii="Arial Narrow" w:hAnsi="Arial Narrow"/>
+          <w:sz w:val="24"/>
+          <w:szCs w:val="24"/>
+        </w:rPr>
+        <w:t>(</w:t>
+      </w:r>
+      <w:proofErr w:type="gramEnd"/>
+      <w:r>
+        <w:rPr>
+          <w:rFonts w:ascii="Arial Narrow" w:hAnsi="Arial Narrow"/>
+          <w:sz w:val="24"/>
+          <w:szCs w:val="24"/>
+        </w:rPr>
+        <w:t>)</w:t>
+      </w:r>
+    </w:p>
+    <w:p>
+      <w:pPr>
+        <w:spacing w:after="0" w:line="240" w:lineRule="auto"/>
+        <w:rPr>
+          <w:rFonts w:ascii="Arial Narrow" w:hAnsi="Arial Narrow"/>
+          <w:sz w:val="24"/>
+          <w:szCs w:val="24"/>
+        </w:rPr>
+      </w:pPr>
+      <w:r>
+        <w:rPr>
+          <w:rFonts w:ascii="Arial Narrow" w:hAnsi="Arial Narrow"/>
+          <w:sz w:val="24"/>
+          <w:szCs w:val="24"/>
+        </w:rPr>
+        <w:t xml:space="preserve">    </w:t>
+      </w:r>
+    </w:p>
+    <w:p>
+      <w:pPr>
+        <w:spacing w:after="0" w:line="240" w:lineRule="auto"/>
+        <w:rPr>
+          <w:rFonts w:ascii="Arial Narrow" w:hAnsi="Arial Narrow"/>
+          <w:sz w:val="24"/>
+          <w:szCs w:val="24"/>
+        </w:rPr>
+      </w:pPr>
+      <w:r>
+        <w:rPr>
+          <w:rFonts w:ascii="Arial Narrow" w:hAnsi="Arial Narrow"/>
+          <w:sz w:val="24"/>
+          <w:szCs w:val="24"/>
+        </w:rPr>
+        <w:t xml:space="preserve">  </w:t>
+      </w:r>
+      <w:proofErr w:type="gramStart"/>
+      <w:r>
+        <w:rPr>
+          <w:rFonts w:ascii="Arial Narrow" w:hAnsi="Arial Narrow"/>
+          <w:sz w:val="24"/>
+          <w:szCs w:val="24"/>
+        </w:rPr>
+        <w:t>}else</w:t>
+      </w:r>
+      <w:proofErr w:type="gramEnd"/>
+      <w:r>
+        <w:rPr>
+          <w:rFonts w:ascii="Arial Narrow" w:hAnsi="Arial Narrow"/>
+          <w:sz w:val="24"/>
+          <w:szCs w:val="24"/>
+        </w:rPr>
+        <w:t>{</w:t>
+      </w:r>
+    </w:p>
+    <w:p>
+      <w:pPr>
+        <w:spacing w:after="0" w:line="240" w:lineRule="auto"/>
+        <w:rPr>
+          <w:rFonts w:ascii="Arial Narrow" w:hAnsi="Arial Narrow"/>
+          <w:sz w:val="24"/>
+          <w:szCs w:val="24"/>
+        </w:rPr>
+      </w:pPr>
+      <w:r>
+        <w:rPr>
+          <w:rFonts w:ascii="Arial Narrow" w:hAnsi="Arial Narrow"/>
+          <w:sz w:val="24"/>
+          <w:szCs w:val="24"/>
+        </w:rPr>
+        <w:t xml:space="preserve">    // </w:t>
+      </w:r>
+      <w:proofErr w:type="spellStart"/>
+      <w:r>
+        <w:rPr>
+          <w:rFonts w:ascii="Arial Narrow" w:hAnsi="Arial Narrow"/>
+          <w:sz w:val="24"/>
+          <w:szCs w:val="24"/>
+        </w:rPr>
+        <w:t>tambahkan</w:t>
+      </w:r>
+      <w:proofErr w:type="spellEnd"/>
+      <w:r>
+        <w:rPr>
+          <w:rFonts w:ascii="Arial Narrow" w:hAnsi="Arial Narrow"/>
+          <w:sz w:val="24"/>
+          <w:szCs w:val="24"/>
+        </w:rPr>
+        <w:t xml:space="preserve"> </w:t>
+      </w:r>
+      <w:proofErr w:type="spellStart"/>
+      <w:r>
+        <w:rPr>
+          <w:rFonts w:ascii="Arial Narrow" w:hAnsi="Arial Narrow"/>
+          <w:sz w:val="24"/>
+          <w:szCs w:val="24"/>
+        </w:rPr>
+        <w:t>fungsi</w:t>
+      </w:r>
+      <w:proofErr w:type="spellEnd"/>
+      <w:r>
+        <w:rPr>
+          <w:rFonts w:ascii="Arial Narrow" w:hAnsi="Arial Narrow"/>
+          <w:sz w:val="24"/>
+          <w:szCs w:val="24"/>
+        </w:rPr>
+        <w:t xml:space="preserve"> lain yang </w:t>
+      </w:r>
+      <w:proofErr w:type="spellStart"/>
+      <w:r>
+        <w:rPr>
+          <w:rFonts w:ascii="Arial Narrow" w:hAnsi="Arial Narrow"/>
+          <w:sz w:val="24"/>
+          <w:szCs w:val="24"/>
+        </w:rPr>
+        <w:t>ingin</w:t>
+      </w:r>
+      <w:proofErr w:type="spellEnd"/>
+      <w:r>
+        <w:rPr>
+          <w:rFonts w:ascii="Arial Narrow" w:hAnsi="Arial Narrow"/>
+          <w:sz w:val="24"/>
+          <w:szCs w:val="24"/>
+        </w:rPr>
+        <w:t xml:space="preserve"> </w:t>
+      </w:r>
+      <w:proofErr w:type="spellStart"/>
+      <w:r>
+        <w:rPr>
+          <w:rFonts w:ascii="Arial Narrow" w:hAnsi="Arial Narrow"/>
+          <w:sz w:val="24"/>
+          <w:szCs w:val="24"/>
+        </w:rPr>
+        <w:t>dijalankan</w:t>
+      </w:r>
+      <w:proofErr w:type="spellEnd"/>
+    </w:p>
+    <w:p>
+      <w:pPr>
+        <w:spacing w:after="0" w:line="240" w:lineRule="auto"/>
+        <w:rPr>
+          <w:rFonts w:ascii="Arial Narrow" w:hAnsi="Arial Narrow"/>
+          <w:sz w:val="24"/>
+          <w:szCs w:val="24"/>
+        </w:rPr>
+      </w:pPr>
+      <w:r>
+        <w:rPr>
+          <w:rFonts w:ascii="Arial Narrow" w:hAnsi="Arial Narrow"/>
+          <w:sz w:val="24"/>
+          <w:szCs w:val="24"/>
+        </w:rPr>
+        <w:t>  }</w:t>
+      </w:r>
+    </w:p>
+    <w:p>
+      <w:pPr>
+        <w:spacing w:after="0" w:line="240" w:lineRule="auto"/>
+        <w:rPr>
+          <w:rFonts w:ascii="Arial Narrow" w:hAnsi="Arial Narrow"/>
+          <w:sz w:val="24"/>
+          <w:szCs w:val="24"/>
+        </w:rPr>
+      </w:pPr>
+      <w:r>
+        <w:rPr>
+          <w:rFonts w:ascii="Arial Narrow" w:hAnsi="Arial Narrow"/>
+          <w:sz w:val="24"/>
+          <w:szCs w:val="24"/>
+        </w:rPr>
+        <w:t>}</w:t>
+      </w:r>
+    </w:p>
+    <w:p>
+      <w:pPr>
+        <w:spacing w:after="0" w:line="240" w:lineRule="auto"/>
+        <w:rPr>
+          <w:rFonts w:ascii="Arial Narrow" w:hAnsi="Arial Narrow"/>
+          <w:sz w:val="24"/>
+          <w:szCs w:val="24"/>
+        </w:rPr>
+      </w:pPr>
+      <w:r>
+        <w:rPr>
+          <w:rFonts w:ascii="Arial Narrow" w:hAnsi="Arial Narrow"/>
+          <w:sz w:val="24"/>
+          <w:szCs w:val="24"/>
+        </w:rPr>
+        <w:lastRenderedPageBreak/>
+        <w:drawing>
+          <wp:inline distT="0" distB="0" distL="0" distR="0" wp14:anchorId="1C8C6CDB" wp14:editId="5238BE43">
+            <wp:extent cx="4496190" cy="2072820"/>
+            <wp:effectExtent l="0" t="0" r="0" b="3810"/>
+            <wp:docPr id="5568486" name="Picture 1"/>
+            <wp:cNvGraphicFramePr>
+              <a:graphicFrameLocks xmlns:a="http://schemas.openxmlformats.org/drawingml/2006/main" noChangeAspect="1"/>
+            </wp:cNvGraphicFramePr>
+            <a:graphic xmlns:a="http://schemas.openxmlformats.org/drawingml/2006/main">
+              <a:graphicData uri="http://schemas.openxmlformats.org/drawingml/2006/picture">
+                <pic:pic xmlns:pic="http://schemas.openxmlformats.org/drawingml/2006/picture">
+                  <pic:nvPicPr>
+                    <pic:cNvPr id="5568486" name=""/>
+                    <pic:cNvPicPr/>
+                  </pic:nvPicPr>
+                  <pic:blipFill>
+                    <a:blip r:embed="rId53"/>
+                    <a:stretch>
+                      <a:fillRect/>
+                    </a:stretch>
+                  </pic:blipFill>
+                  <pic:spPr>
+                    <a:xfrm>
+                      <a:off x="0" y="0"/>
+                      <a:ext cx="4496190" cy="2072820"/>
+                    </a:xfrm>
+                    <a:prstGeom prst="rect">
+                      <a:avLst/>
+                    </a:prstGeom>
+                  </pic:spPr>
+                </pic:pic>
+              </a:graphicData>
+            </a:graphic>
+          </wp:inline>
+        </w:drawing>
+      </w:r>
+    </w:p>
+    <w:p>
+      <w:pPr>
+        <w:spacing w:after="0" w:line="240" w:lineRule="auto"/>
+        <w:rPr>
+          <w:rFonts w:ascii="Arial Narrow" w:hAnsi="Arial Narrow"/>
+          <w:sz w:val="24"/>
+          <w:szCs w:val="24"/>
+        </w:rPr>
+      </w:pPr>
+    </w:p>
+    <w:p>
+      <w:pPr>
+        <w:spacing w:after="0" w:line="240" w:lineRule="auto"/>
+        <w:rPr>
+          <w:rFonts w:ascii="Arial Narrow" w:hAnsi="Arial Narrow"/>
+          <w:sz w:val="24"/>
+          <w:szCs w:val="24"/>
+        </w:rPr>
+      </w:pPr>
+      <w:r>
+        <w:rPr>
+          <w:rFonts w:ascii="Arial Narrow" w:hAnsi="Arial Narrow"/>
+          <w:sz w:val="24"/>
+          <w:szCs w:val="24"/>
+        </w:rPr>
+        <w:drawing>
+          <wp:inline distT="0" distB="0" distL="0" distR="0" wp14:anchorId="499231A9" wp14:editId="2A030FB0">
+            <wp:extent cx="5731510" cy="5031740"/>
+            <wp:effectExtent l="0" t="0" r="2540" b="0"/>
+            <wp:docPr id="2083353688" name="Picture 1"/>
+            <wp:cNvGraphicFramePr>
+              <a:graphicFrameLocks xmlns:a="http://schemas.openxmlformats.org/drawingml/2006/main" noChangeAspect="1"/>
+            </wp:cNvGraphicFramePr>
+            <a:graphic xmlns:a="http://schemas.openxmlformats.org/drawingml/2006/main">
+              <a:graphicData uri="http://schemas.openxmlformats.org/drawingml/2006/picture">
+                <pic:pic xmlns:pic="http://schemas.openxmlformats.org/drawingml/2006/picture">
+                  <pic:nvPicPr>
+                    <pic:cNvPr id="2083353688" name=""/>
+                    <pic:cNvPicPr/>
+                  </pic:nvPicPr>
+                  <pic:blipFill>
+                    <a:blip r:embed="rId54"/>
+                    <a:stretch>
+                      <a:fillRect/>
+                    </a:stretch>
+                  </pic:blipFill>
+                  <pic:spPr>
+                    <a:xfrm>
+                      <a:off x="0" y="0"/>
+                      <a:ext cx="5731510" cy="5031740"/>
+                    </a:xfrm>
+                    <a:prstGeom prst="rect">
+                      <a:avLst/>
+                    </a:prstGeom>
+                  </pic:spPr>
+                </pic:pic>
+              </a:graphicData>
+            </a:graphic>
+          </wp:inline>
+        </w:drawing>
+      </w:r>
+    </w:p>
+    <w:p>
+      <w:pPr>
+        <w:spacing w:after="0" w:line="240" w:lineRule="auto"/>
+        <w:rPr>
+          <w:rFonts w:ascii="Arial Narrow" w:hAnsi="Arial Narrow"/>
+          <w:sz w:val="24"/>
+          <w:szCs w:val="24"/>
+        </w:rPr>
+      </w:pPr>
+    </w:p>
+    <w:p>
+      <w:pPr>
+        <w:spacing w:after="0" w:line="240" w:lineRule="auto"/>
+        <w:rPr>
+          <w:rFonts w:ascii="Arial Narrow" w:hAnsi="Arial Narrow"/>
+          <w:sz w:val="24"/>
+          <w:szCs w:val="24"/>
+        </w:rPr>
+      </w:pPr>
+      <w:r>
+        <w:rPr>
+          <w:rFonts w:ascii="Arial Narrow" w:hAnsi="Arial Narrow"/>
+          <w:sz w:val="24"/>
+          <w:szCs w:val="24"/>
+        </w:rPr>
+        <w:lastRenderedPageBreak/>
+        <w:drawing>
+          <wp:inline distT="0" distB="0" distL="0" distR="0" wp14:anchorId="04E158A5" wp14:editId="70808D03">
+            <wp:extent cx="5731510" cy="2520315"/>
+            <wp:effectExtent l="0" t="0" r="2540" b="0"/>
+            <wp:docPr id="1279712372" name="Picture 1"/>
+            <wp:cNvGraphicFramePr>
+              <a:graphicFrameLocks xmlns:a="http://schemas.openxmlformats.org/drawingml/2006/main" noChangeAspect="1"/>
+            </wp:cNvGraphicFramePr>
+            <a:graphic xmlns:a="http://schemas.openxmlformats.org/drawingml/2006/main">
+              <a:graphicData uri="http://schemas.openxmlformats.org/drawingml/2006/picture">
+                <pic:pic xmlns:pic="http://schemas.openxmlformats.org/drawingml/2006/picture">
+                  <pic:nvPicPr>
+                    <pic:cNvPr id="1279712372" name=""/>
+                    <pic:cNvPicPr/>
+                  </pic:nvPicPr>
+                  <pic:blipFill>
+                    <a:blip r:embed="rId55"/>
+                    <a:stretch>
+                      <a:fillRect/>
+                    </a:stretch>
+                  </pic:blipFill>
+                  <pic:spPr>
+                    <a:xfrm>
+                      <a:off x="0" y="0"/>
+                      <a:ext cx="5731510" cy="2520315"/>
+                    </a:xfrm>
+                    <a:prstGeom prst="rect">
+                      <a:avLst/>
+                    </a:prstGeom>
+                  </pic:spPr>
+                </pic:pic>
+              </a:graphicData>
+            </a:graphic>
+          </wp:inline>
+        </w:drawing>
+      </w:r>
+    </w:p>
+    <w:p>
+      <w:pPr>
+        <w:spacing w:after="0" w:line="240" w:lineRule="auto"/>
+        <w:rPr>
+          <w:rFonts w:ascii="Arial Narrow" w:hAnsi="Arial Narrow"/>
+          <w:sz w:val="24"/>
+          <w:szCs w:val="24"/>
+        </w:rPr>
+      </w:pPr>
+    </w:p>
+    <w:p>
+      <w:pPr>
+        <w:spacing w:after="0" w:line="240" w:lineRule="auto"/>
         <w:rPr>
           <w:rFonts w:ascii="Arial Narrow" w:hAnsi="Arial Narrow"/>
           <w:sz w:val="24"/>
@@ -23553,7 +25019,7 @@
       </w:pPr>
     </w:p>
     <w:sectPr>
-      <w:footerReference w:type="default" r:id="rId53"/>
+      <w:footerReference w:type="default" r:id="rId56"/>
       <w:pgSz w:w="11906" w:h="16838"/>
       <w:pgMar w:top="568" w:right="1440" w:bottom="1440" w:left="1440" w:header="708" w:footer="0" w:gutter="0"/>
       <w:cols w:space="708"/>
